--- a/EG209-109705-22-PROPOSALDEVELOPMENT.docx
+++ b/EG209-109705-22-PROPOSALDEVELOPMENT.docx
@@ -183,8 +183,39 @@
           <w:sz w:val="40"/>
           <w:szCs w:val="40"/>
         </w:rPr>
-        <w:t>Joshua Muthenya Wambua</w:t>
-      </w:r>
+        <w:t xml:space="preserve">Joshua </w:t>
+      </w:r>
+      <w:proofErr w:type="spellStart"/>
+      <w:r>
+        <w:rPr>
+          <w:b/>
+          <w:color w:val="000000" w:themeColor="text1"/>
+          <w:sz w:val="40"/>
+          <w:szCs w:val="40"/>
+        </w:rPr>
+        <w:t>Muthenya</w:t>
+      </w:r>
+      <w:proofErr w:type="spellEnd"/>
+      <w:r>
+        <w:rPr>
+          <w:b/>
+          <w:color w:val="000000" w:themeColor="text1"/>
+          <w:sz w:val="40"/>
+          <w:szCs w:val="40"/>
+        </w:rPr>
+        <w:t xml:space="preserve"> </w:t>
+      </w:r>
+      <w:proofErr w:type="spellStart"/>
+      <w:r>
+        <w:rPr>
+          <w:b/>
+          <w:color w:val="000000" w:themeColor="text1"/>
+          <w:sz w:val="40"/>
+          <w:szCs w:val="40"/>
+        </w:rPr>
+        <w:t>Wambua</w:t>
+      </w:r>
+      <w:proofErr w:type="spellEnd"/>
     </w:p>
     <w:p>
       <w:pPr>
@@ -421,8 +452,30 @@
         <w:rPr>
           <w:color w:val="000000" w:themeColor="text1"/>
         </w:rPr>
-        <w:t>Joshua Muthenya Wambua</w:t>
-      </w:r>
+        <w:t xml:space="preserve">Joshua </w:t>
+      </w:r>
+      <w:proofErr w:type="spellStart"/>
+      <w:r>
+        <w:rPr>
+          <w:color w:val="000000" w:themeColor="text1"/>
+        </w:rPr>
+        <w:t>Muthenya</w:t>
+      </w:r>
+      <w:proofErr w:type="spellEnd"/>
+      <w:r>
+        <w:rPr>
+          <w:color w:val="000000" w:themeColor="text1"/>
+        </w:rPr>
+        <w:t xml:space="preserve"> </w:t>
+      </w:r>
+      <w:proofErr w:type="spellStart"/>
+      <w:r>
+        <w:rPr>
+          <w:color w:val="000000" w:themeColor="text1"/>
+        </w:rPr>
+        <w:t>Wambua</w:t>
+      </w:r>
+      <w:proofErr w:type="spellEnd"/>
     </w:p>
     <w:p>
       <w:pPr>
@@ -533,7 +586,21 @@
         <w:rPr>
           <w:bCs/>
         </w:rPr>
-        <w:t>Mr. Job Kerosi, COD Electrical and Electronics Department</w:t>
+        <w:t xml:space="preserve">Mr. Job </w:t>
+      </w:r>
+      <w:proofErr w:type="spellStart"/>
+      <w:r>
+        <w:rPr>
+          <w:bCs/>
+        </w:rPr>
+        <w:t>Kerosi</w:t>
+      </w:r>
+      <w:proofErr w:type="spellEnd"/>
+      <w:r>
+        <w:rPr>
+          <w:bCs/>
+        </w:rPr>
+        <w:t>, COD Electrical and Electronics Department</w:t>
       </w:r>
     </w:p>
     <w:p>
@@ -619,7 +686,21 @@
         <w:rPr>
           <w:color w:val="000000" w:themeColor="text1"/>
         </w:rPr>
-        <w:t>present critical challenges to public health, safety, and environmental sustainability. Urbanization and industrialization have intensified the release of pollutants, including carbon oxides, methane, and particulate matter (PM2.5 and PM10), while domestic environments remain vulnerable to leaks of liquefied petroleum gas (LPG) and other combustible gases. These pollutants are linked to respiratory illnesses, cardiovascular diseases, climate change, and fire outbreaks. However, existing monitoring approaches are often centralized, costly, and inaccessible to individuals for real-time decision-making. This project proposes an IoT-based air quality monitoring system designed to provide real-time data acquisition, cloud-based storage, and predictive analytics. The system integrates low-cost MQ gas sensors, particulate matter sensors, and environmental sensors with an ESP32 microcontroller for data collection and analysis. Data are transmitted to Firebase for secure storage, visualization, and alert dissemination through a web application. Furthermore, predictive models are employed to forecast pollution levels, detect anomalies, and assess potential fire hazards. Actuation and safety response system is also included. The proposed system contributes to environmental health research by offering a scalable and resource-efficient solution for continuous monitoring, early warning, and risk mitigation in urban, domestic, agricultural, and healthcare settings.</w:t>
+        <w:t xml:space="preserve">present critical challenges to public health, safety, and environmental sustainability. Urbanization and industrialization have intensified the release of pollutants, including carbon oxides, methane, and particulate matter (PM2.5 and PM10), while domestic environments remain vulnerable to leaks of liquefied petroleum gas (LPG) and other combustible gases. These pollutants are linked to respiratory illnesses, cardiovascular diseases, climate change, and fire outbreaks. However, existing monitoring approaches are often centralized, costly, and inaccessible to individuals for real-time decision-making. This project proposes an </w:t>
+      </w:r>
+      <w:proofErr w:type="spellStart"/>
+      <w:r>
+        <w:rPr>
+          <w:color w:val="000000" w:themeColor="text1"/>
+        </w:rPr>
+        <w:t>IoT</w:t>
+      </w:r>
+      <w:proofErr w:type="spellEnd"/>
+      <w:r>
+        <w:rPr>
+          <w:color w:val="000000" w:themeColor="text1"/>
+        </w:rPr>
+        <w:t>-based air quality monitoring system designed to provide real-time data acquisition, cloud-based storage, and predictive analytics. The system integrates low-cost MQ gas sensors, particulate matter sensors, and environmental sensors with an ESP32 microcontroller for data collection and analysis. Data are transmitted to Firebase for secure storage, visualization, and alert dissemination through a web application. Furthermore, predictive models are employed to forecast pollution levels, detect anomalies, and assess potential fire hazards. Actuation and safety response system is also included. The proposed system contributes to environmental health research by offering a scalable and resource-efficient solution for continuous monitoring, early warning, and risk mitigation in urban, domestic, agricultural, and healthcare settings.</w:t>
       </w:r>
     </w:p>
     <w:p>
@@ -1051,8 +1132,6 @@
               </w:rPr>
               <w:t>LIST OF FIGURES</w:t>
             </w:r>
-            <w:bookmarkStart w:id="3" w:name="_GoBack"/>
-            <w:bookmarkEnd w:id="3"/>
             <w:r>
               <w:rPr>
                 <w:noProof/>
@@ -4535,11 +4614,11 @@
         <w:pStyle w:val="Heading1"/>
         <w:spacing w:line="360" w:lineRule="auto"/>
       </w:pPr>
-      <w:bookmarkStart w:id="4" w:name="_Toc221641664"/>
+      <w:bookmarkStart w:id="3" w:name="_Toc221641664"/>
       <w:r>
         <w:t>LIST OF ABBREVIATIONS</w:t>
       </w:r>
-      <w:bookmarkEnd w:id="4"/>
+      <w:bookmarkEnd w:id="3"/>
     </w:p>
     <w:p>
       <w:pPr>
@@ -4557,7 +4636,15 @@
         <w:t>ESP32</w:t>
       </w:r>
       <w:r>
-        <w:t xml:space="preserve"> – Espressif 32-bit Microcontroller</w:t>
+        <w:t xml:space="preserve"> – </w:t>
+      </w:r>
+      <w:proofErr w:type="spellStart"/>
+      <w:r>
+        <w:t>Espressif</w:t>
+      </w:r>
+      <w:proofErr w:type="spellEnd"/>
+      <w:r>
+        <w:t xml:space="preserve"> 32-bit Microcontroller</w:t>
       </w:r>
     </w:p>
     <w:p>
@@ -4762,13 +4849,13 @@
         <w:pStyle w:val="Heading1"/>
         <w:spacing w:line="360" w:lineRule="auto"/>
       </w:pPr>
-      <w:bookmarkStart w:id="5" w:name="_Toc221641665"/>
+      <w:bookmarkStart w:id="4" w:name="_Toc221641665"/>
       <w:r>
         <w:t>LIST OF FIGURES</w:t>
       </w:r>
-      <w:bookmarkEnd w:id="5"/>
+      <w:bookmarkEnd w:id="4"/>
     </w:p>
-    <w:bookmarkStart w:id="6" w:name="_Toc221641666"/>
+    <w:bookmarkStart w:id="5" w:name="_Toc221641666"/>
     <w:p>
       <w:pPr>
         <w:pStyle w:val="TableofFigures"/>
@@ -5818,7 +5905,7 @@
       <w:r>
         <w:t>LIST OF TABLES</w:t>
       </w:r>
-      <w:bookmarkEnd w:id="6"/>
+      <w:bookmarkEnd w:id="5"/>
     </w:p>
     <w:p>
       <w:pPr>
@@ -6003,7 +6090,7 @@
         </w:rPr>
         <w:fldChar w:fldCharType="end"/>
       </w:r>
-      <w:bookmarkStart w:id="7" w:name="_Toc221641667"/>
+      <w:bookmarkStart w:id="6" w:name="_Toc221641667"/>
     </w:p>
     <w:p>
       <w:pPr>
@@ -6012,87 +6099,316 @@
       <w:r>
         <w:lastRenderedPageBreak/>
         <w:t>CHAPTER 1: INTRODUCTION</w:t>
+      </w:r>
+      <w:bookmarkEnd w:id="6"/>
+    </w:p>
+    <w:p>
+      <w:pPr>
+        <w:pStyle w:val="Heading2"/>
+      </w:pPr>
+      <w:bookmarkStart w:id="7" w:name="_Toc221641668"/>
+      <w:r>
+        <w:t>1.1 Background of the Study</w:t>
       </w:r>
       <w:bookmarkEnd w:id="7"/>
     </w:p>
     <w:p>
       <w:pPr>
+        <w:spacing w:before="120" w:after="120" w:line="360" w:lineRule="auto"/>
+        <w:rPr>
+          <w:color w:val="000000" w:themeColor="text1"/>
+        </w:rPr>
+      </w:pPr>
+      <w:r>
+        <w:rPr>
+          <w:color w:val="000000" w:themeColor="text1"/>
+        </w:rPr>
+        <w:t>Air quality degradation has become a pressing environmental and public health concern globally. Rapid urbanization, increased industrial activities, transportation, and population growth have significantly elevated the release of harmful pollutants such as particulate matter (P</w:t>
+      </w:r>
+      <w:r>
+        <w:rPr>
+          <w:color w:val="000000" w:themeColor="text1"/>
+        </w:rPr>
+        <w:t xml:space="preserve">M2.5 and PM10), </w:t>
+      </w:r>
+      <w:r>
+        <w:rPr>
+          <w:color w:val="000000" w:themeColor="text1"/>
+        </w:rPr>
+        <w:t xml:space="preserve">methane, </w:t>
+      </w:r>
+      <w:r>
+        <w:rPr>
+          <w:color w:val="000000" w:themeColor="text1"/>
+        </w:rPr>
+        <w:t>carbon oxides</w:t>
+      </w:r>
+      <w:r>
+        <w:rPr>
+          <w:color w:val="000000" w:themeColor="text1"/>
+        </w:rPr>
+        <w:t xml:space="preserve"> and volatile organic</w:t>
+      </w:r>
+      <w:r>
+        <w:rPr>
+          <w:color w:val="000000" w:themeColor="text1"/>
+        </w:rPr>
+        <w:t xml:space="preserve"> and inorganic</w:t>
+      </w:r>
+      <w:r>
+        <w:rPr>
+          <w:color w:val="000000" w:themeColor="text1"/>
+        </w:rPr>
+        <w:t xml:space="preserve"> compounds. These pollutants are directly associated with respiratory illnesses, cardiovascular diseases, allergies, and climate impacts. In addition to outdoor pollution, domestic environments face risks of hazardous gas leaks such as liquefied petroleum gas (LPG) and methane, which can lead to poisoning, fire outbreaks, and explosions.</w:t>
+      </w:r>
+    </w:p>
+    <w:p>
+      <w:pPr>
+        <w:spacing w:before="120" w:after="120" w:line="360" w:lineRule="auto"/>
+        <w:rPr>
+          <w:color w:val="000000" w:themeColor="text1"/>
+        </w:rPr>
+      </w:pPr>
+      <w:r>
+        <w:rPr>
+          <w:color w:val="000000" w:themeColor="text1"/>
+        </w:rPr>
+        <w:t xml:space="preserve">Although government-operated monitoring stations exist in major cities, current air quality monitoring approaches remain centralized, expensive, and inaccessible to individuals at the household level. This creates a gap in real-time localized monitoring that </w:t>
+      </w:r>
+      <w:r>
+        <w:rPr>
+          <w:color w:val="000000" w:themeColor="text1"/>
+        </w:rPr>
+        <w:t>can help mitigate risks</w:t>
+      </w:r>
+      <w:r>
+        <w:rPr>
+          <w:color w:val="000000" w:themeColor="text1"/>
+        </w:rPr>
+        <w:t>.</w:t>
+      </w:r>
+    </w:p>
+    <w:p>
+      <w:pPr>
+        <w:spacing w:before="120" w:after="120" w:line="360" w:lineRule="auto"/>
+        <w:rPr>
+          <w:color w:val="000000" w:themeColor="text1"/>
+        </w:rPr>
+      </w:pPr>
+      <w:r>
+        <w:rPr>
+          <w:color w:val="000000" w:themeColor="text1"/>
+        </w:rPr>
+        <w:t>Recent advancements in Internet of Things (</w:t>
+      </w:r>
+      <w:proofErr w:type="spellStart"/>
+      <w:r>
+        <w:rPr>
+          <w:color w:val="000000" w:themeColor="text1"/>
+        </w:rPr>
+        <w:t>IoT</w:t>
+      </w:r>
+      <w:proofErr w:type="spellEnd"/>
+      <w:r>
+        <w:rPr>
+          <w:color w:val="000000" w:themeColor="text1"/>
+        </w:rPr>
+        <w:t xml:space="preserve">), cloud computing, and machine learning present a promising opportunity to develop affordable and scalable monitoring systems. The proposed </w:t>
+      </w:r>
+      <w:proofErr w:type="spellStart"/>
+      <w:r>
+        <w:rPr>
+          <w:color w:val="000000" w:themeColor="text1"/>
+          <w:u w:color="A91E1E"/>
+        </w:rPr>
+        <w:t>IoT</w:t>
+      </w:r>
+      <w:proofErr w:type="spellEnd"/>
+      <w:r>
+        <w:rPr>
+          <w:color w:val="000000" w:themeColor="text1"/>
+          <w:u w:color="A91E1E"/>
+        </w:rPr>
+        <w:t>-</w:t>
+      </w:r>
+      <w:r>
+        <w:rPr>
+          <w:color w:val="000000" w:themeColor="text1"/>
+          <w:u w:color="A91E1E"/>
+        </w:rPr>
+        <w:t>Based Air Quality Monitoring System</w:t>
+      </w:r>
+      <w:r>
+        <w:rPr>
+          <w:color w:val="000000" w:themeColor="text1"/>
+        </w:rPr>
+        <w:t xml:space="preserve"> </w:t>
+      </w:r>
+      <w:r>
+        <w:rPr>
+          <w:color w:val="000000" w:themeColor="text1"/>
+        </w:rPr>
+        <w:t xml:space="preserve">integrates low-cost sensors with cloud-based storage and real-time data visualization to deliver accessible environmental insights. By leveraging MQ-series gas sensors, particulate matter sensors, </w:t>
+      </w:r>
+      <w:r>
+        <w:rPr>
+          <w:color w:val="000000" w:themeColor="text1"/>
+        </w:rPr>
+        <w:t xml:space="preserve">temperature and humidity sensor (DHT11) </w:t>
+      </w:r>
+      <w:r>
+        <w:rPr>
+          <w:color w:val="000000" w:themeColor="text1"/>
+        </w:rPr>
+        <w:t>and ESP32 microcontrollers, the system offers continuous surveillance of air pollutants and hazardous gases. The integration of predictive analytics further enhances the capability to detect anomalies and forecast pollution trends.</w:t>
+      </w:r>
+      <w:r>
+        <w:rPr>
+          <w:color w:val="000000" w:themeColor="text1"/>
+        </w:rPr>
+        <w:t xml:space="preserve"> The integration of the actuation and safety response system makes the sy</w:t>
+      </w:r>
+      <w:r>
+        <w:rPr>
+          <w:color w:val="000000" w:themeColor="text1"/>
+        </w:rPr>
+        <w:t>stem more vital in today’s</w:t>
+      </w:r>
+      <w:r>
+        <w:rPr>
+          <w:color w:val="000000" w:themeColor="text1"/>
+        </w:rPr>
+        <w:t xml:space="preserve"> world.</w:t>
+      </w:r>
+    </w:p>
+    <w:p>
+      <w:pPr>
+        <w:spacing w:before="120" w:after="120" w:line="360" w:lineRule="auto"/>
+        <w:rPr>
+          <w:color w:val="000000" w:themeColor="text1"/>
+        </w:rPr>
+      </w:pPr>
+      <w:r>
+        <w:rPr>
+          <w:color w:val="000000" w:themeColor="text1"/>
+        </w:rPr>
+        <w:t xml:space="preserve">The </w:t>
+      </w:r>
+      <w:r>
+        <w:rPr>
+          <w:color w:val="000000" w:themeColor="text1"/>
+          <w:u w:color="A91E1E"/>
+        </w:rPr>
+        <w:t xml:space="preserve">system, therefore, </w:t>
+      </w:r>
+      <w:r>
+        <w:rPr>
+          <w:color w:val="000000" w:themeColor="text1"/>
+        </w:rPr>
+        <w:t>represents a timely initiative toward improving environmental health, public safety, and awareness by bridging the gap between centralized air quality monitoring and</w:t>
+      </w:r>
+      <w:r>
+        <w:rPr>
+          <w:color w:val="000000" w:themeColor="text1"/>
+        </w:rPr>
+        <w:t xml:space="preserve"> household-level accessibility.</w:t>
+      </w:r>
+    </w:p>
+    <w:p>
+      <w:pPr>
+        <w:spacing w:before="120" w:after="120" w:line="360" w:lineRule="auto"/>
+        <w:rPr>
+          <w:color w:val="000000" w:themeColor="text1"/>
+        </w:rPr>
+      </w:pPr>
+    </w:p>
+    <w:p>
+      <w:pPr>
         <w:pStyle w:val="Heading2"/>
       </w:pPr>
-      <w:bookmarkStart w:id="8" w:name="_Toc221641668"/>
-      <w:r>
-        <w:t>1.1 Background of the Study</w:t>
+      <w:bookmarkStart w:id="8" w:name="_Toc221641669"/>
+      <w:r>
+        <w:lastRenderedPageBreak/>
+        <w:t>1.2 Problem Statement</w:t>
       </w:r>
       <w:bookmarkEnd w:id="8"/>
     </w:p>
     <w:p>
       <w:pPr>
-        <w:spacing w:before="120" w:after="120" w:line="360" w:lineRule="auto"/>
-        <w:rPr>
-          <w:color w:val="000000" w:themeColor="text1"/>
-        </w:rPr>
-      </w:pPr>
-      <w:r>
-        <w:rPr>
-          <w:color w:val="000000" w:themeColor="text1"/>
-        </w:rPr>
-        <w:t>Air quality degradation has become a pressing environmental and public health concern globally. Rapid urbanization, increased industrial activities, transportation, and population growth have significantly elevated the release of harmful pollutants such as particulate matter (P</w:t>
-      </w:r>
-      <w:r>
-        <w:rPr>
-          <w:color w:val="000000" w:themeColor="text1"/>
-        </w:rPr>
-        <w:t xml:space="preserve">M2.5 and PM10), </w:t>
-      </w:r>
-      <w:r>
-        <w:rPr>
-          <w:color w:val="000000" w:themeColor="text1"/>
-        </w:rPr>
-        <w:t xml:space="preserve">methane, </w:t>
-      </w:r>
-      <w:r>
-        <w:rPr>
-          <w:color w:val="000000" w:themeColor="text1"/>
-        </w:rPr>
-        <w:t>carbon oxides</w:t>
-      </w:r>
-      <w:r>
-        <w:rPr>
-          <w:color w:val="000000" w:themeColor="text1"/>
-        </w:rPr>
-        <w:t xml:space="preserve"> and volatile organic</w:t>
-      </w:r>
-      <w:r>
-        <w:rPr>
-          <w:color w:val="000000" w:themeColor="text1"/>
-        </w:rPr>
-        <w:t xml:space="preserve"> and inorganic</w:t>
-      </w:r>
-      <w:r>
-        <w:rPr>
-          <w:color w:val="000000" w:themeColor="text1"/>
-        </w:rPr>
-        <w:t xml:space="preserve"> compounds. These pollutants are directly associated with respiratory illnesses, cardiovascular diseases, allergies, and climate impacts. In addition to outdoor pollution, domestic environments face risks of hazardous gas leaks such as liquefied petroleum gas (LPG) and methane, which can lead to poisoning, fire outbreaks, and explosions.</w:t>
+        <w:pStyle w:val="NormalWeb"/>
+        <w:spacing w:line="360" w:lineRule="auto"/>
+        <w:rPr>
+          <w:color w:val="000000" w:themeColor="text1"/>
+        </w:rPr>
+      </w:pPr>
+      <w:r>
+        <w:rPr>
+          <w:color w:val="000000" w:themeColor="text1"/>
+        </w:rPr>
+        <w:t>Air pollution and hazardous gas exposure remain persistent problems in urban and domestic environments due to increase</w:t>
+      </w:r>
+      <w:r>
+        <w:rPr>
+          <w:color w:val="000000" w:themeColor="text1"/>
+        </w:rPr>
+        <w:t xml:space="preserve">d industrial activity, vehicle exhausts, and the </w:t>
+      </w:r>
+      <w:r>
+        <w:rPr>
+          <w:color w:val="000000" w:themeColor="text1"/>
+        </w:rPr>
+        <w:t>use of gas-powered appliances. In many residential areas and small business premises, exposure to poll</w:t>
+      </w:r>
+      <w:r>
+        <w:rPr>
+          <w:color w:val="000000" w:themeColor="text1"/>
+        </w:rPr>
+        <w:t>utants such as carbon monoxide</w:t>
+      </w:r>
+      <w:r>
+        <w:rPr>
+          <w:color w:val="000000" w:themeColor="text1"/>
+        </w:rPr>
+        <w:t xml:space="preserve"> and combustible gases often goes undetected until health symptoms, fires, or explosions occur. This delayed detection significantly increases the risk of injury, pr</w:t>
+      </w:r>
+      <w:r>
+        <w:rPr>
+          <w:color w:val="000000" w:themeColor="text1"/>
+        </w:rPr>
+        <w:t>operty damage, and loss of life.</w:t>
       </w:r>
     </w:p>
     <w:p>
       <w:pPr>
-        <w:spacing w:before="120" w:after="120" w:line="360" w:lineRule="auto"/>
-        <w:rPr>
-          <w:color w:val="000000" w:themeColor="text1"/>
-        </w:rPr>
-      </w:pPr>
-      <w:r>
-        <w:rPr>
-          <w:color w:val="000000" w:themeColor="text1"/>
-        </w:rPr>
-        <w:t xml:space="preserve">Although government-operated monitoring stations exist in major cities, current air quality monitoring approaches remain centralized, expensive, and inaccessible to individuals at the household level. This creates a gap in real-time localized monitoring that </w:t>
-      </w:r>
-      <w:r>
-        <w:rPr>
-          <w:color w:val="000000" w:themeColor="text1"/>
-        </w:rPr>
-        <w:t>can help mitigate risks</w:t>
+        <w:pStyle w:val="NormalWeb"/>
+        <w:spacing w:line="360" w:lineRule="auto"/>
+        <w:rPr>
+          <w:color w:val="000000" w:themeColor="text1"/>
+        </w:rPr>
+      </w:pPr>
+      <w:r>
+        <w:rPr>
+          <w:color w:val="000000" w:themeColor="text1"/>
+        </w:rPr>
+        <w:t>Existing air quality and gas monitoring systems are largely centralized, expensive, and designed for regulatory or industrial use rather than individual households or small enterprises. Consequently, they are inaccessible to most users and fail to provide continuous, real-time, and location-specific inform</w:t>
+      </w:r>
+      <w:r>
+        <w:rPr>
+          <w:color w:val="000000" w:themeColor="text1"/>
+        </w:rPr>
+        <w:t>ation at the point of exposure. Consequently</w:t>
+      </w:r>
+      <w:r>
+        <w:rPr>
+          <w:color w:val="000000" w:themeColor="text1"/>
+        </w:rPr>
+        <w:t xml:space="preserve">, individuals lack timely awareness and early warning of deteriorating air quality or gas leakages within their immediate </w:t>
+      </w:r>
+      <w:r>
+        <w:rPr>
+          <w:color w:val="000000" w:themeColor="text1"/>
+        </w:rPr>
+        <w:t>surrounding</w:t>
       </w:r>
       <w:r>
         <w:rPr>
@@ -6103,356 +6419,168 @@
     </w:p>
     <w:p>
       <w:pPr>
-        <w:spacing w:before="120" w:after="120" w:line="360" w:lineRule="auto"/>
-        <w:rPr>
-          <w:color w:val="000000" w:themeColor="text1"/>
-        </w:rPr>
-      </w:pPr>
-      <w:r>
-        <w:rPr>
-          <w:color w:val="000000" w:themeColor="text1"/>
-        </w:rPr>
-        <w:t xml:space="preserve">Recent advancements in Internet of Things (IoT), cloud computing, and machine learning present a promising opportunity to develop affordable and scalable monitoring systems. The proposed </w:t>
-      </w:r>
+        <w:pStyle w:val="NormalWeb"/>
+        <w:spacing w:line="360" w:lineRule="auto"/>
+        <w:rPr>
+          <w:color w:val="000000" w:themeColor="text1"/>
+        </w:rPr>
+      </w:pPr>
+      <w:r>
+        <w:rPr>
+          <w:color w:val="000000" w:themeColor="text1"/>
+        </w:rPr>
+        <w:t xml:space="preserve">The absence of a </w:t>
+      </w:r>
+      <w:r>
+        <w:rPr>
+          <w:color w:val="000000" w:themeColor="text1"/>
+        </w:rPr>
+        <w:t>resource-efficient</w:t>
+      </w:r>
+      <w:r>
+        <w:rPr>
+          <w:color w:val="000000" w:themeColor="text1"/>
+        </w:rPr>
+        <w:t>, real-time, and localized monitoring solution creates a critical safety and public health gap. Without such a system, communities remain reactive rather than preventive in managing air pollution and gas-related hazards. Addressing this gap requires a</w:t>
+      </w:r>
+      <w:r>
+        <w:rPr>
+          <w:color w:val="000000" w:themeColor="text1"/>
+        </w:rPr>
+        <w:t>n</w:t>
+      </w:r>
+      <w:r>
+        <w:rPr>
+          <w:color w:val="000000" w:themeColor="text1"/>
+        </w:rPr>
+        <w:t xml:space="preserve"> </w:t>
+      </w:r>
+      <w:r>
+        <w:rPr>
+          <w:color w:val="000000" w:themeColor="text1"/>
+        </w:rPr>
+        <w:t>economical</w:t>
+      </w:r>
+      <w:r>
+        <w:rPr>
+          <w:color w:val="000000" w:themeColor="text1"/>
+        </w:rPr>
+        <w:t>, scalable, and accessible monitoring solution capable of detecting air pollutants and hazardous gases in real time and providing timely alerts to users</w:t>
+      </w:r>
+      <w:r>
+        <w:rPr>
+          <w:color w:val="000000" w:themeColor="text1"/>
+        </w:rPr>
+        <w:t>, and enabling preventive measures through actuators</w:t>
+      </w:r>
+      <w:r>
+        <w:rPr>
+          <w:color w:val="000000" w:themeColor="text1"/>
+        </w:rPr>
+        <w:t>.</w:t>
+      </w:r>
+      <w:r>
+        <w:rPr>
+          <w:color w:val="000000" w:themeColor="text1"/>
+        </w:rPr>
+        <w:t xml:space="preserve"> The solution is the proposed </w:t>
+      </w:r>
+      <w:proofErr w:type="spellStart"/>
       <w:r>
         <w:rPr>
           <w:color w:val="000000" w:themeColor="text1"/>
           <w:u w:color="A91E1E"/>
         </w:rPr>
-        <w:t>IoT-</w:t>
-      </w:r>
+        <w:t>IoT</w:t>
+      </w:r>
+      <w:proofErr w:type="spellEnd"/>
       <w:r>
         <w:rPr>
           <w:color w:val="000000" w:themeColor="text1"/>
           <w:u w:color="A91E1E"/>
         </w:rPr>
-        <w:t>Based Air Quality Monitoring System</w:t>
-      </w:r>
-      <w:r>
-        <w:rPr>
-          <w:color w:val="000000" w:themeColor="text1"/>
-        </w:rPr>
-        <w:t xml:space="preserve"> </w:t>
-      </w:r>
-      <w:r>
-        <w:rPr>
-          <w:color w:val="000000" w:themeColor="text1"/>
-        </w:rPr>
-        <w:t xml:space="preserve">integrates low-cost sensors with cloud-based storage and real-time data visualization to deliver accessible environmental insights. By leveraging MQ-series gas sensors, particulate matter sensors, </w:t>
-      </w:r>
-      <w:r>
-        <w:rPr>
-          <w:color w:val="000000" w:themeColor="text1"/>
-        </w:rPr>
-        <w:t xml:space="preserve">temperature and humidity sensor (DHT11) </w:t>
-      </w:r>
-      <w:r>
-        <w:rPr>
-          <w:color w:val="000000" w:themeColor="text1"/>
-        </w:rPr>
-        <w:t>and ESP32 microcontrollers, the system offers continuous surveillance of air pollutants and hazardous gases. The integration of predictive analytics further enhances the capability to detect anomalies and forecast pollution trends.</w:t>
-      </w:r>
-      <w:r>
-        <w:rPr>
-          <w:color w:val="000000" w:themeColor="text1"/>
-        </w:rPr>
-        <w:t xml:space="preserve"> The integration of the actuation and safety response system makes the sy</w:t>
-      </w:r>
-      <w:r>
-        <w:rPr>
-          <w:color w:val="000000" w:themeColor="text1"/>
-        </w:rPr>
-        <w:t>stem more vital in today’s</w:t>
-      </w:r>
-      <w:r>
-        <w:rPr>
-          <w:color w:val="000000" w:themeColor="text1"/>
-        </w:rPr>
-        <w:t xml:space="preserve"> world.</w:t>
+        <w:t>-Based Air Quality Monitoring System.</w:t>
       </w:r>
     </w:p>
     <w:p>
       <w:pPr>
-        <w:spacing w:before="120" w:after="120" w:line="360" w:lineRule="auto"/>
-        <w:rPr>
-          <w:color w:val="000000" w:themeColor="text1"/>
-        </w:rPr>
-      </w:pPr>
-      <w:r>
-        <w:rPr>
-          <w:color w:val="000000" w:themeColor="text1"/>
-        </w:rPr>
-        <w:t xml:space="preserve">The </w:t>
-      </w:r>
-      <w:r>
-        <w:rPr>
-          <w:color w:val="000000" w:themeColor="text1"/>
-          <w:u w:color="A91E1E"/>
-        </w:rPr>
-        <w:t xml:space="preserve">system, therefore, </w:t>
-      </w:r>
-      <w:r>
-        <w:rPr>
-          <w:color w:val="000000" w:themeColor="text1"/>
-        </w:rPr>
-        <w:t>represents a timely initiative toward improving environmental health, public safety, and awareness by bridging the gap between centralized air quality monitoring and</w:t>
-      </w:r>
-      <w:r>
-        <w:rPr>
-          <w:color w:val="000000" w:themeColor="text1"/>
-        </w:rPr>
-        <w:t xml:space="preserve"> household-level accessibility.</w:t>
-      </w:r>
-    </w:p>
-    <w:p>
-      <w:pPr>
-        <w:spacing w:before="120" w:after="120" w:line="360" w:lineRule="auto"/>
-        <w:rPr>
-          <w:color w:val="000000" w:themeColor="text1"/>
-        </w:rPr>
-      </w:pPr>
-    </w:p>
-    <w:p>
-      <w:pPr>
         <w:pStyle w:val="Heading2"/>
       </w:pPr>
-      <w:bookmarkStart w:id="9" w:name="_Toc221641669"/>
-      <w:r>
-        <w:lastRenderedPageBreak/>
-        <w:t>1.2 Problem Statement</w:t>
+      <w:bookmarkStart w:id="9" w:name="_Toc221641670"/>
+      <w:r>
+        <w:t>1.3 Main Objective</w:t>
       </w:r>
       <w:bookmarkEnd w:id="9"/>
     </w:p>
     <w:p>
       <w:pPr>
-        <w:pStyle w:val="NormalWeb"/>
-        <w:spacing w:line="360" w:lineRule="auto"/>
-        <w:rPr>
-          <w:color w:val="000000" w:themeColor="text1"/>
-        </w:rPr>
-      </w:pPr>
-      <w:r>
-        <w:rPr>
-          <w:color w:val="000000" w:themeColor="text1"/>
-        </w:rPr>
-        <w:t>Air pollution and hazardous gas exposure remain persistent problems in urban and domestic environments due to increase</w:t>
-      </w:r>
-      <w:r>
-        <w:rPr>
-          <w:color w:val="000000" w:themeColor="text1"/>
-        </w:rPr>
-        <w:t xml:space="preserve">d industrial activity, vehicle exhausts, and the </w:t>
-      </w:r>
-      <w:r>
-        <w:rPr>
-          <w:color w:val="000000" w:themeColor="text1"/>
-        </w:rPr>
-        <w:t>use of gas-powered appliances. In many residential areas and small business premises, exposure to poll</w:t>
-      </w:r>
-      <w:r>
-        <w:rPr>
-          <w:color w:val="000000" w:themeColor="text1"/>
-        </w:rPr>
-        <w:t>utants such as carbon monoxide</w:t>
-      </w:r>
-      <w:r>
-        <w:rPr>
-          <w:color w:val="000000" w:themeColor="text1"/>
-        </w:rPr>
-        <w:t xml:space="preserve"> and combustible gases often goes undetected until health symptoms, fires, or explosions occur. This delayed detection significantly increases the risk of injury, pr</w:t>
-      </w:r>
-      <w:r>
-        <w:rPr>
-          <w:color w:val="000000" w:themeColor="text1"/>
-        </w:rPr>
-        <w:t>operty damage, and loss of life.</w:t>
+        <w:spacing w:before="120" w:after="120" w:line="360" w:lineRule="auto"/>
+        <w:rPr>
+          <w:color w:val="000000" w:themeColor="text1"/>
+        </w:rPr>
+      </w:pPr>
+      <w:r>
+        <w:rPr>
+          <w:color w:val="000000" w:themeColor="text1"/>
+        </w:rPr>
+        <w:t xml:space="preserve">To design a scalable </w:t>
+      </w:r>
+      <w:proofErr w:type="spellStart"/>
+      <w:r>
+        <w:rPr>
+          <w:color w:val="000000" w:themeColor="text1"/>
+          <w:u w:color="A91E1E"/>
+        </w:rPr>
+        <w:t>IoT</w:t>
+      </w:r>
+      <w:proofErr w:type="spellEnd"/>
+      <w:r>
+        <w:rPr>
+          <w:color w:val="000000" w:themeColor="text1"/>
+          <w:u w:color="A91E1E"/>
+        </w:rPr>
+        <w:t>-Based Air Quality Monitoring System</w:t>
+      </w:r>
+      <w:r>
+        <w:rPr>
+          <w:color w:val="000000" w:themeColor="text1"/>
+        </w:rPr>
+        <w:t xml:space="preserve"> with real</w:t>
+      </w:r>
+      <w:r>
+        <w:rPr>
+          <w:color w:val="000000" w:themeColor="text1"/>
+        </w:rPr>
+        <w:t>-time detection, prediction,</w:t>
+      </w:r>
+      <w:r>
+        <w:rPr>
+          <w:color w:val="000000" w:themeColor="text1"/>
+        </w:rPr>
+        <w:t xml:space="preserve"> alerts</w:t>
+      </w:r>
+      <w:r>
+        <w:rPr>
+          <w:color w:val="000000" w:themeColor="text1"/>
+        </w:rPr>
+        <w:t>, and actuation</w:t>
+      </w:r>
+      <w:r>
+        <w:rPr>
+          <w:color w:val="000000" w:themeColor="text1"/>
+        </w:rPr>
+        <w:t>.</w:t>
       </w:r>
     </w:p>
     <w:p>
       <w:pPr>
-        <w:pStyle w:val="NormalWeb"/>
-        <w:spacing w:line="360" w:lineRule="auto"/>
-        <w:rPr>
-          <w:color w:val="000000" w:themeColor="text1"/>
-        </w:rPr>
-      </w:pPr>
-      <w:r>
-        <w:rPr>
-          <w:color w:val="000000" w:themeColor="text1"/>
-        </w:rPr>
-        <w:t>Existing air quality and gas monitoring systems are largely centralized, expensive, and designed for regulatory or industrial use rather than individual households or small enterprises. Consequently, they are inaccessible to most users and fail to provide continuous, real-time, and location-specific inform</w:t>
-      </w:r>
-      <w:r>
-        <w:rPr>
-          <w:color w:val="000000" w:themeColor="text1"/>
-        </w:rPr>
-        <w:t>ation at the point of exposure. Consequently</w:t>
-      </w:r>
-      <w:r>
-        <w:rPr>
-          <w:color w:val="000000" w:themeColor="text1"/>
-        </w:rPr>
-        <w:t xml:space="preserve">, individuals lack timely awareness and early warning of deteriorating air quality or gas leakages within their immediate </w:t>
-      </w:r>
-      <w:r>
-        <w:rPr>
-          <w:color w:val="000000" w:themeColor="text1"/>
-        </w:rPr>
-        <w:t>surrounding</w:t>
-      </w:r>
-      <w:r>
-        <w:rPr>
-          <w:color w:val="000000" w:themeColor="text1"/>
-        </w:rPr>
-        <w:t>.</w:t>
-      </w:r>
-    </w:p>
-    <w:p>
-      <w:pPr>
-        <w:pStyle w:val="NormalWeb"/>
-        <w:spacing w:line="360" w:lineRule="auto"/>
-        <w:rPr>
-          <w:color w:val="000000" w:themeColor="text1"/>
-        </w:rPr>
-      </w:pPr>
-      <w:r>
-        <w:rPr>
-          <w:color w:val="000000" w:themeColor="text1"/>
-        </w:rPr>
-        <w:t xml:space="preserve">The absence of a </w:t>
-      </w:r>
-      <w:r>
-        <w:rPr>
-          <w:color w:val="000000" w:themeColor="text1"/>
-        </w:rPr>
-        <w:t>resource-efficient</w:t>
-      </w:r>
-      <w:r>
-        <w:rPr>
-          <w:color w:val="000000" w:themeColor="text1"/>
-        </w:rPr>
-        <w:t>, real-time, and localized monitoring solution creates a critical safety and public health gap. Without such a system, communities remain reactive rather than preventive in managing air pollution and gas-related hazards. Addressing this gap requires a</w:t>
-      </w:r>
-      <w:r>
-        <w:rPr>
-          <w:color w:val="000000" w:themeColor="text1"/>
-        </w:rPr>
-        <w:t>n</w:t>
-      </w:r>
-      <w:r>
-        <w:rPr>
-          <w:color w:val="000000" w:themeColor="text1"/>
-        </w:rPr>
-        <w:t xml:space="preserve"> </w:t>
-      </w:r>
-      <w:r>
-        <w:rPr>
-          <w:color w:val="000000" w:themeColor="text1"/>
-        </w:rPr>
-        <w:t>economical</w:t>
-      </w:r>
-      <w:r>
-        <w:rPr>
-          <w:color w:val="000000" w:themeColor="text1"/>
-        </w:rPr>
-        <w:t>, scalable, and accessible monitoring solution capable of detecting air pollutants and hazardous gases in real time and providing timely alerts to users</w:t>
-      </w:r>
-      <w:r>
-        <w:rPr>
-          <w:color w:val="000000" w:themeColor="text1"/>
-        </w:rPr>
-        <w:t>, and enabling preventive measures through actuators</w:t>
-      </w:r>
-      <w:r>
-        <w:rPr>
-          <w:color w:val="000000" w:themeColor="text1"/>
-        </w:rPr>
-        <w:t>.</w:t>
-      </w:r>
-      <w:r>
-        <w:rPr>
-          <w:color w:val="000000" w:themeColor="text1"/>
-        </w:rPr>
-        <w:t xml:space="preserve"> The solution is the proposed </w:t>
-      </w:r>
-      <w:r>
-        <w:rPr>
-          <w:color w:val="000000" w:themeColor="text1"/>
-          <w:u w:color="A91E1E"/>
-        </w:rPr>
-        <w:t>IoT-Based Air Quality Monitoring System.</w:t>
-      </w:r>
-    </w:p>
-    <w:p>
-      <w:pPr>
         <w:pStyle w:val="Heading2"/>
       </w:pPr>
-      <w:bookmarkStart w:id="10" w:name="_Toc221641670"/>
-      <w:r>
-        <w:t>1.3 Main Objective</w:t>
+      <w:bookmarkStart w:id="10" w:name="_Toc221641671"/>
+      <w:r>
+        <w:t>1.4 Specific Objectives</w:t>
       </w:r>
       <w:bookmarkEnd w:id="10"/>
-    </w:p>
-    <w:p>
-      <w:pPr>
-        <w:spacing w:before="120" w:after="120" w:line="360" w:lineRule="auto"/>
-        <w:rPr>
-          <w:color w:val="000000" w:themeColor="text1"/>
-        </w:rPr>
-      </w:pPr>
-      <w:r>
-        <w:rPr>
-          <w:color w:val="000000" w:themeColor="text1"/>
-        </w:rPr>
-        <w:t xml:space="preserve">To design a scalable </w:t>
-      </w:r>
-      <w:r>
-        <w:rPr>
-          <w:color w:val="000000" w:themeColor="text1"/>
-          <w:u w:color="A91E1E"/>
-        </w:rPr>
-        <w:t>IoT-Based Air Quality Monitoring System</w:t>
-      </w:r>
-      <w:r>
-        <w:rPr>
-          <w:color w:val="000000" w:themeColor="text1"/>
-        </w:rPr>
-        <w:t xml:space="preserve"> with real</w:t>
-      </w:r>
-      <w:r>
-        <w:rPr>
-          <w:color w:val="000000" w:themeColor="text1"/>
-        </w:rPr>
-        <w:t>-time detection, prediction,</w:t>
-      </w:r>
-      <w:r>
-        <w:rPr>
-          <w:color w:val="000000" w:themeColor="text1"/>
-        </w:rPr>
-        <w:t xml:space="preserve"> alerts</w:t>
-      </w:r>
-      <w:r>
-        <w:rPr>
-          <w:color w:val="000000" w:themeColor="text1"/>
-        </w:rPr>
-        <w:t>, and actuation</w:t>
-      </w:r>
-      <w:r>
-        <w:rPr>
-          <w:color w:val="000000" w:themeColor="text1"/>
-        </w:rPr>
-        <w:t>.</w:t>
-      </w:r>
-    </w:p>
-    <w:p>
-      <w:pPr>
-        <w:pStyle w:val="Heading2"/>
-      </w:pPr>
-      <w:bookmarkStart w:id="11" w:name="_Toc221641671"/>
-      <w:r>
-        <w:t>1.4 Specific Objectives</w:t>
-      </w:r>
-      <w:bookmarkEnd w:id="11"/>
     </w:p>
     <w:p>
       <w:pPr>
@@ -6580,11 +6708,11 @@
       <w:pPr>
         <w:pStyle w:val="Heading2"/>
       </w:pPr>
-      <w:bookmarkStart w:id="12" w:name="_Toc221641672"/>
+      <w:bookmarkStart w:id="11" w:name="_Toc221641672"/>
       <w:r>
         <w:t>1.5 Justification</w:t>
       </w:r>
-      <w:bookmarkEnd w:id="12"/>
+      <w:bookmarkEnd w:id="11"/>
     </w:p>
     <w:p>
       <w:pPr>
@@ -6611,12 +6739,21 @@
         </w:rPr>
         <w:t xml:space="preserve"> and scalable </w:t>
       </w:r>
+      <w:proofErr w:type="spellStart"/>
       <w:r>
         <w:rPr>
           <w:color w:val="000000" w:themeColor="text1"/>
           <w:u w:color="A91E1E"/>
         </w:rPr>
-        <w:t>IoT-</w:t>
+        <w:t>IoT</w:t>
+      </w:r>
+      <w:proofErr w:type="spellEnd"/>
+      <w:r>
+        <w:rPr>
+          <w:color w:val="000000" w:themeColor="text1"/>
+          <w:u w:color="A91E1E"/>
+        </w:rPr>
+        <w:t>-</w:t>
       </w:r>
       <w:r>
         <w:rPr>
@@ -6779,7 +6916,21 @@
         <w:rPr>
           <w:color w:val="000000" w:themeColor="text1"/>
         </w:rPr>
-        <w:t>ntegrating modern IoT and machine learning technologies for proactive monitoring.</w:t>
+        <w:t xml:space="preserve">ntegrating modern </w:t>
+      </w:r>
+      <w:proofErr w:type="spellStart"/>
+      <w:r>
+        <w:rPr>
+          <w:color w:val="000000" w:themeColor="text1"/>
+        </w:rPr>
+        <w:t>IoT</w:t>
+      </w:r>
+      <w:proofErr w:type="spellEnd"/>
+      <w:r>
+        <w:rPr>
+          <w:color w:val="000000" w:themeColor="text1"/>
+        </w:rPr>
+        <w:t xml:space="preserve"> and machine learning technologies for proactive monitoring.</w:t>
       </w:r>
     </w:p>
     <w:p>
@@ -6800,145 +6951,207 @@
       <w:pPr>
         <w:pStyle w:val="Heading2"/>
       </w:pPr>
-      <w:bookmarkStart w:id="13" w:name="_Toc221641673"/>
+      <w:bookmarkStart w:id="12" w:name="_Toc221641673"/>
       <w:r>
         <w:t>1.6 Scope of the Study</w:t>
+      </w:r>
+      <w:bookmarkEnd w:id="12"/>
+    </w:p>
+    <w:p>
+      <w:pPr>
+        <w:spacing w:before="120" w:after="120" w:line="360" w:lineRule="auto"/>
+        <w:rPr>
+          <w:color w:val="000000" w:themeColor="text1"/>
+        </w:rPr>
+      </w:pPr>
+      <w:r>
+        <w:rPr>
+          <w:color w:val="000000" w:themeColor="text1"/>
+        </w:rPr>
+        <w:t xml:space="preserve">This project focuses on designing and implementing an </w:t>
+      </w:r>
+      <w:proofErr w:type="spellStart"/>
+      <w:r>
+        <w:rPr>
+          <w:color w:val="000000" w:themeColor="text1"/>
+        </w:rPr>
+        <w:t>IoT</w:t>
+      </w:r>
+      <w:proofErr w:type="spellEnd"/>
+      <w:r>
+        <w:rPr>
+          <w:color w:val="000000" w:themeColor="text1"/>
+        </w:rPr>
+        <w:t>-based air quality monitoring system using low-cost gas sensors, particulate matter sensors, environmental sensors,</w:t>
+      </w:r>
+      <w:r>
+        <w:rPr>
+          <w:color w:val="000000" w:themeColor="text1"/>
+        </w:rPr>
+        <w:t xml:space="preserve"> actuators,</w:t>
+      </w:r>
+      <w:r>
+        <w:rPr>
+          <w:color w:val="000000" w:themeColor="text1"/>
+        </w:rPr>
+        <w:t xml:space="preserve"> and ESP32 microcontrollers. The scope includes real-time data collection, wireless transmission to a cloud platform (Firebase), web-based data visualization,</w:t>
+      </w:r>
+      <w:r>
+        <w:rPr>
+          <w:color w:val="000000" w:themeColor="text1"/>
+        </w:rPr>
+        <w:t xml:space="preserve"> safety response,</w:t>
+      </w:r>
+      <w:r>
+        <w:rPr>
+          <w:color w:val="000000" w:themeColor="text1"/>
+        </w:rPr>
+        <w:t xml:space="preserve"> and predictive modeling for anomaly detection and forecasting.</w:t>
+      </w:r>
+    </w:p>
+    <w:p>
+      <w:pPr>
+        <w:spacing w:before="120" w:after="120" w:line="360" w:lineRule="auto"/>
+        <w:rPr>
+          <w:color w:val="000000" w:themeColor="text1"/>
+        </w:rPr>
+      </w:pPr>
+      <w:r>
+        <w:rPr>
+          <w:color w:val="000000" w:themeColor="text1"/>
+        </w:rPr>
+        <w:t xml:space="preserve">The project will cover; hardware integration, firmware development, </w:t>
+      </w:r>
+      <w:r>
+        <w:rPr>
+          <w:color w:val="000000" w:themeColor="text1"/>
+        </w:rPr>
+        <w:t>cloud connectivity,</w:t>
+      </w:r>
+      <w:r>
+        <w:rPr>
+          <w:color w:val="000000" w:themeColor="text1"/>
+        </w:rPr>
+        <w:t xml:space="preserve"> </w:t>
+      </w:r>
+      <w:r>
+        <w:rPr>
+          <w:color w:val="000000" w:themeColor="text1"/>
+        </w:rPr>
+        <w:t>web application interface,</w:t>
+      </w:r>
+      <w:r>
+        <w:rPr>
+          <w:color w:val="000000" w:themeColor="text1"/>
+        </w:rPr>
+        <w:t xml:space="preserve"> </w:t>
+      </w:r>
+      <w:r>
+        <w:rPr>
+          <w:color w:val="000000" w:themeColor="text1"/>
+        </w:rPr>
+        <w:t>alert systems,</w:t>
+      </w:r>
+      <w:r>
+        <w:rPr>
+          <w:color w:val="000000" w:themeColor="text1"/>
+        </w:rPr>
+        <w:t xml:space="preserve"> </w:t>
+      </w:r>
+      <w:r>
+        <w:rPr>
+          <w:color w:val="000000" w:themeColor="text1"/>
+        </w:rPr>
+        <w:t>and evaluation of system performance.</w:t>
+      </w:r>
+    </w:p>
+    <w:p>
+      <w:pPr>
+        <w:spacing w:before="120" w:after="120" w:line="360" w:lineRule="auto"/>
+        <w:rPr>
+          <w:color w:val="000000" w:themeColor="text1"/>
+        </w:rPr>
+      </w:pPr>
+      <w:r>
+        <w:rPr>
+          <w:color w:val="000000" w:themeColor="text1"/>
+        </w:rPr>
+        <w:t xml:space="preserve">This project, however, </w:t>
+      </w:r>
+      <w:r>
+        <w:rPr>
+          <w:color w:val="000000" w:themeColor="text1"/>
+        </w:rPr>
+        <w:t>does not cover nationwide monitoring or industrial certification standards. Instead, the focus remains on household, urban, agricultural, and healthcare environments where feasible and cost-effective deployment is needed.</w:t>
+      </w:r>
+    </w:p>
+    <w:p>
+      <w:pPr>
+        <w:pStyle w:val="Heading1"/>
+        <w:spacing w:line="360" w:lineRule="auto"/>
+      </w:pPr>
+      <w:bookmarkStart w:id="13" w:name="_Toc221641674"/>
+      <w:r>
+        <w:lastRenderedPageBreak/>
+        <w:t>CHAPTER TWO: LITERATURE REVIEW</w:t>
       </w:r>
       <w:bookmarkEnd w:id="13"/>
     </w:p>
     <w:p>
       <w:pPr>
-        <w:spacing w:before="120" w:after="120" w:line="360" w:lineRule="auto"/>
-        <w:rPr>
-          <w:color w:val="000000" w:themeColor="text1"/>
-        </w:rPr>
-      </w:pPr>
-      <w:r>
-        <w:rPr>
-          <w:color w:val="000000" w:themeColor="text1"/>
-        </w:rPr>
-        <w:t>This project focuses on designing and implementing an IoT-based air quality monitoring system using low-cost gas sensors, particulate matter sensors, environmental sensors,</w:t>
-      </w:r>
-      <w:r>
-        <w:rPr>
-          <w:color w:val="000000" w:themeColor="text1"/>
-        </w:rPr>
-        <w:t xml:space="preserve"> actuators,</w:t>
-      </w:r>
-      <w:r>
-        <w:rPr>
-          <w:color w:val="000000" w:themeColor="text1"/>
-        </w:rPr>
-        <w:t xml:space="preserve"> and ESP32 microcontrollers. The scope includes real-time data collection, wireless transmission to a cloud platform (Firebase), web-based data visualization,</w:t>
-      </w:r>
-      <w:r>
-        <w:rPr>
-          <w:color w:val="000000" w:themeColor="text1"/>
-        </w:rPr>
-        <w:t xml:space="preserve"> safety response,</w:t>
-      </w:r>
-      <w:r>
-        <w:rPr>
-          <w:color w:val="000000" w:themeColor="text1"/>
-        </w:rPr>
-        <w:t xml:space="preserve"> and predictive modeling for anomaly detection and forecasting.</w:t>
-      </w:r>
-    </w:p>
-    <w:p>
-      <w:pPr>
-        <w:spacing w:before="120" w:after="120" w:line="360" w:lineRule="auto"/>
-        <w:rPr>
-          <w:color w:val="000000" w:themeColor="text1"/>
-        </w:rPr>
-      </w:pPr>
-      <w:r>
-        <w:rPr>
-          <w:color w:val="000000" w:themeColor="text1"/>
-        </w:rPr>
-        <w:t xml:space="preserve">The project will cover; hardware integration, firmware development, </w:t>
-      </w:r>
-      <w:r>
-        <w:rPr>
-          <w:color w:val="000000" w:themeColor="text1"/>
-        </w:rPr>
-        <w:t>cloud connectivity,</w:t>
-      </w:r>
-      <w:r>
-        <w:rPr>
-          <w:color w:val="000000" w:themeColor="text1"/>
-        </w:rPr>
-        <w:t xml:space="preserve"> </w:t>
-      </w:r>
-      <w:r>
-        <w:rPr>
-          <w:color w:val="000000" w:themeColor="text1"/>
-        </w:rPr>
-        <w:t>web application interface,</w:t>
-      </w:r>
-      <w:r>
-        <w:rPr>
-          <w:color w:val="000000" w:themeColor="text1"/>
-        </w:rPr>
-        <w:t xml:space="preserve"> </w:t>
-      </w:r>
-      <w:r>
-        <w:rPr>
-          <w:color w:val="000000" w:themeColor="text1"/>
-        </w:rPr>
-        <w:t>alert systems,</w:t>
-      </w:r>
-      <w:r>
-        <w:rPr>
-          <w:color w:val="000000" w:themeColor="text1"/>
-        </w:rPr>
-        <w:t xml:space="preserve"> </w:t>
-      </w:r>
-      <w:r>
-        <w:rPr>
-          <w:color w:val="000000" w:themeColor="text1"/>
-        </w:rPr>
-        <w:t>and evaluation of system performance.</w:t>
-      </w:r>
-    </w:p>
-    <w:p>
-      <w:pPr>
-        <w:spacing w:before="120" w:after="120" w:line="360" w:lineRule="auto"/>
-        <w:rPr>
-          <w:color w:val="000000" w:themeColor="text1"/>
-        </w:rPr>
-      </w:pPr>
-      <w:r>
-        <w:rPr>
-          <w:color w:val="000000" w:themeColor="text1"/>
-        </w:rPr>
-        <w:t xml:space="preserve">This project, however, </w:t>
-      </w:r>
-      <w:r>
-        <w:rPr>
-          <w:color w:val="000000" w:themeColor="text1"/>
-        </w:rPr>
-        <w:t>does not cover nationwide monitoring or industrial certification standards. Instead, the focus remains on household, urban, agricultural, and healthcare environments where feasible and cost-effective deployment is needed.</w:t>
-      </w:r>
-    </w:p>
-    <w:p>
-      <w:pPr>
-        <w:pStyle w:val="Heading1"/>
-        <w:spacing w:line="360" w:lineRule="auto"/>
-      </w:pPr>
-      <w:bookmarkStart w:id="14" w:name="_Toc221641674"/>
-      <w:r>
-        <w:lastRenderedPageBreak/>
-        <w:t>CHAPTER TWO: LITERATURE REVIEW</w:t>
+        <w:pStyle w:val="Heading2"/>
+      </w:pPr>
+      <w:bookmarkStart w:id="14" w:name="_Toc221641675"/>
+      <w:r>
+        <w:t>Introduction</w:t>
       </w:r>
       <w:bookmarkEnd w:id="14"/>
     </w:p>
     <w:p>
       <w:pPr>
+        <w:pStyle w:val="NormalWeb"/>
+        <w:spacing w:line="360" w:lineRule="auto"/>
+      </w:pPr>
+      <w:proofErr w:type="spellStart"/>
+      <w:r>
+        <w:t>Bagkis</w:t>
+      </w:r>
+      <w:proofErr w:type="spellEnd"/>
+      <w:r>
+        <w:t xml:space="preserve"> et al. (2025) reviewed evolving trends in air quality monitoring and identified rising pollutant levels linked to urbanization, industrialization, and population growth as a major global concern [1]. Garcia et al. (2025) further emphasized that while reference-grade monitoring systems provide high accuracy, their high cost and limited spatial coverage restrict accessibility, particularly in developing regions [3]. </w:t>
+      </w:r>
+      <w:proofErr w:type="spellStart"/>
+      <w:r>
+        <w:t>Concas</w:t>
+      </w:r>
+      <w:proofErr w:type="spellEnd"/>
+      <w:r>
+        <w:t xml:space="preserve"> et al. (2021) noted that these limitations have driven increasing research interest in low-cost sensors, </w:t>
+      </w:r>
+      <w:proofErr w:type="spellStart"/>
+      <w:r>
+        <w:t>IoT</w:t>
+      </w:r>
+      <w:proofErr w:type="spellEnd"/>
+      <w:r>
+        <w:t xml:space="preserve"> platforms, and data-driven techniques as scalable alternatives for environmental surveillance [2]. Guided by these findings, this chapter reviews traditional air quality monitoring systems, low-cost and distributed sensor networks, regional and local initiatives, </w:t>
+      </w:r>
+      <w:proofErr w:type="spellStart"/>
+      <w:r>
+        <w:t>IoT</w:t>
+      </w:r>
+      <w:proofErr w:type="spellEnd"/>
+      <w:r>
+        <w:t>-based monitoring systems, machine learning and predictive analytics, safety response systems, and the effects of temperature and humidity on air quality and sensor performance.</w:t>
+      </w:r>
+    </w:p>
+    <w:p>
+      <w:pPr>
         <w:pStyle w:val="Heading2"/>
       </w:pPr>
-      <w:bookmarkStart w:id="15" w:name="_Toc221641675"/>
-      <w:r>
-        <w:t>Introduction</w:t>
+      <w:bookmarkStart w:id="15" w:name="_Toc221641676"/>
+      <w:r>
+        <w:t>2.1 Traditional Air Quality Monitoring Systems</w:t>
       </w:r>
       <w:bookmarkEnd w:id="15"/>
     </w:p>
@@ -6947,17 +7160,30 @@
         <w:pStyle w:val="NormalWeb"/>
         <w:spacing w:line="360" w:lineRule="auto"/>
       </w:pPr>
-      <w:r>
-        <w:t>Bagkis et al. (2025) reviewed evolving trends in air quality monitoring and identified rising pollutant levels linked to urbanization, industrialization, and population growth as a major global concern [1]. Garcia et al. (2025) further emphasized that while reference-grade monitoring systems provide high accuracy, their high cost and limited spatial coverage restrict accessibility, particularly in developing regions [3]. Concas et al. (2021) noted that these limitations have driven increasing research interest in low-cost sensors, IoT platforms, and data-driven techniques as scalable alternatives for environmental surveillance [2]. Guided by these findings, this chapter reviews traditional air quality monitoring systems, low-cost and distributed sensor networks, regional and local initiatives, IoT-based monitoring systems, machine learning and predictive analytics, safety response systems, and the effects of temperature and humidity on air quality and sensor performance.</w:t>
+      <w:proofErr w:type="spellStart"/>
+      <w:r>
+        <w:t>Concas</w:t>
+      </w:r>
+      <w:proofErr w:type="spellEnd"/>
+      <w:r>
+        <w:t xml:space="preserve"> et al. (2021) described traditional air quality monitoring systems as government-operated, reference-grade stations that employ highly accurate and standardized instruments for regulatory compliance and long-term assessment [2]. Garcia et al. (2025) reported that despite their accuracy, such stations are expensive to deploy and maintain, resulting in sparse spatial coverage and limited real-time accessibility for the public [3]. </w:t>
+      </w:r>
+      <w:proofErr w:type="spellStart"/>
+      <w:r>
+        <w:t>Bagkis</w:t>
+      </w:r>
+      <w:proofErr w:type="spellEnd"/>
+      <w:r>
+        <w:t xml:space="preserve"> et al. (2025) further demonstrated that the centralized nature of reference stations limits their ability to capture localized pollution variations caused by traffic density, land-use patterns, and microclimatic effects [1]. These observations collectively support the need for complementary monitoring approaches capable of extending coverage while maintaining acceptable measurement reliability.</w:t>
       </w:r>
     </w:p>
     <w:p>
       <w:pPr>
         <w:pStyle w:val="Heading2"/>
       </w:pPr>
-      <w:bookmarkStart w:id="16" w:name="_Toc221641676"/>
-      <w:r>
-        <w:t>2.1 Traditional Air Quality Monitoring Systems</w:t>
+      <w:bookmarkStart w:id="16" w:name="_Toc221641677"/>
+      <w:r>
+        <w:t>2.2 Emergence of Low-Cost and Distributed Sensor Networks</w:t>
       </w:r>
       <w:bookmarkEnd w:id="16"/>
     </w:p>
@@ -6966,17 +7192,69 @@
         <w:pStyle w:val="NormalWeb"/>
         <w:spacing w:line="360" w:lineRule="auto"/>
       </w:pPr>
-      <w:r>
-        <w:t>Concas et al. (2021) described traditional air quality monitoring systems as government-operated, reference-grade stations that employ highly accurate and standardized instruments for regulatory compliance and long-term assessment [2]. Garcia et al. (2025) reported that despite their accuracy, such stations are expensive to deploy and maintain, resulting in sparse spatial coverage and limited real-time accessibility for the public [3]. Bagkis et al. (2025) further demonstrated that the centralized nature of reference stations limits their ability to capture localized pollution variations caused by traffic density, land-use patterns, and microclimatic effects [1]. These observations collectively support the need for complementary monitoring approaches capable of extending coverage while maintaining acceptable measurement reliability.</w:t>
+      <w:proofErr w:type="spellStart"/>
+      <w:r>
+        <w:t>Bagkis</w:t>
+      </w:r>
+      <w:proofErr w:type="spellEnd"/>
+      <w:r>
+        <w:t xml:space="preserve"> et al. (2025) identified low-cost and distributed sensor networks as a promising solution to the spatial and economic limitations of traditional monitoring systems [1]. </w:t>
+      </w:r>
+      <w:proofErr w:type="spellStart"/>
+      <w:r>
+        <w:t>Concas</w:t>
+      </w:r>
+      <w:proofErr w:type="spellEnd"/>
+      <w:r>
+        <w:t xml:space="preserve"> et al. (2021) analyzed commonly used low-cost sensors, including MQ-series gas sensors and optical </w:t>
+      </w:r>
+      <w:r>
+        <w:lastRenderedPageBreak/>
+        <w:t xml:space="preserve">particulate matter sensors, and highlighted their affordability, compact size, and suitability for large-scale deployment [2]. Othman et al. (2024) demonstrated that such sensors are particularly effective for indoor and household air quality monitoring due to their low power requirements and ease of integration into </w:t>
+      </w:r>
+      <w:proofErr w:type="spellStart"/>
+      <w:r>
+        <w:t>IoT</w:t>
+      </w:r>
+      <w:proofErr w:type="spellEnd"/>
+      <w:r>
+        <w:t xml:space="preserve"> systems [15].</w:t>
+      </w:r>
+      <w:r>
+        <w:t xml:space="preserve"> </w:t>
+      </w:r>
+      <w:proofErr w:type="spellStart"/>
+      <w:r>
+        <w:t>Concas</w:t>
+      </w:r>
+      <w:proofErr w:type="spellEnd"/>
+      <w:r>
+        <w:t xml:space="preserve"> et al. (2021) also reported that low-cost sensors are prone to drift, cross-sensitivity, and environmental interference, which can degrade measurement accuracy over time [2]. </w:t>
+      </w:r>
+      <w:proofErr w:type="spellStart"/>
+      <w:r>
+        <w:t>Tastan</w:t>
+      </w:r>
+      <w:proofErr w:type="spellEnd"/>
+      <w:r>
+        <w:t xml:space="preserve"> (2025) showed that cloud-based calibration and machine learning techniques significantly reduce these errors, improving long-term sensor reliability [8]. </w:t>
+      </w:r>
+      <w:proofErr w:type="spellStart"/>
+      <w:r>
+        <w:t>Bagkis</w:t>
+      </w:r>
+      <w:proofErr w:type="spellEnd"/>
+      <w:r>
+        <w:t xml:space="preserve"> et al. (2025) concluded that dense networks of calibrated low-cost sensors provide high-resolution spatial and temporal data that complement sparse reference-grade stations [1].</w:t>
       </w:r>
     </w:p>
     <w:p>
       <w:pPr>
         <w:pStyle w:val="Heading2"/>
       </w:pPr>
-      <w:bookmarkStart w:id="17" w:name="_Toc221641677"/>
-      <w:r>
-        <w:t>2.2 Emergence of Low-Cost and Distributed Sensor Networks</w:t>
+      <w:bookmarkStart w:id="17" w:name="_Toc221641678"/>
+      <w:r>
+        <w:t>2.3 Regional Studies and Local Initiatives</w:t>
       </w:r>
       <w:bookmarkEnd w:id="17"/>
     </w:p>
@@ -6985,27 +7263,49 @@
         <w:pStyle w:val="NormalWeb"/>
         <w:spacing w:line="360" w:lineRule="auto"/>
       </w:pPr>
-      <w:r>
-        <w:t xml:space="preserve">Bagkis et al. (2025) identified low-cost and distributed sensor networks as a promising solution to the spatial and economic limitations of traditional monitoring systems [1]. Concas et al. (2021) analyzed commonly used low-cost sensors, including MQ-series gas sensors and optical </w:t>
-      </w:r>
-      <w:r>
-        <w:lastRenderedPageBreak/>
-        <w:t>particulate matter sensors, and highlighted their affordability, compact size, and suitability for large-scale deployment [2]. Othman et al. (2024) demonstrated that such sensors are particularly effective for indoor and household air quality monitoring due to their low power requirements and ease of integration into IoT systems [15].</w:t>
+      <w:proofErr w:type="spellStart"/>
+      <w:r>
+        <w:t>Gatari</w:t>
+      </w:r>
+      <w:proofErr w:type="spellEnd"/>
+      <w:r>
+        <w:t xml:space="preserve"> et al. (2018) conducted one of the earliest calibrated low-cost particulate matter monitoring studies in Kenya and demonstrated strong agreement between low-cost sensors and reference instruments [5]. </w:t>
+      </w:r>
+      <w:proofErr w:type="spellStart"/>
+      <w:r>
+        <w:t>Manshur</w:t>
+      </w:r>
+      <w:proofErr w:type="spellEnd"/>
+      <w:r>
+        <w:t xml:space="preserve"> et al. (2023) implemented a citizen-science air quality monitoring project in a Kenyan informal settlement and showed that community-integrated monitoring systems are both technically feasible and socially valuable [4].</w:t>
       </w:r>
       <w:r>
         <w:t xml:space="preserve"> </w:t>
       </w:r>
-      <w:r>
-        <w:t>Concas et al. (2021) also reported that low-cost sensors are prone to drift, cross-sensitivity, and environmental interference, which can degrade measurement accuracy over time [2]. Tastan (2025) showed that cloud-based calibration and machine learning techniques significantly reduce these errors, improving long-term sensor reliability [8]. Bagkis et al. (2025) concluded that dense networks of calibrated low-cost sensors provide high-resolution spatial and temporal data that complement sparse reference-grade stations [1].</w:t>
+      <w:proofErr w:type="spellStart"/>
+      <w:r>
+        <w:t>Njeru</w:t>
+      </w:r>
+      <w:proofErr w:type="spellEnd"/>
+      <w:r>
+        <w:t xml:space="preserve"> et al. (2024) deployed a calibrated network of low-cost PM2.5 sensors in Mombasa and reported frequent exceedance of health-based air quality guidelines, indicating elevated exposure risks in coastal urban environments [6]. Garcia et al. (2025) noted that such regional studies highlight the importance of scalable and affordable monitoring systems in developing regions where conventional monitoring infrastructure is limited [3]. Collectively, these studies support the deployment of low-cost air quality monitoring solutions tailored to domestic and urban environments in Kenya and similar contexts.</w:t>
       </w:r>
     </w:p>
     <w:p>
       <w:pPr>
         <w:pStyle w:val="Heading2"/>
       </w:pPr>
-      <w:bookmarkStart w:id="18" w:name="_Toc221641678"/>
-      <w:r>
-        <w:t>2.3 Regional Studies and Local Initiatives</w:t>
+      <w:bookmarkStart w:id="18" w:name="_Toc221641679"/>
+      <w:r>
+        <w:t xml:space="preserve">2.4 </w:t>
+      </w:r>
+      <w:proofErr w:type="spellStart"/>
+      <w:r>
+        <w:t>IoT</w:t>
+      </w:r>
+      <w:proofErr w:type="spellEnd"/>
+      <w:r>
+        <w:t>-Based Monitoring and Real-Time Analytics</w:t>
       </w:r>
       <w:bookmarkEnd w:id="18"/>
     </w:p>
@@ -7015,22 +7315,58 @@
         <w:spacing w:line="360" w:lineRule="auto"/>
       </w:pPr>
       <w:r>
-        <w:t>Gatari et al. (2018) conducted one of the earliest calibrated low-cost particulate matter monitoring studies in Kenya and demonstrated strong agreement between low-cost sensors and reference instruments [5]. Manshur et al. (2023) implemented a citizen-science air quality monitoring project in a Kenyan informal settlement and showed that community-integrated monitoring systems are both technically feasible and socially valuable [4].</w:t>
+        <w:t xml:space="preserve">Zaid et al. (2025) developed an </w:t>
+      </w:r>
+      <w:proofErr w:type="spellStart"/>
+      <w:r>
+        <w:t>IoT</w:t>
+      </w:r>
+      <w:proofErr w:type="spellEnd"/>
+      <w:r>
+        <w:t xml:space="preserve">-based low-cost sensor network for real-time, hyper-local air quality monitoring and demonstrated reliable wireless data transmission using microcontroller-based platforms [7]. Ramesh et al. (2024) reported that </w:t>
+      </w:r>
+      <w:proofErr w:type="spellStart"/>
+      <w:r>
+        <w:t>IoT</w:t>
+      </w:r>
+      <w:proofErr w:type="spellEnd"/>
+      <w:r>
+        <w:t xml:space="preserve"> integration enables continuous data acquisition, remote access, and cloud-based storage, eliminating the need for manual data </w:t>
+      </w:r>
+      <w:r>
+        <w:lastRenderedPageBreak/>
+        <w:t>collection [11].</w:t>
       </w:r>
       <w:r>
         <w:t xml:space="preserve"> </w:t>
       </w:r>
       <w:r>
-        <w:t>Njeru et al. (2024) deployed a calibrated network of low-cost PM2.5 sensors in Mombasa and reported frequent exceedance of health-based air quality guidelines, indicating elevated exposure risks in coastal urban environments [6]. Garcia et al. (2025) noted that such regional studies highlight the importance of scalable and affordable monitoring systems in developing regions where conventional monitoring infrastructure is limited [3]. Collectively, these studies support the deployment of low-cost air quality monitoring solutions tailored to domestic and urban environments in Kenya and similar contexts.</w:t>
+        <w:t xml:space="preserve">Garcia et al. (2025) emphasized that </w:t>
+      </w:r>
+      <w:proofErr w:type="spellStart"/>
+      <w:r>
+        <w:t>IoT</w:t>
+      </w:r>
+      <w:proofErr w:type="spellEnd"/>
+      <w:r>
+        <w:t xml:space="preserve">-based monitoring architectures are highly scalable and capable of integrating heterogeneous sensors across both indoor and outdoor environments [3]. Zaid et al. (2025) further showed that real-time analytics and cloud dashboards enhance responsiveness to pollution episodes and hazardous air quality events, making </w:t>
+      </w:r>
+      <w:proofErr w:type="spellStart"/>
+      <w:r>
+        <w:t>IoT</w:t>
+      </w:r>
+      <w:proofErr w:type="spellEnd"/>
+      <w:r>
+        <w:t>-based systems suitable for both environmental monitoring and safety-critical applications [7].</w:t>
       </w:r>
     </w:p>
     <w:p>
       <w:pPr>
         <w:pStyle w:val="Heading2"/>
       </w:pPr>
-      <w:bookmarkStart w:id="19" w:name="_Toc221641679"/>
-      <w:r>
-        <w:t>2.4 IoT-Based Monitoring and Real-Time Analytics</w:t>
+      <w:bookmarkStart w:id="19" w:name="_Toc221641680"/>
+      <w:r>
+        <w:t>2.5 Machine Learning and Predictive Modeling in Air Quality</w:t>
       </w:r>
       <w:bookmarkEnd w:id="19"/>
     </w:p>
@@ -7039,27 +7375,49 @@
         <w:pStyle w:val="NormalWeb"/>
         <w:spacing w:line="360" w:lineRule="auto"/>
       </w:pPr>
-      <w:r>
-        <w:t xml:space="preserve">Zaid et al. (2025) developed an IoT-based low-cost sensor network for real-time, hyper-local air quality monitoring and demonstrated reliable wireless data transmission using microcontroller-based platforms [7]. Ramesh et al. (2024) reported that IoT integration enables continuous data acquisition, remote access, and cloud-based storage, eliminating the need for manual data </w:t>
-      </w:r>
-      <w:r>
-        <w:lastRenderedPageBreak/>
-        <w:t>collection [11].</w:t>
+      <w:proofErr w:type="spellStart"/>
+      <w:r>
+        <w:t>Tastan</w:t>
+      </w:r>
+      <w:proofErr w:type="spellEnd"/>
+      <w:r>
+        <w:t xml:space="preserve"> (2025) applied machine learning–based calibration techniques to low-cost </w:t>
+      </w:r>
+      <w:proofErr w:type="spellStart"/>
+      <w:r>
+        <w:t>IoT</w:t>
+      </w:r>
+      <w:proofErr w:type="spellEnd"/>
+      <w:r>
+        <w:t xml:space="preserve"> air quality sensors and demonstrated significant improvements in measurement accuracy and stability [8]. Kim and </w:t>
+      </w:r>
+      <w:proofErr w:type="spellStart"/>
+      <w:r>
+        <w:t>Seung</w:t>
+      </w:r>
+      <w:proofErr w:type="spellEnd"/>
+      <w:r>
+        <w:t>-Hyun (2025) reviewed a decade of machine learning–based quality control methods and reported that algorithms such as Random Forests, Support Vector Machines, and deep learning models effectively mitigate sensor drift and noise [9].</w:t>
       </w:r>
       <w:r>
         <w:t xml:space="preserve"> </w:t>
       </w:r>
-      <w:r>
-        <w:t>Garcia et al. (2025) emphasized that IoT-based monitoring architectures are highly scalable and capable of integrating heterogeneous sensors across both indoor and outdoor environments [3]. Zaid et al. (2025) further showed that real-time analytics and cloud dashboards enhance responsiveness to pollution episodes and hazardous air quality events, making IoT-based systems suitable for both environmental monitoring and safety-critical applications [7].</w:t>
+      <w:proofErr w:type="spellStart"/>
+      <w:r>
+        <w:t>Idir</w:t>
+      </w:r>
+      <w:proofErr w:type="spellEnd"/>
+      <w:r>
+        <w:t xml:space="preserve"> et al. (2025) compared predictive models for mapping urban air quality using mobile and fixed low-cost sensors and showed that data fusion techniques improve spatial resolution and forecasting performance [10]. Garcia et al. (2025) concluded that integrating machine learning into air quality monitoring systems shifts monitoring from passive data collection to proactive pollution management through anomaly detection and early warning capabilities [3].</w:t>
       </w:r>
     </w:p>
     <w:p>
       <w:pPr>
         <w:pStyle w:val="Heading2"/>
       </w:pPr>
-      <w:bookmarkStart w:id="20" w:name="_Toc221641680"/>
-      <w:r>
-        <w:t>2.5 Machine Learning and Predictive Modeling in Air Quality</w:t>
+      <w:bookmarkStart w:id="20" w:name="_Toc221641681"/>
+      <w:r>
+        <w:t>2.6 Safety Response Systems in Air Quality Monitoring</w:t>
       </w:r>
       <w:bookmarkEnd w:id="20"/>
     </w:p>
@@ -7069,22 +7427,39 @@
         <w:spacing w:line="360" w:lineRule="auto"/>
       </w:pPr>
       <w:r>
-        <w:t>Tastan (2025) applied machine learning–based calibration techniques to low-cost IoT air quality sensors and demonstrated significant improvements in measurement accuracy and stability [8]. Kim and Seung-Hyun (2025) reviewed a decade of machine learning–based quality control methods and reported that algorithms such as Random Forests, Support Vector Machines, and deep learning models effectively mitigate sensor drift and noise [9].</w:t>
+        <w:t xml:space="preserve">Ramesh et al. (2024) identified safety response mechanisms as a critical extension of air quality monitoring systems, particularly for real-time hazard mitigation [11]. Kumar et al. (2023) developed an </w:t>
+      </w:r>
+      <w:proofErr w:type="spellStart"/>
+      <w:r>
+        <w:t>IoT</w:t>
+      </w:r>
+      <w:proofErr w:type="spellEnd"/>
+      <w:r>
+        <w:t>-based gas leakage detection system capable of generating real-time alerts and automatically triggering safety actions such as alarms and ventilation controls [12].</w:t>
       </w:r>
       <w:r>
         <w:t xml:space="preserve"> </w:t>
       </w:r>
       <w:r>
-        <w:t>Idir et al. (2025) compared predictive models for mapping urban air quality using mobile and fixed low-cost sensors and showed that data fusion techniques improve spatial resolution and forecasting performance [10]. Garcia et al. (2025) concluded that integrating machine learning into air quality monitoring systems shifts monitoring from passive data collection to proactive pollution management through anomaly detection and early warning capabilities [3].</w:t>
+        <w:t xml:space="preserve">Ramesh et al. (2024) further emphasized that embedding decision-making logic at the edge device level reduces response latency and ensures system functionality during network or cloud disruptions [11]. These findings support the integration of automated safety response features into modern </w:t>
+      </w:r>
+      <w:proofErr w:type="spellStart"/>
+      <w:r>
+        <w:t>IoT</w:t>
+      </w:r>
+      <w:proofErr w:type="spellEnd"/>
+      <w:r>
+        <w:t>-based air quality monitoring systems, especially for indoor and household environments.</w:t>
       </w:r>
     </w:p>
     <w:p>
       <w:pPr>
         <w:pStyle w:val="Heading2"/>
       </w:pPr>
-      <w:bookmarkStart w:id="21" w:name="_Toc221641681"/>
-      <w:r>
-        <w:t>2.6 Safety Response Systems in Air Quality Monitoring</w:t>
+      <w:bookmarkStart w:id="21" w:name="_Toc221641682"/>
+      <w:r>
+        <w:lastRenderedPageBreak/>
+        <w:t>2.7 Effects of Temperature and Humidity on Air Pollutant Concentration and Sensor Performance</w:t>
       </w:r>
       <w:bookmarkEnd w:id="21"/>
     </w:p>
@@ -7094,23 +7469,59 @@
         <w:spacing w:line="360" w:lineRule="auto"/>
       </w:pPr>
       <w:r>
-        <w:t>Ramesh et al. (2024) identified safety response mechanisms as a critical extension of air quality monitoring systems, particularly for real-time hazard mitigation [11]. Kumar et al. (2023) developed an IoT-based gas leakage detection system capable of generating real-time alerts and automatically triggering safety actions such as alarms and ventilation controls [12].</w:t>
+        <w:t xml:space="preserve">Kim and </w:t>
+      </w:r>
+      <w:proofErr w:type="spellStart"/>
+      <w:r>
+        <w:t>Seung</w:t>
+      </w:r>
+      <w:proofErr w:type="spellEnd"/>
+      <w:r>
+        <w:t xml:space="preserve">-Hyun (2025) reported that ambient temperature influences atmospheric chemical reactions and pollutant dispersion, while temperature inversions can trap pollutants near ground level and increase exposure risks [9]. </w:t>
+      </w:r>
+      <w:proofErr w:type="spellStart"/>
+      <w:r>
+        <w:t>Casari</w:t>
+      </w:r>
+      <w:proofErr w:type="spellEnd"/>
+      <w:r>
+        <w:t xml:space="preserve"> and Po (2023) investigated the effects of high humidity on low-cost PM sensors and demonstrated that hygroscopic growth of particulate matter leads to inflated measurements due to enhanced light scattering [13].</w:t>
       </w:r>
       <w:r>
         <w:t xml:space="preserve"> </w:t>
       </w:r>
-      <w:r>
-        <w:t>Ramesh et al. (2024) further emphasized that embedding decision-making logic at the edge device level reduces response latency and ensures system functionality during network or cloud disruptions [11]. These findings support the integration of automated safety response features into modern IoT-based air quality monitoring systems, especially for indoor and household environments.</w:t>
+      <w:proofErr w:type="spellStart"/>
+      <w:r>
+        <w:t>Spinelle</w:t>
+      </w:r>
+      <w:proofErr w:type="spellEnd"/>
+      <w:r>
+        <w:t xml:space="preserve"> et al. (2014) showed that temperature and humidity variations alter the sensitivity and resistance characteristics of low-cost gas sensors, affecting measurement stability [14]. </w:t>
+      </w:r>
+      <w:proofErr w:type="spellStart"/>
+      <w:r>
+        <w:t>Tastan</w:t>
+      </w:r>
+      <w:proofErr w:type="spellEnd"/>
+      <w:r>
+        <w:t xml:space="preserve"> (2025) demonstrated that incorporating environmental parameters into machine learning–based calibration models significantly reduces sensor drift and improves long-term accuracy [8]. These studies collectively highlight the importance of environmental compensation techniques in achieving reliable </w:t>
+      </w:r>
+      <w:proofErr w:type="spellStart"/>
+      <w:r>
+        <w:t>IoT</w:t>
+      </w:r>
+      <w:proofErr w:type="spellEnd"/>
+      <w:r>
+        <w:t>-based air quality monitoring.</w:t>
       </w:r>
     </w:p>
     <w:p>
       <w:pPr>
         <w:pStyle w:val="Heading2"/>
       </w:pPr>
-      <w:bookmarkStart w:id="22" w:name="_Toc221641682"/>
-      <w:r>
-        <w:lastRenderedPageBreak/>
-        <w:t>2.7 Effects of Temperature and Humidity on Air Pollutant Concentration and Sensor Performance</w:t>
+      <w:bookmarkStart w:id="22" w:name="_Toc221641683"/>
+      <w:r>
+        <w:t>2.8 Literature Gaps</w:t>
       </w:r>
       <w:bookmarkEnd w:id="22"/>
     </w:p>
@@ -7119,106 +7530,110 @@
         <w:pStyle w:val="NormalWeb"/>
         <w:spacing w:line="360" w:lineRule="auto"/>
       </w:pPr>
-      <w:r>
-        <w:t>Kim and Seung-Hyun (2025) reported that ambient temperature influences atmospheric chemical reactions and pollutant dispersion, while temperature inversions can trap pollutants near ground level and increase exposure risks [9]. Casari and Po (2023) investigated the effects of high humidity on low-cost PM sensors and demonstrated that hygroscopic growth of particulate matter leads to inflated measurements due to enhanced light scattering [13].</w:t>
+      <w:proofErr w:type="spellStart"/>
+      <w:r>
+        <w:t>Bagkis</w:t>
+      </w:r>
+      <w:proofErr w:type="spellEnd"/>
+      <w:r>
+        <w:t xml:space="preserve"> et al. (2025) identified limited household-level access to reliable air quality monitoring systems as a persistent challenge [1]. Garcia et al. (2025) reported insufficient real-time alert mechanisms and limited integration of predictive analytics in many existing monitoring frameworks [3]. Ramesh et al. (2024) further highlighted challenges related to scalability, resource efficiency, and real-time responsiveness in </w:t>
+      </w:r>
+      <w:proofErr w:type="spellStart"/>
+      <w:r>
+        <w:t>IoT</w:t>
+      </w:r>
+      <w:proofErr w:type="spellEnd"/>
+      <w:r>
+        <w:t>-based systems [11].</w:t>
       </w:r>
       <w:r>
         <w:t xml:space="preserve"> </w:t>
       </w:r>
       <w:r>
-        <w:t>Spinelle et al. (2014) showed that temperature and humidity variations alter the sensitivity and resistance characteristics of low-cost gas sensors, affecting measurement stability [14]. Tastan (2025) demonstrated that incorporating environmental parameters into machine learning–based calibration models significantly reduces sensor drift and improves long-term accuracy [8]. These studies collectively highlight the importance of environmental compensation techniques in achieving reliable IoT-based air quality monitoring.</w:t>
+        <w:t xml:space="preserve">Based on these gaps, the reviewed literature supports the development of an integrated solution that combines distributed low-cost sensors, </w:t>
+      </w:r>
+      <w:proofErr w:type="spellStart"/>
+      <w:r>
+        <w:t>IoT</w:t>
+      </w:r>
+      <w:proofErr w:type="spellEnd"/>
+      <w:r>
+        <w:t xml:space="preserve"> communication, cloud-based data management, machine learning–driven analytics, and safety response mechanisms to improve accessibility, responsiveness, and actionable air quality information for households and communities.</w:t>
       </w:r>
     </w:p>
     <w:p>
       <w:pPr>
-        <w:pStyle w:val="Heading2"/>
-      </w:pPr>
-      <w:bookmarkStart w:id="23" w:name="_Toc221641683"/>
-      <w:r>
-        <w:t>2.8 Literature Gaps</w:t>
+        <w:pStyle w:val="NormalWeb"/>
+        <w:spacing w:line="360" w:lineRule="auto"/>
+      </w:pPr>
+    </w:p>
+    <w:p>
+      <w:pPr>
+        <w:pStyle w:val="Heading1"/>
+        <w:spacing w:line="360" w:lineRule="auto"/>
+      </w:pPr>
+      <w:bookmarkStart w:id="23" w:name="_Toc221641684"/>
+      <w:r>
+        <w:lastRenderedPageBreak/>
+        <w:t>CHAPTER 3: METHODOLOGY</w:t>
       </w:r>
       <w:bookmarkEnd w:id="23"/>
     </w:p>
     <w:p>
       <w:pPr>
-        <w:pStyle w:val="NormalWeb"/>
-        <w:spacing w:line="360" w:lineRule="auto"/>
-      </w:pPr>
-      <w:r>
-        <w:t>Bagkis et al. (2025) identified limited household-level access to reliable air quality monitoring systems as a persistent challenge [1]. Garcia et al. (2025) reported insufficient real-time alert mechanisms and limited integration of predictive analytics in many existing monitoring frameworks [3]. Ramesh et al. (2024) further highlighted challenges related to scalability, resource efficiency, and real-time responsiveness in IoT-based systems [11].</w:t>
+        <w:pStyle w:val="Heading2"/>
+      </w:pPr>
+      <w:bookmarkStart w:id="24" w:name="_Toc221641685"/>
+      <w:r>
+        <w:t>3.1</w:t>
       </w:r>
       <w:r>
         <w:t xml:space="preserve"> </w:t>
       </w:r>
       <w:r>
-        <w:t>Based on these gaps, the reviewed literature supports the development of an integrated solution that combines distributed low-cost sensors, IoT communication, cloud-based data management, machine learning–driven analytics, and safety response mechanisms to improve accessibility, responsiveness, and actionable air quality information for households and communities.</w:t>
-      </w:r>
-    </w:p>
-    <w:p>
-      <w:pPr>
-        <w:pStyle w:val="NormalWeb"/>
-        <w:spacing w:line="360" w:lineRule="auto"/>
-      </w:pPr>
-    </w:p>
-    <w:p>
-      <w:pPr>
-        <w:pStyle w:val="Heading1"/>
-        <w:spacing w:line="360" w:lineRule="auto"/>
-      </w:pPr>
-      <w:bookmarkStart w:id="24" w:name="_Toc221641684"/>
-      <w:r>
-        <w:lastRenderedPageBreak/>
-        <w:t>CHAPTER 3: METHODOLOGY</w:t>
+        <w:t>Research Design</w:t>
       </w:r>
       <w:bookmarkEnd w:id="24"/>
     </w:p>
     <w:p>
       <w:pPr>
-        <w:pStyle w:val="Heading2"/>
-      </w:pPr>
-      <w:bookmarkStart w:id="25" w:name="_Toc221641685"/>
-      <w:r>
-        <w:t>3.1</w:t>
+        <w:spacing w:before="100" w:beforeAutospacing="1" w:after="100" w:afterAutospacing="1" w:line="360" w:lineRule="auto"/>
+        <w:rPr>
+          <w:color w:val="000000" w:themeColor="text1"/>
+        </w:rPr>
+      </w:pPr>
+      <w:r>
+        <w:t xml:space="preserve">The project adopts an </w:t>
+      </w:r>
+      <w:r>
+        <w:rPr>
+          <w:bCs/>
+        </w:rPr>
+        <w:t>experimental and design-based research methodology</w:t>
+      </w:r>
+      <w:r>
+        <w:t xml:space="preserve">, where a functional </w:t>
+      </w:r>
+      <w:proofErr w:type="spellStart"/>
+      <w:r>
+        <w:t>IoT</w:t>
+      </w:r>
+      <w:proofErr w:type="spellEnd"/>
+      <w:r>
+        <w:t xml:space="preserve"> prototype is developed, tested, and evaluated under both controlled and real-world conditions. This approach is appropriate because the study aims to design, implement, and validate a practical engineering system rather than purely analyze theoretical models.</w:t>
       </w:r>
       <w:r>
         <w:t xml:space="preserve"> </w:t>
       </w:r>
       <w:r>
-        <w:t>Research Design</w:t>
-      </w:r>
-      <w:bookmarkEnd w:id="25"/>
+        <w:t>The system is designed to continuously sense air pollutants and environmental parameters, process the data locally at the edge device, transmit the data to a cloud platform, and present actionable insights to end users. Experimental testing is conducted to evaluate sensor accuracy, alert latency, and system reliability. The design emphasizes low-cost implementation, scalability, real-time communication, and end-user accessibility to ensure suitability for household and urban environments.</w:t>
+      </w:r>
     </w:p>
     <w:p>
       <w:pPr>
-        <w:spacing w:before="100" w:beforeAutospacing="1" w:after="100" w:afterAutospacing="1" w:line="360" w:lineRule="auto"/>
-        <w:rPr>
-          <w:color w:val="000000" w:themeColor="text1"/>
-        </w:rPr>
-      </w:pPr>
-      <w:r>
-        <w:t xml:space="preserve">The project adopts an </w:t>
-      </w:r>
-      <w:r>
-        <w:rPr>
-          <w:bCs/>
-        </w:rPr>
-        <w:t>experimental and design-based research methodology</w:t>
-      </w:r>
-      <w:r>
-        <w:t>, where a functional IoT prototype is developed, tested, and evaluated under both controlled and real-world conditions. This approach is appropriate because the study aims to design, implement, and validate a practical engineering system rather than purely analyze theoretical models.</w:t>
-      </w:r>
-      <w:r>
-        <w:t xml:space="preserve"> </w:t>
-      </w:r>
-      <w:r>
-        <w:t>The system is designed to continuously sense air pollutants and environmental parameters, process the data locally at the edge device, transmit the data to a cloud platform, and present actionable insights to end users. Experimental testing is conducted to evaluate sensor accuracy, alert latency, and system reliability. The design emphasizes low-cost implementation, scalability, real-time communication, and end-user accessibility to ensure suitability for household and urban environments.</w:t>
-      </w:r>
-    </w:p>
-    <w:p>
-      <w:pPr>
         <w:pStyle w:val="Heading2"/>
       </w:pPr>
-      <w:bookmarkStart w:id="26" w:name="_Toc221641686"/>
+      <w:bookmarkStart w:id="25" w:name="_Toc221641686"/>
       <w:r>
         <w:t>3.</w:t>
       </w:r>
@@ -7228,7 +7643,7 @@
       <w:r>
         <w:t>System Requirements</w:t>
       </w:r>
-      <w:bookmarkEnd w:id="26"/>
+      <w:bookmarkEnd w:id="25"/>
     </w:p>
     <w:p>
       <w:pPr>
@@ -7437,7 +7852,7 @@
         <w:pStyle w:val="Caption"/>
         <w:spacing w:line="360" w:lineRule="auto"/>
       </w:pPr>
-      <w:bookmarkStart w:id="27" w:name="_Toc221641714"/>
+      <w:bookmarkStart w:id="26" w:name="_Toc221641714"/>
       <w:r>
         <w:t xml:space="preserve">Figure </w:t>
       </w:r>
@@ -7452,7 +7867,7 @@
       <w:r>
         <w:t>:DHT11 Sensor</w:t>
       </w:r>
-      <w:bookmarkEnd w:id="27"/>
+      <w:bookmarkEnd w:id="26"/>
     </w:p>
     <w:p>
       <w:pPr>
@@ -7532,7 +7947,7 @@
         <w:pStyle w:val="Caption"/>
         <w:spacing w:line="360" w:lineRule="auto"/>
       </w:pPr>
-      <w:bookmarkStart w:id="28" w:name="_Toc221641715"/>
+      <w:bookmarkStart w:id="27" w:name="_Toc221641715"/>
       <w:r>
         <w:t xml:space="preserve">Figure </w:t>
       </w:r>
@@ -7547,7 +7962,7 @@
       <w:r>
         <w:t>: PM sensor</w:t>
       </w:r>
-      <w:bookmarkEnd w:id="28"/>
+      <w:bookmarkEnd w:id="27"/>
     </w:p>
     <w:p>
       <w:pPr>
@@ -7635,7 +8050,7 @@
         <w:pStyle w:val="Caption"/>
         <w:spacing w:line="360" w:lineRule="auto"/>
       </w:pPr>
-      <w:bookmarkStart w:id="29" w:name="_Toc221641716"/>
+      <w:bookmarkStart w:id="28" w:name="_Toc221641716"/>
       <w:r>
         <w:t xml:space="preserve">Figure </w:t>
       </w:r>
@@ -7650,7 +8065,7 @@
       <w:r>
         <w:t>: MQ-2 Sensor</w:t>
       </w:r>
-      <w:bookmarkEnd w:id="29"/>
+      <w:bookmarkEnd w:id="28"/>
     </w:p>
     <w:p>
       <w:pPr>
@@ -7729,7 +8144,7 @@
         <w:pStyle w:val="Caption"/>
         <w:spacing w:line="360" w:lineRule="auto"/>
       </w:pPr>
-      <w:bookmarkStart w:id="30" w:name="_Toc221641717"/>
+      <w:bookmarkStart w:id="29" w:name="_Toc221641717"/>
       <w:r>
         <w:t xml:space="preserve">Figure </w:t>
       </w:r>
@@ -7744,7 +8159,7 @@
       <w:r>
         <w:t>: MQ-7 Sensor</w:t>
       </w:r>
-      <w:bookmarkEnd w:id="30"/>
+      <w:bookmarkEnd w:id="29"/>
     </w:p>
     <w:p>
       <w:pPr>
@@ -7829,7 +8244,7 @@
         <w:pStyle w:val="Caption"/>
         <w:spacing w:line="360" w:lineRule="auto"/>
       </w:pPr>
-      <w:bookmarkStart w:id="31" w:name="_Toc221641718"/>
+      <w:bookmarkStart w:id="30" w:name="_Toc221641718"/>
       <w:r>
         <w:t xml:space="preserve">Figure </w:t>
       </w:r>
@@ -7844,7 +8259,7 @@
       <w:r>
         <w:t>: MQ-5 Sensor</w:t>
       </w:r>
-      <w:bookmarkEnd w:id="31"/>
+      <w:bookmarkEnd w:id="30"/>
     </w:p>
     <w:p>
       <w:pPr>
@@ -7930,7 +8345,7 @@
         <w:pStyle w:val="Caption"/>
         <w:spacing w:line="360" w:lineRule="auto"/>
       </w:pPr>
-      <w:bookmarkStart w:id="32" w:name="_Toc221641719"/>
+      <w:bookmarkStart w:id="31" w:name="_Toc221641719"/>
       <w:r>
         <w:t xml:space="preserve">Figure </w:t>
       </w:r>
@@ -7945,7 +8360,7 @@
       <w:r>
         <w:t>: MQ-8 Sensor</w:t>
       </w:r>
-      <w:bookmarkEnd w:id="32"/>
+      <w:bookmarkEnd w:id="31"/>
     </w:p>
     <w:p>
       <w:pPr>
@@ -8027,7 +8442,7 @@
         <w:pStyle w:val="Caption"/>
         <w:spacing w:line="360" w:lineRule="auto"/>
       </w:pPr>
-      <w:bookmarkStart w:id="33" w:name="_Toc221641720"/>
+      <w:bookmarkStart w:id="32" w:name="_Toc221641720"/>
       <w:r>
         <w:t xml:space="preserve">Figure </w:t>
       </w:r>
@@ -8042,98 +8457,126 @@
       <w:r>
         <w:t>:ESP 32 Module</w:t>
       </w:r>
+      <w:bookmarkEnd w:id="32"/>
+    </w:p>
+    <w:p>
+      <w:pPr>
+        <w:spacing w:line="360" w:lineRule="auto"/>
+        <w:rPr>
+          <w:b/>
+        </w:rPr>
+      </w:pPr>
+      <w:r>
+        <w:rPr>
+          <w:b/>
+        </w:rPr>
+        <w:t>Software Requirements</w:t>
+      </w:r>
+    </w:p>
+    <w:p>
+      <w:pPr>
+        <w:spacing w:before="240" w:after="120" w:line="360" w:lineRule="auto"/>
+        <w:ind w:left="360"/>
+        <w:rPr>
+          <w:color w:val="000000" w:themeColor="text1"/>
+        </w:rPr>
+      </w:pPr>
+      <w:r>
+        <w:rPr>
+          <w:color w:val="000000" w:themeColor="text1"/>
+        </w:rPr>
+        <w:t>Firebase backend</w:t>
+      </w:r>
+      <w:r>
+        <w:rPr>
+          <w:color w:val="000000" w:themeColor="text1"/>
+        </w:rPr>
+        <w:t xml:space="preserve">, </w:t>
+      </w:r>
+      <w:r>
+        <w:rPr>
+          <w:color w:val="000000" w:themeColor="text1"/>
+        </w:rPr>
+        <w:t>Web application framework</w:t>
+      </w:r>
+      <w:r>
+        <w:rPr>
+          <w:color w:val="000000" w:themeColor="text1"/>
+        </w:rPr>
+        <w:t xml:space="preserve">, </w:t>
+      </w:r>
+      <w:r>
+        <w:rPr>
+          <w:color w:val="000000" w:themeColor="text1"/>
+        </w:rPr>
+        <w:t>Programming language (Arduino C++)</w:t>
+      </w:r>
+      <w:r>
+        <w:rPr>
+          <w:color w:val="000000" w:themeColor="text1"/>
+        </w:rPr>
+        <w:t xml:space="preserve">, </w:t>
+      </w:r>
+      <w:r>
+        <w:rPr>
+          <w:color w:val="000000" w:themeColor="text1"/>
+        </w:rPr>
+        <w:t>Machine learning libraries</w:t>
+      </w:r>
+      <w:r>
+        <w:rPr>
+          <w:color w:val="000000" w:themeColor="text1"/>
+        </w:rPr>
+        <w:t xml:space="preserve">, and </w:t>
+      </w:r>
+      <w:r>
+        <w:rPr>
+          <w:color w:val="000000" w:themeColor="text1"/>
+        </w:rPr>
+        <w:t>Data visualization tools</w:t>
+      </w:r>
+      <w:r>
+        <w:rPr>
+          <w:color w:val="000000" w:themeColor="text1"/>
+        </w:rPr>
+        <w:t>.</w:t>
+      </w:r>
+    </w:p>
+    <w:p>
+      <w:pPr>
+        <w:pStyle w:val="Heading2"/>
+      </w:pPr>
+      <w:bookmarkStart w:id="33" w:name="_Toc221641687"/>
+      <w:r>
+        <w:t>3.3 System Development Approach</w:t>
+      </w:r>
       <w:bookmarkEnd w:id="33"/>
     </w:p>
     <w:p>
       <w:pPr>
-        <w:spacing w:line="360" w:lineRule="auto"/>
-        <w:rPr>
-          <w:b/>
-        </w:rPr>
-      </w:pPr>
-      <w:r>
-        <w:rPr>
-          <w:b/>
-        </w:rPr>
-        <w:t>Software Requirements</w:t>
+        <w:spacing w:before="100" w:beforeAutospacing="1" w:after="100" w:afterAutospacing="1" w:line="360" w:lineRule="auto"/>
+      </w:pPr>
+      <w:r>
+        <w:t xml:space="preserve">The system development follows a </w:t>
+      </w:r>
+      <w:r>
+        <w:rPr>
+          <w:bCs/>
+        </w:rPr>
+        <w:t>four-phase incremental approach</w:t>
+      </w:r>
+      <w:r>
+        <w:t>, allowing each subsystem to be developed, tested, and validated before full integration. This minimizes system-level errors and improves reliability.</w:t>
       </w:r>
     </w:p>
     <w:p>
       <w:pPr>
-        <w:spacing w:before="240" w:after="120" w:line="360" w:lineRule="auto"/>
-        <w:ind w:left="360"/>
-        <w:rPr>
-          <w:color w:val="000000" w:themeColor="text1"/>
-        </w:rPr>
-      </w:pPr>
-      <w:r>
-        <w:rPr>
-          <w:color w:val="000000" w:themeColor="text1"/>
-        </w:rPr>
-        <w:t>Firebase backend</w:t>
-      </w:r>
-      <w:r>
-        <w:rPr>
-          <w:color w:val="000000" w:themeColor="text1"/>
-        </w:rPr>
-        <w:t xml:space="preserve">, </w:t>
-      </w:r>
-      <w:r>
-        <w:rPr>
-          <w:color w:val="000000" w:themeColor="text1"/>
-        </w:rPr>
-        <w:t>Web application framework</w:t>
-      </w:r>
-      <w:r>
-        <w:rPr>
-          <w:color w:val="000000" w:themeColor="text1"/>
-        </w:rPr>
-        <w:t xml:space="preserve">, </w:t>
-      </w:r>
-      <w:r>
-        <w:rPr>
-          <w:color w:val="000000" w:themeColor="text1"/>
-        </w:rPr>
-        <w:t>Programming language (Arduino C++)</w:t>
-      </w:r>
-      <w:r>
-        <w:rPr>
-          <w:color w:val="000000" w:themeColor="text1"/>
-        </w:rPr>
-        <w:t xml:space="preserve">, </w:t>
-      </w:r>
-      <w:r>
-        <w:rPr>
-          <w:color w:val="000000" w:themeColor="text1"/>
-        </w:rPr>
-        <w:t>Machine learning libraries</w:t>
-      </w:r>
-      <w:r>
-        <w:rPr>
-          <w:color w:val="000000" w:themeColor="text1"/>
-        </w:rPr>
-        <w:t xml:space="preserve">, and </w:t>
-      </w:r>
-      <w:r>
-        <w:rPr>
-          <w:color w:val="000000" w:themeColor="text1"/>
-        </w:rPr>
-        <w:t>Data visualization tools</w:t>
-      </w:r>
-      <w:r>
-        <w:rPr>
-          <w:color w:val="000000" w:themeColor="text1"/>
-        </w:rPr>
-        <w:t>.</w:t>
-      </w:r>
-    </w:p>
-    <w:p>
-      <w:pPr>
-        <w:pStyle w:val="Heading2"/>
-      </w:pPr>
-      <w:bookmarkStart w:id="34" w:name="_Toc221641687"/>
-      <w:r>
-        <w:t>3.3 System Development Approach</w:t>
+        <w:pStyle w:val="Heading3"/>
+        <w:spacing w:line="360" w:lineRule="auto"/>
+      </w:pPr>
+      <w:bookmarkStart w:id="34" w:name="_Toc221641688"/>
+      <w:r>
+        <w:t>Phase 1: Sensor Integration</w:t>
       </w:r>
       <w:bookmarkEnd w:id="34"/>
     </w:p>
@@ -8142,16 +8585,44 @@
         <w:spacing w:before="100" w:beforeAutospacing="1" w:after="100" w:afterAutospacing="1" w:line="360" w:lineRule="auto"/>
       </w:pPr>
       <w:r>
-        <w:t xml:space="preserve">The system development follows a </w:t>
-      </w:r>
-      <w:r>
-        <w:rPr>
-          <w:bCs/>
-        </w:rPr>
-        <w:t>four-phase incremental approach</w:t>
-      </w:r>
-      <w:r>
-        <w:t>, allowing each subsystem to be developed, tested, and validated before full integration. This minimizes system-level errors and improves reliability.</w:t>
+        <w:t>This phase focuses on selecting, interfacing, and calibrating sensing components responsible for detecting air pollutants and environmental conditions. MQ-series gas sensors (MQ-2, MQ-5, MQ-</w:t>
+      </w:r>
+      <w:r>
+        <w:t>7, MQ-8</w:t>
+      </w:r>
+      <w:r>
+        <w:t>) are used to detect combustible gases, carbon monoxide, methane, and general air contaminants. A particulate matter sensor is employed to measure PM</w:t>
+      </w:r>
+      <w:r>
+        <w:rPr>
+          <w:vertAlign w:val="subscript"/>
+        </w:rPr>
+        <w:t xml:space="preserve">2.5 </w:t>
+      </w:r>
+      <w:r>
+        <w:t>and PM</w:t>
+      </w:r>
+      <w:r>
+        <w:rPr>
+          <w:vertAlign w:val="subscript"/>
+        </w:rPr>
+        <w:t>10</w:t>
+      </w:r>
+      <w:r>
+        <w:t xml:space="preserve"> concentrations, while a DHT11 sensor measures ambient temperature and humidity.</w:t>
+      </w:r>
+      <w:r>
+        <w:t xml:space="preserve"> </w:t>
+      </w:r>
+      <w:r>
+        <w:t xml:space="preserve">Sensors are electrically interfaced with the ESP32 microcontroller using analog and digital input pins. Voltage divider circuits are used where necessary to ensure signal levels are compatible with the </w:t>
+      </w:r>
+      <w:r>
+        <w:lastRenderedPageBreak/>
+        <w:t>ESP32’s ADC. Initial calibration is performed by exposing sensors to known or simulated pollutant conditions and recording baseline readings. This calibration process establishes threshold values and improves measurement</w:t>
+      </w:r>
+      <w:r>
+        <w:t xml:space="preserve"> consistency before deployment.</w:t>
       </w:r>
     </w:p>
     <w:p>
@@ -8159,9 +8630,9 @@
         <w:pStyle w:val="Heading3"/>
         <w:spacing w:line="360" w:lineRule="auto"/>
       </w:pPr>
-      <w:bookmarkStart w:id="35" w:name="_Toc221641688"/>
-      <w:r>
-        <w:t>Phase 1: Sensor Integration</w:t>
+      <w:bookmarkStart w:id="35" w:name="_Toc221641689"/>
+      <w:r>
+        <w:t>Phase 2: Edge Processing and Data Acquisition</w:t>
       </w:r>
       <w:bookmarkEnd w:id="35"/>
     </w:p>
@@ -8170,44 +8641,16 @@
         <w:spacing w:before="100" w:beforeAutospacing="1" w:after="100" w:afterAutospacing="1" w:line="360" w:lineRule="auto"/>
       </w:pPr>
       <w:r>
-        <w:t>This phase focuses on selecting, interfacing, and calibrating sensing components responsible for detecting air pollutants and environmental conditions. MQ-series gas sensors (MQ-2, MQ-5, MQ-</w:t>
-      </w:r>
-      <w:r>
-        <w:t>7, MQ-8</w:t>
-      </w:r>
-      <w:r>
-        <w:t>) are used to detect combustible gases, carbon monoxide, methane, and general air contaminants. A particulate matter sensor is employed to measure PM</w:t>
-      </w:r>
-      <w:r>
-        <w:rPr>
-          <w:vertAlign w:val="subscript"/>
-        </w:rPr>
-        <w:t xml:space="preserve">2.5 </w:t>
-      </w:r>
-      <w:r>
-        <w:t>and PM</w:t>
-      </w:r>
-      <w:r>
-        <w:rPr>
-          <w:vertAlign w:val="subscript"/>
-        </w:rPr>
-        <w:t>10</w:t>
-      </w:r>
-      <w:r>
-        <w:t xml:space="preserve"> concentrations, while a DHT11 sensor measures ambient temperature and humidity.</w:t>
+        <w:t>In this phase, the ESP32 microcontroller is programmed to function as an intelligent edge device. The firmware continuously samples sensor data at predefined intervals. Raw analog readings are converted into digital values using the ESP32’s built-in ADC and preprocessed to reduce noise and fluctuations.</w:t>
       </w:r>
       <w:r>
         <w:t xml:space="preserve"> </w:t>
       </w:r>
       <w:r>
-        <w:t xml:space="preserve">Sensors are electrically interfaced with the ESP32 microcontroller using analog and digital input pins. Voltage divider circuits are used where necessary to ensure signal levels are compatible with the </w:t>
-      </w:r>
-      <w:r>
-        <w:lastRenderedPageBreak/>
-        <w:t>ESP32’s ADC. Initial calibration is performed by exposing sensors to known or simulated pollutant conditions and recording baseline readings. This calibration process establishes threshold values and improves measurement</w:t>
-      </w:r>
-      <w:r>
-        <w:t xml:space="preserve"> consistency before deployment.</w:t>
+        <w:t xml:space="preserve">Edge-level processing includes normalization of sensor values, application of calibration correction factors, threshold comparison, and timestamping of readings. Threshold-based logic is implemented to detect hazardous conditions locally, enabling rapid activation of alerts and actuators without relying on cloud processing. The ESP32 transmits processed data to </w:t>
+      </w:r>
+      <w:r>
+        <w:t>the cloud via Wi-Fi, ensuring low-latency and energy-efficient communication.</w:t>
       </w:r>
     </w:p>
     <w:p>
@@ -8215,9 +8658,9 @@
         <w:pStyle w:val="Heading3"/>
         <w:spacing w:line="360" w:lineRule="auto"/>
       </w:pPr>
-      <w:bookmarkStart w:id="36" w:name="_Toc221641689"/>
-      <w:r>
-        <w:t>Phase 2: Edge Processing and Data Acquisition</w:t>
+      <w:bookmarkStart w:id="36" w:name="_Toc221641690"/>
+      <w:r>
+        <w:t>Phase 3: Cloud Storage and Backend Integration</w:t>
       </w:r>
       <w:bookmarkEnd w:id="36"/>
     </w:p>
@@ -8226,35 +8669,15 @@
         <w:spacing w:before="100" w:beforeAutospacing="1" w:after="100" w:afterAutospacing="1" w:line="360" w:lineRule="auto"/>
       </w:pPr>
       <w:r>
-        <w:t>In this phase, the ESP32 microcontroller is programmed to function as an intelligent edge device. The firmware continuously samples sensor data at predefined intervals. Raw analog readings are converted into digital values using the ESP32’s built-in ADC and preprocessed to reduce noise and fluctuations.</w:t>
-      </w:r>
-      <w:r>
-        <w:t xml:space="preserve"> </w:t>
-      </w:r>
-      <w:r>
-        <w:t xml:space="preserve">Edge-level processing includes normalization of sensor values, application of calibration correction factors, threshold comparison, and timestamping of readings. Threshold-based logic is implemented to detect hazardous conditions locally, enabling rapid activation of alerts and actuators without relying on cloud processing. The ESP32 transmits processed data to </w:t>
-      </w:r>
-      <w:r>
-        <w:t>the cloud via Wi-Fi, ensuring low-latency and energy-efficient communication.</w:t>
-      </w:r>
-    </w:p>
-    <w:p>
-      <w:pPr>
-        <w:pStyle w:val="Heading3"/>
-        <w:spacing w:line="360" w:lineRule="auto"/>
-      </w:pPr>
-      <w:bookmarkStart w:id="37" w:name="_Toc221641690"/>
-      <w:r>
-        <w:t>Phase 3: Cloud Storage and Backend Integration</w:t>
-      </w:r>
-      <w:bookmarkEnd w:id="37"/>
-    </w:p>
-    <w:p>
-      <w:pPr>
-        <w:spacing w:before="100" w:beforeAutospacing="1" w:after="100" w:afterAutospacing="1" w:line="360" w:lineRule="auto"/>
-      </w:pPr>
-      <w:r>
-        <w:t>Firebase is selected as the cloud backend due to its real-time database capabilities, scalability, and ease of integration with IoT applications. In this phase, a secure communication channel is established between the ESP32 and Firebase using authentication keys. Sensor data are structured into organized database fields representing gas concentrations, particulate matter levels, temperature, humidity, timestamps, and alert states. Firebase functions are configured to trigger notifications when pollutant levels exceed predefined safety thresholds. This cloud-based approach enables remote access to both real-time and historical air quality data, supporting long-term analysis and visualization.</w:t>
+        <w:t xml:space="preserve">Firebase is selected as the cloud backend due to its real-time database capabilities, scalability, and ease of integration with </w:t>
+      </w:r>
+      <w:proofErr w:type="spellStart"/>
+      <w:r>
+        <w:t>IoT</w:t>
+      </w:r>
+      <w:proofErr w:type="spellEnd"/>
+      <w:r>
+        <w:t xml:space="preserve"> applications. In this phase, a secure communication channel is established between the ESP32 and Firebase using authentication keys. Sensor data are structured into organized database fields representing gas concentrations, particulate matter levels, temperature, humidity, timestamps, and alert states. Firebase functions are configured to trigger notifications when pollutant levels exceed predefined safety thresholds. This cloud-based approach enables remote access to both real-time and historical air quality data, supporting long-term analysis and visualization.</w:t>
       </w:r>
     </w:p>
     <w:p>
@@ -8330,7 +8753,7 @@
         <w:pStyle w:val="Caption"/>
         <w:spacing w:line="360" w:lineRule="auto"/>
       </w:pPr>
-      <w:bookmarkStart w:id="38" w:name="_Toc221641721"/>
+      <w:bookmarkStart w:id="37" w:name="_Toc221641721"/>
       <w:r>
         <w:t xml:space="preserve">Figure </w:t>
       </w:r>
@@ -8343,9 +8766,17 @@
         </w:r>
       </w:fldSimple>
       <w:r>
-        <w:t>: IoT-Based Air Quality Monitoring System Hardware</w:t>
-      </w:r>
-      <w:bookmarkEnd w:id="38"/>
+        <w:t xml:space="preserve">: </w:t>
+      </w:r>
+      <w:proofErr w:type="spellStart"/>
+      <w:r>
+        <w:t>IoT</w:t>
+      </w:r>
+      <w:proofErr w:type="spellEnd"/>
+      <w:r>
+        <w:t>-Based Air Quality Monitoring System Hardware</w:t>
+      </w:r>
+      <w:bookmarkEnd w:id="37"/>
     </w:p>
     <w:p>
       <w:pPr>
@@ -8357,11 +8788,11 @@
         <w:pStyle w:val="Heading3"/>
         <w:spacing w:line="360" w:lineRule="auto"/>
       </w:pPr>
-      <w:bookmarkStart w:id="39" w:name="_Toc221641691"/>
+      <w:bookmarkStart w:id="38" w:name="_Toc221641691"/>
       <w:r>
         <w:t>Phase 4: Web Application and User Interface</w:t>
       </w:r>
-      <w:bookmarkEnd w:id="39"/>
+      <w:bookmarkEnd w:id="38"/>
     </w:p>
     <w:p>
       <w:pPr>
@@ -8443,7 +8874,7 @@
         <w:pStyle w:val="Caption"/>
         <w:spacing w:line="360" w:lineRule="auto"/>
       </w:pPr>
-      <w:bookmarkStart w:id="40" w:name="_Toc221641722"/>
+      <w:bookmarkStart w:id="39" w:name="_Toc221641722"/>
       <w:r>
         <w:t xml:space="preserve">Figure </w:t>
       </w:r>
@@ -8458,7 +8889,7 @@
       <w:r>
         <w:t>:IoT-Based Air Quality Monitoring System Data Flow</w:t>
       </w:r>
-      <w:bookmarkEnd w:id="40"/>
+      <w:bookmarkEnd w:id="39"/>
     </w:p>
     <w:p>
       <w:pPr>
@@ -8468,14 +8899,14 @@
           <w:szCs w:val="27"/>
         </w:rPr>
       </w:pPr>
-      <w:bookmarkStart w:id="41" w:name="_Toc221641692"/>
+      <w:bookmarkStart w:id="40" w:name="_Toc221641692"/>
       <w:r>
         <w:t>3.4</w:t>
       </w:r>
       <w:r>
         <w:t xml:space="preserve"> Machine Learning and Data Analysis Methods</w:t>
       </w:r>
-      <w:bookmarkEnd w:id="41"/>
+      <w:bookmarkEnd w:id="40"/>
     </w:p>
     <w:p>
       <w:pPr>
@@ -8529,7 +8960,15 @@
         <w:t xml:space="preserve"> </w:t>
       </w:r>
       <w:r>
-        <w:t>Outliers and inconsistent readings are identified and removed using statistical thresholding and range-based validation, particularly for gas concentration sensors such as carbon monoxide, hydrogen, LPG, and smoke. Calibration correction factors are applied to compensate for sensor drift and manufacturing variability. To ensure that no single variable dominates model training due to scale differences, all sensor variables are normalized to a common range. Missing or incomplete observations are handled through interpolation and statistical imputation, preserving temporal continuity in the dataset.</w:t>
+        <w:t xml:space="preserve">Outliers and inconsistent readings are identified and removed using statistical </w:t>
+      </w:r>
+      <w:proofErr w:type="spellStart"/>
+      <w:r>
+        <w:t>thresholding</w:t>
+      </w:r>
+      <w:proofErr w:type="spellEnd"/>
+      <w:r>
+        <w:t xml:space="preserve"> and range-based validation, particularly for gas concentration sensors such as carbon monoxide, hydrogen, LPG, and smoke. Calibration correction factors are applied to compensate for sensor drift and manufacturing variability. To ensure that no single variable dominates model training due to scale differences, all sensor variables are normalized to a common range. Missing or incomplete observations are handled through interpolation and statistical imputation, preserving temporal continuity in the dataset.</w:t>
       </w:r>
       <w:r>
         <w:t xml:space="preserve"> </w:t>
@@ -8706,7 +9145,7 @@
         <w:pStyle w:val="Caption"/>
         <w:spacing w:line="360" w:lineRule="auto"/>
       </w:pPr>
-      <w:bookmarkStart w:id="42" w:name="_Toc221641723"/>
+      <w:bookmarkStart w:id="41" w:name="_Toc221641723"/>
       <w:r>
         <w:t xml:space="preserve">Figure </w:t>
       </w:r>
@@ -8721,7 +9160,7 @@
       <w:r>
         <w:t>:IoT-Based Air Quality Monitoring System ML subsystem</w:t>
       </w:r>
-      <w:bookmarkEnd w:id="42"/>
+      <w:bookmarkEnd w:id="41"/>
     </w:p>
     <w:p>
       <w:pPr>
@@ -8803,7 +9242,7 @@
       <w:pPr>
         <w:pStyle w:val="Heading2"/>
       </w:pPr>
-      <w:bookmarkStart w:id="43" w:name="_Toc221641693"/>
+      <w:bookmarkStart w:id="42" w:name="_Toc221641693"/>
       <w:r>
         <w:t>3.</w:t>
       </w:r>
@@ -8813,7 +9252,7 @@
       <w:r>
         <w:t xml:space="preserve"> Prototype Testing</w:t>
       </w:r>
-      <w:bookmarkEnd w:id="43"/>
+      <w:bookmarkEnd w:id="42"/>
     </w:p>
     <w:p>
       <w:pPr>
@@ -8845,14 +9284,14 @@
       <w:pPr>
         <w:pStyle w:val="Heading2"/>
       </w:pPr>
-      <w:bookmarkStart w:id="44" w:name="_Toc221641694"/>
+      <w:bookmarkStart w:id="43" w:name="_Toc221641694"/>
       <w:r>
         <w:t xml:space="preserve">3.6 </w:t>
       </w:r>
       <w:r>
         <w:t>Ethical and Safety Considerations</w:t>
       </w:r>
-      <w:bookmarkEnd w:id="44"/>
+      <w:bookmarkEnd w:id="43"/>
     </w:p>
     <w:p>
       <w:pPr>
@@ -8898,12 +9337,12 @@
         <w:pStyle w:val="Heading1"/>
         <w:spacing w:line="360" w:lineRule="auto"/>
       </w:pPr>
-      <w:bookmarkStart w:id="45" w:name="_Toc221641695"/>
+      <w:bookmarkStart w:id="44" w:name="_Toc221641695"/>
       <w:r>
         <w:lastRenderedPageBreak/>
         <w:t>CHAPTER 4: EXPECTED OUTCOMES</w:t>
       </w:r>
-      <w:bookmarkEnd w:id="45"/>
+      <w:bookmarkEnd w:id="44"/>
     </w:p>
     <w:p>
       <w:pPr>
@@ -8918,11 +9357,19 @@
         </w:rPr>
         <w:t xml:space="preserve">The </w:t>
       </w:r>
-      <w:r>
-        <w:rPr>
-          <w:color w:val="000000" w:themeColor="text1"/>
-        </w:rPr>
-        <w:t>IoT-Based Air Quality Monitoring System</w:t>
+      <w:proofErr w:type="spellStart"/>
+      <w:r>
+        <w:rPr>
+          <w:color w:val="000000" w:themeColor="text1"/>
+        </w:rPr>
+        <w:t>IoT</w:t>
+      </w:r>
+      <w:proofErr w:type="spellEnd"/>
+      <w:r>
+        <w:rPr>
+          <w:color w:val="000000" w:themeColor="text1"/>
+        </w:rPr>
+        <w:t>-Based Air Quality Monitoring System</w:t>
       </w:r>
       <w:r>
         <w:rPr>
@@ -9019,7 +9466,7 @@
         <w:pStyle w:val="Caption"/>
         <w:spacing w:line="360" w:lineRule="auto"/>
       </w:pPr>
-      <w:bookmarkStart w:id="46" w:name="_Toc221641724"/>
+      <w:bookmarkStart w:id="45" w:name="_Toc221641724"/>
       <w:r>
         <w:t xml:space="preserve">Figure </w:t>
       </w:r>
@@ -9032,21 +9479,49 @@
         </w:r>
       </w:fldSimple>
       <w:r>
-        <w:t>:illustrates the enclosure of the IoT-Based Air Quality Monitoring System</w:t>
+        <w:t xml:space="preserve">:illustrates the enclosure of the </w:t>
+      </w:r>
+      <w:proofErr w:type="spellStart"/>
+      <w:r>
+        <w:t>IoT</w:t>
+      </w:r>
+      <w:proofErr w:type="spellEnd"/>
+      <w:r>
+        <w:t>-Based Air Quality Monitoring System</w:t>
+      </w:r>
+      <w:bookmarkEnd w:id="45"/>
+    </w:p>
+    <w:p>
+      <w:pPr>
+        <w:pStyle w:val="Heading2"/>
+        <w:rPr>
+          <w:sz w:val="27"/>
+          <w:szCs w:val="27"/>
+        </w:rPr>
+      </w:pPr>
+      <w:bookmarkStart w:id="46" w:name="_Toc221641696"/>
+      <w:r>
+        <w:t>4.1 Real-Time Monitoring of Air Pollutants</w:t>
       </w:r>
       <w:bookmarkEnd w:id="46"/>
     </w:p>
     <w:p>
       <w:pPr>
+        <w:pStyle w:val="NormalWeb"/>
+        <w:spacing w:line="360" w:lineRule="auto"/>
+      </w:pPr>
+      <w:r>
+        <w:t>The system is expected to provide continuous real-time monitoring of key air quality parameters, including particulate matter (PM2.5 and PM10), carbon monoxide, methane, and other hazardous gases. Using MQ-series gas sensors and particulate matter sensors, the system should detect fluctuations in pollutant concentrations as they occur. This real-time capability enables users to understand and respond promptly to changes in air quality within their immediate environment.</w:t>
+      </w:r>
+    </w:p>
+    <w:p>
+      <w:pPr>
         <w:pStyle w:val="Heading2"/>
-        <w:rPr>
-          <w:sz w:val="27"/>
-          <w:szCs w:val="27"/>
-        </w:rPr>
-      </w:pPr>
-      <w:bookmarkStart w:id="47" w:name="_Toc221641696"/>
-      <w:r>
-        <w:t>4.1 Real-Time Monitoring of Air Pollutants</w:t>
+      </w:pPr>
+      <w:bookmarkStart w:id="47" w:name="_Toc221641697"/>
+      <w:r>
+        <w:lastRenderedPageBreak/>
+        <w:t>4.2 Detection of Hazardous Gas Leaks and Fire Risks</w:t>
       </w:r>
       <w:bookmarkEnd w:id="47"/>
     </w:p>
@@ -9056,17 +9531,16 @@
         <w:spacing w:line="360" w:lineRule="auto"/>
       </w:pPr>
       <w:r>
-        <w:t>The system is expected to provide continuous real-time monitoring of key air quality parameters, including particulate matter (PM2.5 and PM10), carbon monoxide, methane, and other hazardous gases. Using MQ-series gas sensors and particulate matter sensors, the system should detect fluctuations in pollutant concentrations as they occur. This real-time capability enables users to understand and respond promptly to changes in air quality within their immediate environment.</w:t>
+        <w:t>Through the integration of sensors such as MQ-2, MQ-7, and MQ-135, the system is expected to detect combustible and toxic gases associated with gas leaks, fire outbreaks, and poisoning risks. By applying predefined threshold values, the prototype should generate warnings when gas concentrations exceed safe limits. This outcome enhances safety by enabling early detection and timely intervention in environments such as kitchens, laboratories, industrial spaces, and fuel storage areas.</w:t>
       </w:r>
     </w:p>
     <w:p>
       <w:pPr>
         <w:pStyle w:val="Heading2"/>
       </w:pPr>
-      <w:bookmarkStart w:id="48" w:name="_Toc221641697"/>
-      <w:r>
-        <w:lastRenderedPageBreak/>
-        <w:t>4.2 Detection of Hazardous Gas Leaks and Fire Risks</w:t>
+      <w:bookmarkStart w:id="48" w:name="_Toc221641698"/>
+      <w:r>
+        <w:t>4.3 Automated Alerts and User Notifications</w:t>
       </w:r>
       <w:bookmarkEnd w:id="48"/>
     </w:p>
@@ -9076,16 +9550,16 @@
         <w:spacing w:line="360" w:lineRule="auto"/>
       </w:pPr>
       <w:r>
-        <w:t>Through the integration of sensors such as MQ-2, MQ-7, and MQ-135, the system is expected to detect combustible and toxic gases associated with gas leaks, fire outbreaks, and poisoning risks. By applying predefined threshold values, the prototype should generate warnings when gas concentrations exceed safe limits. This outcome enhances safety by enabling early detection and timely intervention in environments such as kitchens, laboratories, industrial spaces, and fuel storage areas.</w:t>
+        <w:t>The system is expected to provide automated alerts through Firebase and a web-based application interface. When hazardous conditions are detected, notifications should be delivered instantly to users, allowing rapid response and minimizing prolonged exposure to unsafe air conditions. This outcome strengthens the system’s role as an active safety tool rather than a passive monitoring device.</w:t>
       </w:r>
     </w:p>
     <w:p>
       <w:pPr>
         <w:pStyle w:val="Heading2"/>
       </w:pPr>
-      <w:bookmarkStart w:id="49" w:name="_Toc221641698"/>
-      <w:r>
-        <w:t>4.3 Automated Alerts and User Notifications</w:t>
+      <w:bookmarkStart w:id="49" w:name="_Toc221641699"/>
+      <w:r>
+        <w:t>4.4 Data Visualization and Accessibility</w:t>
       </w:r>
       <w:bookmarkEnd w:id="49"/>
     </w:p>
@@ -9095,16 +9569,16 @@
         <w:spacing w:line="360" w:lineRule="auto"/>
       </w:pPr>
       <w:r>
-        <w:t>The system is expected to provide automated alerts through Firebase and a web-based application interface. When hazardous conditions are detected, notifications should be delivered instantly to users, allowing rapid response and minimizing prolonged exposure to unsafe air conditions. This outcome strengthens the system’s role as an active safety tool rather than a passive monitoring device.</w:t>
+        <w:t>The project is expected to deliver an intuitive web application that presents real-time sensor readings, historical trends, and basic pollution analysis. The platform should be accessible through mobile devices, laptops, and other internet-enabled systems. This outcome improves accessibility to environmental data and empowers users who lack access to professional or centralized monitoring infrastructure.</w:t>
       </w:r>
     </w:p>
     <w:p>
       <w:pPr>
         <w:pStyle w:val="Heading2"/>
       </w:pPr>
-      <w:bookmarkStart w:id="50" w:name="_Toc221641699"/>
-      <w:r>
-        <w:t>4.4 Data Visualization and Accessibility</w:t>
+      <w:bookmarkStart w:id="50" w:name="_Toc221641700"/>
+      <w:r>
+        <w:t>4.5 Predictive Analytics and Anomaly Detection</w:t>
       </w:r>
       <w:bookmarkEnd w:id="50"/>
     </w:p>
@@ -9114,16 +9588,17 @@
         <w:spacing w:line="360" w:lineRule="auto"/>
       </w:pPr>
       <w:r>
-        <w:t>The project is expected to deliver an intuitive web application that presents real-time sensor readings, historical trends, and basic pollution analysis. The platform should be accessible through mobile devices, laptops, and other internet-enabled systems. This outcome improves accessibility to environmental data and empowers users who lack access to professional or centralized monitoring infrastructure.</w:t>
+        <w:t>The integration of machine learning techniques is expected to enhance system intelligence by enabling predictive and analytical capabilities. Specifically, the system should be able to forecast short-term pollutant levels, detect abnormal pollution patterns, identify potential gas leak anomalies, and provide early warnings based on observed trends. This outcome shifts the system from a reactive monitoring tool to a proactive decision-support platform.</w:t>
       </w:r>
     </w:p>
     <w:p>
       <w:pPr>
         <w:pStyle w:val="Heading2"/>
       </w:pPr>
-      <w:bookmarkStart w:id="51" w:name="_Toc221641700"/>
-      <w:r>
-        <w:t>4.5 Predictive Analytics and Anomaly Detection</w:t>
+      <w:bookmarkStart w:id="51" w:name="_Toc221641701"/>
+      <w:r>
+        <w:lastRenderedPageBreak/>
+        <w:t>4.6 Enhanced Awareness and Safety Practices</w:t>
       </w:r>
       <w:bookmarkEnd w:id="51"/>
     </w:p>
@@ -9133,17 +9608,16 @@
         <w:spacing w:line="360" w:lineRule="auto"/>
       </w:pPr>
       <w:r>
-        <w:t>The integration of machine learning techniques is expected to enhance system intelligence by enabling predictive and analytical capabilities. Specifically, the system should be able to forecast short-term pollutant levels, detect abnormal pollution patterns, identify potential gas leak anomalies, and provide early warnings based on observed trends. This outcome shifts the system from a reactive monitoring tool to a proactive decision-support platform.</w:t>
+        <w:t>The project is expected to contribute to increased environmental and safety awareness among users. By providing timely information and alerts, the system should educate users on pollution risks, promote safer practices, and encourage responsible environmental behavior. This outcome is particularly relevant for households, schools, healthcare facilities, and small-scale industrial environments.</w:t>
       </w:r>
     </w:p>
     <w:p>
       <w:pPr>
         <w:pStyle w:val="Heading2"/>
       </w:pPr>
-      <w:bookmarkStart w:id="52" w:name="_Toc221641701"/>
-      <w:r>
-        <w:lastRenderedPageBreak/>
-        <w:t>4.6 Enhanced Awareness and Safety Practices</w:t>
+      <w:bookmarkStart w:id="52" w:name="_Toc221641702"/>
+      <w:r>
+        <w:t>4.7 Affordability and Scalability</w:t>
       </w:r>
       <w:bookmarkEnd w:id="52"/>
     </w:p>
@@ -9153,16 +9627,24 @@
         <w:spacing w:line="360" w:lineRule="auto"/>
       </w:pPr>
       <w:r>
-        <w:t>The project is expected to contribute to increased environmental and safety awareness among users. By providing timely information and alerts, the system should educate users on pollution risks, promote safer practices, and encourage responsible environmental behavior. This outcome is particularly relevant for households, schools, healthcare facilities, and small-scale industrial environments.</w:t>
+        <w:t>By utilizing low-cost sensors and open-source hardware and software platforms, the system is expected to demonstrate that effective air quality monitoring can be achieved at an affordable cost. The modular design supports scalability and adaptability for deployment in households, small businesses, urban communities, agricultural facilities, and healthcare environments.</w:t>
       </w:r>
     </w:p>
     <w:p>
       <w:pPr>
         <w:pStyle w:val="Heading2"/>
       </w:pPr>
-      <w:bookmarkStart w:id="53" w:name="_Toc221641702"/>
-      <w:r>
-        <w:t>4.7 Affordability and Scalability</w:t>
+      <w:bookmarkStart w:id="53" w:name="_Toc221641703"/>
+      <w:r>
+        <w:t xml:space="preserve">4.8 Validation of </w:t>
+      </w:r>
+      <w:proofErr w:type="spellStart"/>
+      <w:r>
+        <w:t>IoT</w:t>
+      </w:r>
+      <w:proofErr w:type="spellEnd"/>
+      <w:r>
+        <w:t>-Based Environmental Monitoring</w:t>
       </w:r>
       <w:bookmarkEnd w:id="53"/>
     </w:p>
@@ -9172,51 +9654,40 @@
         <w:spacing w:line="360" w:lineRule="auto"/>
       </w:pPr>
       <w:r>
-        <w:t>By utilizing low-cost sensors and open-source hardware and software platforms, the system is expected to demonstrate that effective air quality monitoring can be achieved at an affordable cost. The modular design supports scalability and adaptability for deployment in households, small businesses, urban communities, agricultural facilities, and healthcare environments.</w:t>
+        <w:t xml:space="preserve">The successful implementation of the system is expected to validate the feasibility of </w:t>
+      </w:r>
+      <w:proofErr w:type="spellStart"/>
+      <w:r>
+        <w:t>IoT</w:t>
+      </w:r>
+      <w:proofErr w:type="spellEnd"/>
+      <w:r>
+        <w:t>-based environmental monitoring as a practical alternative to centralized monitoring systems. The project should demonstrate the effectiveness of decentralized sensing, cloud-based data analytics, and low-cost environmental intelligence in addressing localized air quality monitoring needs.</w:t>
       </w:r>
     </w:p>
     <w:p>
       <w:pPr>
-        <w:pStyle w:val="Heading2"/>
-      </w:pPr>
-      <w:bookmarkStart w:id="54" w:name="_Toc221641703"/>
-      <w:r>
-        <w:t>4.8 Validation of IoT-Based Environmental Monitoring</w:t>
+        <w:pStyle w:val="Heading1"/>
+        <w:spacing w:line="360" w:lineRule="auto"/>
+      </w:pPr>
+      <w:bookmarkStart w:id="54" w:name="_Toc221641704"/>
+      <w:r>
+        <w:t>CHAPTER 5: WORK PLAN AND BUDGET</w:t>
       </w:r>
       <w:bookmarkEnd w:id="54"/>
     </w:p>
     <w:p>
       <w:pPr>
-        <w:pStyle w:val="NormalWeb"/>
-        <w:spacing w:line="360" w:lineRule="auto"/>
-      </w:pPr>
-      <w:r>
-        <w:t>The successful implementation of the system is expected to validate the feasibility of IoT-based environmental monitoring as a practical alternative to centralized monitoring systems. The project should demonstrate the effectiveness of decentralized sensing, cloud-based data analytics, and low-cost environmental intelligence in addressing localized air quality monitoring needs.</w:t>
-      </w:r>
-    </w:p>
-    <w:p>
-      <w:pPr>
-        <w:pStyle w:val="Heading1"/>
-        <w:spacing w:line="360" w:lineRule="auto"/>
-      </w:pPr>
-      <w:bookmarkStart w:id="55" w:name="_Toc221641704"/>
-      <w:r>
-        <w:t>CHAPTER 5: WORK PLAN AND BUDGET</w:t>
+        <w:pStyle w:val="Heading2"/>
+      </w:pPr>
+      <w:bookmarkStart w:id="55" w:name="_Toc221641705"/>
+      <w:r>
+        <w:t>5.1 Project Schedule</w:t>
       </w:r>
       <w:bookmarkEnd w:id="55"/>
     </w:p>
     <w:p>
       <w:pPr>
-        <w:pStyle w:val="Heading2"/>
-      </w:pPr>
-      <w:bookmarkStart w:id="56" w:name="_Toc221641705"/>
-      <w:r>
-        <w:t>5.1 Project Schedule</w:t>
-      </w:r>
-      <w:bookmarkEnd w:id="56"/>
-    </w:p>
-    <w:p>
-      <w:pPr>
         <w:pStyle w:val="NormalWeb"/>
         <w:spacing w:line="360" w:lineRule="auto"/>
         <w:rPr>
@@ -9271,7 +9742,7 @@
           <w:szCs w:val="24"/>
         </w:rPr>
       </w:pPr>
-      <w:bookmarkStart w:id="57" w:name="_Toc221418815"/>
+      <w:bookmarkStart w:id="56" w:name="_Toc221418815"/>
       <w:r>
         <w:rPr>
           <w:szCs w:val="24"/>
@@ -9317,7 +9788,7 @@
         </w:rPr>
         <w:t>: Project timeline</w:t>
       </w:r>
-      <w:bookmarkEnd w:id="57"/>
+      <w:bookmarkEnd w:id="56"/>
     </w:p>
     <w:tbl>
       <w:tblPr>
@@ -9583,7 +10054,7 @@
                 <w:sz w:val="22"/>
                 <w:szCs w:val="22"/>
               </w:rPr>
-              <w:t>Project Incubation &amp; Topic Refinement</w:t>
+              <w:t>Project  Topic choice</w:t>
             </w:r>
           </w:p>
         </w:tc>
@@ -13023,14 +13494,14 @@
       <w:pPr>
         <w:pStyle w:val="Heading2"/>
       </w:pPr>
-      <w:bookmarkStart w:id="58" w:name="_Toc221641706"/>
+      <w:bookmarkStart w:id="57" w:name="_Toc221641706"/>
       <w:r>
         <w:t>5.2</w:t>
       </w:r>
       <w:r>
         <w:t xml:space="preserve"> Budget</w:t>
       </w:r>
-      <w:bookmarkEnd w:id="58"/>
+      <w:bookmarkEnd w:id="57"/>
     </w:p>
     <w:p>
       <w:pPr>
@@ -13041,7 +13512,7 @@
           <w:szCs w:val="24"/>
         </w:rPr>
       </w:pPr>
-      <w:bookmarkStart w:id="59" w:name="_Toc221418816"/>
+      <w:bookmarkStart w:id="58" w:name="_Toc221418816"/>
       <w:r>
         <w:rPr>
           <w:szCs w:val="24"/>
@@ -13086,7 +13557,7 @@
         </w:rPr>
         <w:t>: Project budget</w:t>
       </w:r>
-      <w:bookmarkEnd w:id="59"/>
+      <w:bookmarkEnd w:id="58"/>
     </w:p>
     <w:tbl>
       <w:tblPr>
@@ -14655,7 +15126,21 @@
               <w:rPr>
                 <w:color w:val="000000"/>
               </w:rPr>
-              <w:t xml:space="preserve">Standard perfboard, </w:t>
+              <w:t xml:space="preserve">Standard </w:t>
+            </w:r>
+            <w:proofErr w:type="spellStart"/>
+            <w:r>
+              <w:rPr>
+                <w:color w:val="000000"/>
+              </w:rPr>
+              <w:t>perfboard</w:t>
+            </w:r>
+            <w:proofErr w:type="spellEnd"/>
+            <w:r>
+              <w:rPr>
+                <w:color w:val="000000"/>
+              </w:rPr>
+              <w:t xml:space="preserve">, </w:t>
             </w:r>
             <w:r>
               <w:rPr>
@@ -15746,7 +16231,21 @@
               <w:rPr>
                 <w:color w:val="000000"/>
               </w:rPr>
-              <w:t>10 000 mAh USB power bank</w:t>
+              <w:t>10 000 </w:t>
+            </w:r>
+            <w:proofErr w:type="spellStart"/>
+            <w:r>
+              <w:rPr>
+                <w:color w:val="000000"/>
+              </w:rPr>
+              <w:t>mAh</w:t>
+            </w:r>
+            <w:proofErr w:type="spellEnd"/>
+            <w:r>
+              <w:rPr>
+                <w:color w:val="000000"/>
+              </w:rPr>
+              <w:t xml:space="preserve"> USB power bank</w:t>
             </w:r>
           </w:p>
         </w:tc>
@@ -16639,7 +17138,61 @@
                 <w:iCs/>
                 <w:color w:val="000000"/>
               </w:rPr>
-              <w:t>10 kΩ, 4.7 kΩ, 1 kΩ, 220 Ω</w:t>
+              <w:t>10 </w:t>
+            </w:r>
+            <w:proofErr w:type="spellStart"/>
+            <w:r>
+              <w:rPr>
+                <w:i/>
+                <w:iCs/>
+                <w:color w:val="000000"/>
+              </w:rPr>
+              <w:t>kΩ</w:t>
+            </w:r>
+            <w:proofErr w:type="spellEnd"/>
+            <w:r>
+              <w:rPr>
+                <w:i/>
+                <w:iCs/>
+                <w:color w:val="000000"/>
+              </w:rPr>
+              <w:t>, 4.7 </w:t>
+            </w:r>
+            <w:proofErr w:type="spellStart"/>
+            <w:r>
+              <w:rPr>
+                <w:i/>
+                <w:iCs/>
+                <w:color w:val="000000"/>
+              </w:rPr>
+              <w:t>kΩ</w:t>
+            </w:r>
+            <w:proofErr w:type="spellEnd"/>
+            <w:r>
+              <w:rPr>
+                <w:i/>
+                <w:iCs/>
+                <w:color w:val="000000"/>
+              </w:rPr>
+              <w:t>, 1 </w:t>
+            </w:r>
+            <w:proofErr w:type="spellStart"/>
+            <w:r>
+              <w:rPr>
+                <w:i/>
+                <w:iCs/>
+                <w:color w:val="000000"/>
+              </w:rPr>
+              <w:t>kΩ</w:t>
+            </w:r>
+            <w:proofErr w:type="spellEnd"/>
+            <w:r>
+              <w:rPr>
+                <w:i/>
+                <w:iCs/>
+                <w:color w:val="000000"/>
+              </w:rPr>
+              <w:t>, 220 Ω</w:t>
             </w:r>
           </w:p>
         </w:tc>
@@ -17281,7 +17834,7 @@
           <w:szCs w:val="24"/>
         </w:rPr>
       </w:pPr>
-      <w:bookmarkStart w:id="60" w:name="_Toc221641707"/>
+      <w:bookmarkStart w:id="59" w:name="_Toc221641707"/>
       <w:r>
         <w:rPr>
           <w:sz w:val="24"/>
@@ -17289,7 +17842,7 @@
         </w:rPr>
         <w:t>CONCLUSION</w:t>
       </w:r>
-      <w:bookmarkEnd w:id="60"/>
+      <w:bookmarkEnd w:id="59"/>
     </w:p>
     <w:p>
       <w:pPr>
@@ -17302,7 +17855,21 @@
         <w:rPr>
           <w:color w:val="000000" w:themeColor="text1"/>
         </w:rPr>
-        <w:t xml:space="preserve">The IoT-based air quality monitoring system is a </w:t>
+        <w:t xml:space="preserve">The </w:t>
+      </w:r>
+      <w:proofErr w:type="spellStart"/>
+      <w:r>
+        <w:rPr>
+          <w:color w:val="000000" w:themeColor="text1"/>
+        </w:rPr>
+        <w:t>IoT</w:t>
+      </w:r>
+      <w:proofErr w:type="spellEnd"/>
+      <w:r>
+        <w:rPr>
+          <w:color w:val="000000" w:themeColor="text1"/>
+        </w:rPr>
+        <w:t xml:space="preserve">-based air quality monitoring system is a </w:t>
       </w:r>
       <w:r>
         <w:rPr>
@@ -17314,7 +17881,21 @@
         <w:rPr>
           <w:color w:val="000000" w:themeColor="text1"/>
         </w:rPr>
-        <w:t xml:space="preserve">, resource-saving and scalable solution for the increasing problem of air pollution and dangerous gas leaks in home and urban areas. With the use of IoT sensing technologies, cloud-based data storage and predictive analytics, the system provides a practical solution for real-time environmental monitoring and early warning alerts. Unlike conventional centralized monitoring stations, this initiative seeks to provide household, small industry, and community-based air quality data in a way that is accessible, </w:t>
+        <w:t xml:space="preserve">, resource-saving and scalable solution for the increasing problem of air pollution and dangerous gas leaks in home and urban areas. With the use of </w:t>
+      </w:r>
+      <w:proofErr w:type="spellStart"/>
+      <w:r>
+        <w:rPr>
+          <w:color w:val="000000" w:themeColor="text1"/>
+        </w:rPr>
+        <w:t>IoT</w:t>
+      </w:r>
+      <w:proofErr w:type="spellEnd"/>
+      <w:r>
+        <w:rPr>
+          <w:color w:val="000000" w:themeColor="text1"/>
+        </w:rPr>
+        <w:t xml:space="preserve"> sensing technologies, cloud-based data storage and predictive analytics, the system provides a practical solution for real-time environmental monitoring and early warning alerts. Unlike conventional centralized monitoring stations, this initiative seeks to provide household, small industry, and community-based air quality data in a way that is accessible, </w:t>
       </w:r>
       <w:r>
         <w:rPr>
@@ -17345,7 +17926,21 @@
         <w:rPr>
           <w:color w:val="000000" w:themeColor="text1"/>
         </w:rPr>
-        <w:t>system can promote environmental awareness, lower pollution risks, improve public health and safety, and uses a modular system and easy-to-use UI. This proposal showcases the capability of and importance to implement an IoT-based monitoring solution that enables individuals and communities with effective and up-to-date environmental insights. Accordingly, the project could be considered relevant and impactful, in terms of measurable benefits in research, innovation and real-world application.</w:t>
+        <w:t xml:space="preserve">system can promote environmental awareness, lower pollution risks, improve public health and safety, and uses a modular system and easy-to-use UI. This proposal showcases the capability of and importance to implement an </w:t>
+      </w:r>
+      <w:proofErr w:type="spellStart"/>
+      <w:r>
+        <w:rPr>
+          <w:color w:val="000000" w:themeColor="text1"/>
+        </w:rPr>
+        <w:t>IoT</w:t>
+      </w:r>
+      <w:proofErr w:type="spellEnd"/>
+      <w:r>
+        <w:rPr>
+          <w:color w:val="000000" w:themeColor="text1"/>
+        </w:rPr>
+        <w:t>-based monitoring solution that enables individuals and communities with effective and up-to-date environmental insights. Accordingly, the project could be considered relevant and impactful, in terms of measurable benefits in research, innovation and real-world application.</w:t>
       </w:r>
     </w:p>
     <w:p>
@@ -17359,11 +17954,11 @@
         <w:pStyle w:val="Heading1"/>
         <w:spacing w:line="360" w:lineRule="auto"/>
       </w:pPr>
-      <w:bookmarkStart w:id="61" w:name="_Toc221641708"/>
+      <w:bookmarkStart w:id="60" w:name="_Toc221641708"/>
       <w:r>
         <w:t>REFERENCES</w:t>
       </w:r>
-      <w:bookmarkEnd w:id="61"/>
+      <w:bookmarkEnd w:id="60"/>
     </w:p>
     <w:sdt>
       <w:sdtPr>
@@ -18400,11 +18995,11 @@
         <w:pStyle w:val="Heading1"/>
         <w:spacing w:line="360" w:lineRule="auto"/>
       </w:pPr>
-      <w:bookmarkStart w:id="62" w:name="_Toc221641709"/>
+      <w:bookmarkStart w:id="61" w:name="_Toc221641709"/>
       <w:r>
         <w:t>APPENDICES</w:t>
       </w:r>
-      <w:bookmarkEnd w:id="62"/>
+      <w:bookmarkEnd w:id="61"/>
       <w:r>
         <w:t xml:space="preserve"> </w:t>
       </w:r>
@@ -18413,37 +19008,645 @@
       <w:pPr>
         <w:pStyle w:val="Heading2"/>
       </w:pPr>
-      <w:bookmarkStart w:id="63" w:name="_Toc221641710"/>
+      <w:bookmarkStart w:id="62" w:name="_Toc221641710"/>
       <w:r>
         <w:t>Appendix A: Project Gantt Chart</w:t>
       </w:r>
+      <w:bookmarkEnd w:id="62"/>
+    </w:p>
+    <w:p/>
+    <w:p/>
+    <w:p/>
+    <w:tbl>
+      <w:tblPr>
+        <w:tblStyle w:val="TableGrid"/>
+        <w:tblW w:w="0" w:type="auto"/>
+        <w:tblLook w:val="04A0" w:firstRow="1" w:lastRow="0" w:firstColumn="1" w:lastColumn="0" w:noHBand="0" w:noVBand="1"/>
+      </w:tblPr>
+      <w:tblGrid>
+        <w:gridCol w:w="1530"/>
+        <w:gridCol w:w="970"/>
+        <w:gridCol w:w="978"/>
+        <w:gridCol w:w="985"/>
+        <w:gridCol w:w="976"/>
+        <w:gridCol w:w="973"/>
+        <w:gridCol w:w="972"/>
+        <w:gridCol w:w="989"/>
+        <w:gridCol w:w="977"/>
+      </w:tblGrid>
+      <w:tr>
+        <w:tc>
+          <w:tcPr>
+            <w:tcW w:w="1530" w:type="dxa"/>
+          </w:tcPr>
+          <w:p>
+            <w:r>
+              <w:t>ACTIVITY</w:t>
+            </w:r>
+          </w:p>
+        </w:tc>
+        <w:tc>
+          <w:tcPr>
+            <w:tcW w:w="970" w:type="dxa"/>
+          </w:tcPr>
+          <w:p>
+            <w:r>
+              <w:t>SEP</w:t>
+            </w:r>
+          </w:p>
+        </w:tc>
+        <w:tc>
+          <w:tcPr>
+            <w:tcW w:w="978" w:type="dxa"/>
+          </w:tcPr>
+          <w:p>
+            <w:r>
+              <w:t>OCT</w:t>
+            </w:r>
+          </w:p>
+        </w:tc>
+        <w:tc>
+          <w:tcPr>
+            <w:tcW w:w="985" w:type="dxa"/>
+          </w:tcPr>
+          <w:p>
+            <w:r>
+              <w:t>NOV</w:t>
+            </w:r>
+          </w:p>
+        </w:tc>
+        <w:tc>
+          <w:tcPr>
+            <w:tcW w:w="976" w:type="dxa"/>
+          </w:tcPr>
+          <w:p>
+            <w:r>
+              <w:t>DEC</w:t>
+            </w:r>
+          </w:p>
+        </w:tc>
+        <w:tc>
+          <w:tcPr>
+            <w:tcW w:w="973" w:type="dxa"/>
+          </w:tcPr>
+          <w:p>
+            <w:r>
+              <w:t>JAN</w:t>
+            </w:r>
+          </w:p>
+        </w:tc>
+        <w:tc>
+          <w:tcPr>
+            <w:tcW w:w="972" w:type="dxa"/>
+          </w:tcPr>
+          <w:p>
+            <w:r>
+              <w:t>FEB</w:t>
+            </w:r>
+          </w:p>
+        </w:tc>
+        <w:tc>
+          <w:tcPr>
+            <w:tcW w:w="989" w:type="dxa"/>
+          </w:tcPr>
+          <w:p>
+            <w:r>
+              <w:t>MAR</w:t>
+            </w:r>
+          </w:p>
+        </w:tc>
+        <w:tc>
+          <w:tcPr>
+            <w:tcW w:w="977" w:type="dxa"/>
+          </w:tcPr>
+          <w:p>
+            <w:r>
+              <w:t>APR</w:t>
+            </w:r>
+          </w:p>
+        </w:tc>
+      </w:tr>
+      <w:tr>
+        <w:tc>
+          <w:tcPr>
+            <w:tcW w:w="1530" w:type="dxa"/>
+          </w:tcPr>
+          <w:p>
+            <w:r>
+              <w:t>Project topic choice</w:t>
+            </w:r>
+          </w:p>
+        </w:tc>
+        <w:tc>
+          <w:tcPr>
+            <w:tcW w:w="970" w:type="dxa"/>
+            <w:shd w:val="clear" w:color="auto" w:fill="44546A" w:themeFill="text2"/>
+          </w:tcPr>
+          <w:p>
+            <w:pPr>
+              <w:rPr>
+                <w:bCs/>
+                <w:color w:val="F7CAAC" w:themeColor="accent2" w:themeTint="66"/>
+                <w:highlight w:val="yellow"/>
+                <w14:textOutline w14:w="11112" w14:cap="flat" w14:cmpd="sng" w14:algn="ctr">
+                  <w14:solidFill>
+                    <w14:schemeClr w14:val="accent2"/>
+                  </w14:solidFill>
+                  <w14:prstDash w14:val="solid"/>
+                  <w14:round/>
+                </w14:textOutline>
+              </w:rPr>
+            </w:pPr>
+          </w:p>
+        </w:tc>
+        <w:tc>
+          <w:tcPr>
+            <w:tcW w:w="978" w:type="dxa"/>
+          </w:tcPr>
+          <w:p/>
+        </w:tc>
+        <w:tc>
+          <w:tcPr>
+            <w:tcW w:w="985" w:type="dxa"/>
+          </w:tcPr>
+          <w:p/>
+        </w:tc>
+        <w:tc>
+          <w:tcPr>
+            <w:tcW w:w="976" w:type="dxa"/>
+          </w:tcPr>
+          <w:p/>
+        </w:tc>
+        <w:tc>
+          <w:tcPr>
+            <w:tcW w:w="973" w:type="dxa"/>
+          </w:tcPr>
+          <w:p/>
+        </w:tc>
+        <w:tc>
+          <w:tcPr>
+            <w:tcW w:w="972" w:type="dxa"/>
+          </w:tcPr>
+          <w:p/>
+        </w:tc>
+        <w:tc>
+          <w:tcPr>
+            <w:tcW w:w="989" w:type="dxa"/>
+          </w:tcPr>
+          <w:p/>
+        </w:tc>
+        <w:tc>
+          <w:tcPr>
+            <w:tcW w:w="977" w:type="dxa"/>
+          </w:tcPr>
+          <w:p/>
+        </w:tc>
+      </w:tr>
+      <w:tr>
+        <w:tc>
+          <w:tcPr>
+            <w:tcW w:w="1530" w:type="dxa"/>
+          </w:tcPr>
+          <w:p>
+            <w:r>
+              <w:t>Introduction and background study</w:t>
+            </w:r>
+            <w:r>
+              <w:t xml:space="preserve"> on the topic</w:t>
+            </w:r>
+          </w:p>
+        </w:tc>
+        <w:tc>
+          <w:tcPr>
+            <w:tcW w:w="970" w:type="dxa"/>
+          </w:tcPr>
+          <w:p/>
+        </w:tc>
+        <w:tc>
+          <w:tcPr>
+            <w:tcW w:w="978" w:type="dxa"/>
+            <w:tcBorders>
+              <w:bottom w:val="single" w:sz="4" w:space="0" w:color="auto"/>
+            </w:tcBorders>
+            <w:shd w:val="clear" w:color="auto" w:fill="FFFF00"/>
+          </w:tcPr>
+          <w:p/>
+        </w:tc>
+        <w:tc>
+          <w:tcPr>
+            <w:tcW w:w="985" w:type="dxa"/>
+          </w:tcPr>
+          <w:p/>
+        </w:tc>
+        <w:tc>
+          <w:tcPr>
+            <w:tcW w:w="976" w:type="dxa"/>
+          </w:tcPr>
+          <w:p/>
+        </w:tc>
+        <w:tc>
+          <w:tcPr>
+            <w:tcW w:w="973" w:type="dxa"/>
+          </w:tcPr>
+          <w:p/>
+        </w:tc>
+        <w:tc>
+          <w:tcPr>
+            <w:tcW w:w="972" w:type="dxa"/>
+          </w:tcPr>
+          <w:p/>
+        </w:tc>
+        <w:tc>
+          <w:tcPr>
+            <w:tcW w:w="989" w:type="dxa"/>
+          </w:tcPr>
+          <w:p/>
+        </w:tc>
+        <w:tc>
+          <w:tcPr>
+            <w:tcW w:w="977" w:type="dxa"/>
+          </w:tcPr>
+          <w:p/>
+        </w:tc>
+      </w:tr>
+      <w:tr>
+        <w:tc>
+          <w:tcPr>
+            <w:tcW w:w="1530" w:type="dxa"/>
+          </w:tcPr>
+          <w:p>
+            <w:r>
+              <w:t>Literature review and proposal writing</w:t>
+            </w:r>
+          </w:p>
+        </w:tc>
+        <w:tc>
+          <w:tcPr>
+            <w:tcW w:w="970" w:type="dxa"/>
+          </w:tcPr>
+          <w:p/>
+        </w:tc>
+        <w:tc>
+          <w:tcPr>
+            <w:tcW w:w="978" w:type="dxa"/>
+          </w:tcPr>
+          <w:p/>
+          <w:p/>
+        </w:tc>
+        <w:tc>
+          <w:tcPr>
+            <w:tcW w:w="985" w:type="dxa"/>
+            <w:shd w:val="clear" w:color="auto" w:fill="C00000"/>
+          </w:tcPr>
+          <w:p/>
+        </w:tc>
+        <w:tc>
+          <w:tcPr>
+            <w:tcW w:w="976" w:type="dxa"/>
+          </w:tcPr>
+          <w:p/>
+        </w:tc>
+        <w:tc>
+          <w:tcPr>
+            <w:tcW w:w="973" w:type="dxa"/>
+          </w:tcPr>
+          <w:p/>
+        </w:tc>
+        <w:tc>
+          <w:tcPr>
+            <w:tcW w:w="972" w:type="dxa"/>
+          </w:tcPr>
+          <w:p/>
+        </w:tc>
+        <w:tc>
+          <w:tcPr>
+            <w:tcW w:w="989" w:type="dxa"/>
+          </w:tcPr>
+          <w:p/>
+        </w:tc>
+        <w:tc>
+          <w:tcPr>
+            <w:tcW w:w="977" w:type="dxa"/>
+          </w:tcPr>
+          <w:p/>
+        </w:tc>
+      </w:tr>
+      <w:tr>
+        <w:tc>
+          <w:tcPr>
+            <w:tcW w:w="1530" w:type="dxa"/>
+          </w:tcPr>
+          <w:p>
+            <w:r>
+              <w:t>Proposal presentation and submission</w:t>
+            </w:r>
+          </w:p>
+        </w:tc>
+        <w:tc>
+          <w:tcPr>
+            <w:tcW w:w="970" w:type="dxa"/>
+          </w:tcPr>
+          <w:p/>
+        </w:tc>
+        <w:tc>
+          <w:tcPr>
+            <w:tcW w:w="978" w:type="dxa"/>
+          </w:tcPr>
+          <w:p/>
+        </w:tc>
+        <w:tc>
+          <w:tcPr>
+            <w:tcW w:w="985" w:type="dxa"/>
+          </w:tcPr>
+          <w:p/>
+        </w:tc>
+        <w:tc>
+          <w:tcPr>
+            <w:tcW w:w="976" w:type="dxa"/>
+            <w:shd w:val="clear" w:color="auto" w:fill="FFC000"/>
+          </w:tcPr>
+          <w:p/>
+        </w:tc>
+        <w:tc>
+          <w:tcPr>
+            <w:tcW w:w="973" w:type="dxa"/>
+          </w:tcPr>
+          <w:p/>
+        </w:tc>
+        <w:tc>
+          <w:tcPr>
+            <w:tcW w:w="972" w:type="dxa"/>
+          </w:tcPr>
+          <w:p/>
+        </w:tc>
+        <w:tc>
+          <w:tcPr>
+            <w:tcW w:w="989" w:type="dxa"/>
+          </w:tcPr>
+          <w:p/>
+        </w:tc>
+        <w:tc>
+          <w:tcPr>
+            <w:tcW w:w="977" w:type="dxa"/>
+          </w:tcPr>
+          <w:p/>
+        </w:tc>
+      </w:tr>
+      <w:tr>
+        <w:tc>
+          <w:tcPr>
+            <w:tcW w:w="1530" w:type="dxa"/>
+          </w:tcPr>
+          <w:p>
+            <w:r>
+              <w:t>Component procurement and prototype building</w:t>
+            </w:r>
+          </w:p>
+        </w:tc>
+        <w:tc>
+          <w:tcPr>
+            <w:tcW w:w="970" w:type="dxa"/>
+          </w:tcPr>
+          <w:p/>
+        </w:tc>
+        <w:tc>
+          <w:tcPr>
+            <w:tcW w:w="978" w:type="dxa"/>
+          </w:tcPr>
+          <w:p/>
+        </w:tc>
+        <w:tc>
+          <w:tcPr>
+            <w:tcW w:w="985" w:type="dxa"/>
+          </w:tcPr>
+          <w:p/>
+        </w:tc>
+        <w:tc>
+          <w:tcPr>
+            <w:tcW w:w="976" w:type="dxa"/>
+          </w:tcPr>
+          <w:p/>
+        </w:tc>
+        <w:tc>
+          <w:tcPr>
+            <w:tcW w:w="973" w:type="dxa"/>
+            <w:shd w:val="clear" w:color="auto" w:fill="92D050"/>
+          </w:tcPr>
+          <w:p/>
+        </w:tc>
+        <w:tc>
+          <w:tcPr>
+            <w:tcW w:w="972" w:type="dxa"/>
+          </w:tcPr>
+          <w:p/>
+        </w:tc>
+        <w:tc>
+          <w:tcPr>
+            <w:tcW w:w="989" w:type="dxa"/>
+          </w:tcPr>
+          <w:p/>
+        </w:tc>
+        <w:tc>
+          <w:tcPr>
+            <w:tcW w:w="977" w:type="dxa"/>
+          </w:tcPr>
+          <w:p/>
+        </w:tc>
+      </w:tr>
+      <w:tr>
+        <w:tc>
+          <w:tcPr>
+            <w:tcW w:w="1530" w:type="dxa"/>
+          </w:tcPr>
+          <w:p>
+            <w:r>
+              <w:t>Web, database, and firmware development.</w:t>
+            </w:r>
+          </w:p>
+        </w:tc>
+        <w:tc>
+          <w:tcPr>
+            <w:tcW w:w="970" w:type="dxa"/>
+          </w:tcPr>
+          <w:p/>
+        </w:tc>
+        <w:tc>
+          <w:tcPr>
+            <w:tcW w:w="978" w:type="dxa"/>
+          </w:tcPr>
+          <w:p/>
+        </w:tc>
+        <w:tc>
+          <w:tcPr>
+            <w:tcW w:w="985" w:type="dxa"/>
+          </w:tcPr>
+          <w:p/>
+        </w:tc>
+        <w:tc>
+          <w:tcPr>
+            <w:tcW w:w="976" w:type="dxa"/>
+          </w:tcPr>
+          <w:p/>
+        </w:tc>
+        <w:tc>
+          <w:tcPr>
+            <w:tcW w:w="973" w:type="dxa"/>
+          </w:tcPr>
+          <w:p/>
+        </w:tc>
+        <w:tc>
+          <w:tcPr>
+            <w:tcW w:w="972" w:type="dxa"/>
+            <w:shd w:val="clear" w:color="auto" w:fill="00B0F0"/>
+          </w:tcPr>
+          <w:p/>
+        </w:tc>
+        <w:tc>
+          <w:tcPr>
+            <w:tcW w:w="989" w:type="dxa"/>
+          </w:tcPr>
+          <w:p/>
+        </w:tc>
+        <w:tc>
+          <w:tcPr>
+            <w:tcW w:w="977" w:type="dxa"/>
+          </w:tcPr>
+          <w:p/>
+        </w:tc>
+      </w:tr>
+      <w:tr>
+        <w:tc>
+          <w:tcPr>
+            <w:tcW w:w="1530" w:type="dxa"/>
+          </w:tcPr>
+          <w:p>
+            <w:r>
+              <w:t xml:space="preserve">Prototype deployment, data collection, processing, analysis and machine </w:t>
+            </w:r>
+            <w:r>
+              <w:lastRenderedPageBreak/>
+              <w:t>learning modelling</w:t>
+            </w:r>
+          </w:p>
+        </w:tc>
+        <w:tc>
+          <w:tcPr>
+            <w:tcW w:w="970" w:type="dxa"/>
+          </w:tcPr>
+          <w:p/>
+        </w:tc>
+        <w:tc>
+          <w:tcPr>
+            <w:tcW w:w="978" w:type="dxa"/>
+          </w:tcPr>
+          <w:p/>
+        </w:tc>
+        <w:tc>
+          <w:tcPr>
+            <w:tcW w:w="985" w:type="dxa"/>
+          </w:tcPr>
+          <w:p/>
+        </w:tc>
+        <w:tc>
+          <w:tcPr>
+            <w:tcW w:w="976" w:type="dxa"/>
+          </w:tcPr>
+          <w:p/>
+        </w:tc>
+        <w:tc>
+          <w:tcPr>
+            <w:tcW w:w="973" w:type="dxa"/>
+          </w:tcPr>
+          <w:p/>
+        </w:tc>
+        <w:tc>
+          <w:tcPr>
+            <w:tcW w:w="972" w:type="dxa"/>
+          </w:tcPr>
+          <w:p/>
+        </w:tc>
+        <w:tc>
+          <w:tcPr>
+            <w:tcW w:w="989" w:type="dxa"/>
+            <w:shd w:val="clear" w:color="auto" w:fill="7030A0"/>
+          </w:tcPr>
+          <w:p/>
+        </w:tc>
+        <w:tc>
+          <w:tcPr>
+            <w:tcW w:w="977" w:type="dxa"/>
+          </w:tcPr>
+          <w:p/>
+        </w:tc>
+      </w:tr>
+      <w:tr>
+        <w:tc>
+          <w:tcPr>
+            <w:tcW w:w="1530" w:type="dxa"/>
+          </w:tcPr>
+          <w:p>
+            <w:r>
+              <w:lastRenderedPageBreak/>
+              <w:t>Project presentation and submission</w:t>
+            </w:r>
+          </w:p>
+        </w:tc>
+        <w:tc>
+          <w:tcPr>
+            <w:tcW w:w="970" w:type="dxa"/>
+          </w:tcPr>
+          <w:p/>
+        </w:tc>
+        <w:tc>
+          <w:tcPr>
+            <w:tcW w:w="978" w:type="dxa"/>
+          </w:tcPr>
+          <w:p/>
+        </w:tc>
+        <w:tc>
+          <w:tcPr>
+            <w:tcW w:w="985" w:type="dxa"/>
+          </w:tcPr>
+          <w:p/>
+        </w:tc>
+        <w:tc>
+          <w:tcPr>
+            <w:tcW w:w="976" w:type="dxa"/>
+          </w:tcPr>
+          <w:p/>
+        </w:tc>
+        <w:tc>
+          <w:tcPr>
+            <w:tcW w:w="973" w:type="dxa"/>
+          </w:tcPr>
+          <w:p/>
+        </w:tc>
+        <w:tc>
+          <w:tcPr>
+            <w:tcW w:w="972" w:type="dxa"/>
+          </w:tcPr>
+          <w:p/>
+        </w:tc>
+        <w:tc>
+          <w:tcPr>
+            <w:tcW w:w="989" w:type="dxa"/>
+          </w:tcPr>
+          <w:p/>
+        </w:tc>
+        <w:tc>
+          <w:tcPr>
+            <w:tcW w:w="977" w:type="dxa"/>
+            <w:shd w:val="clear" w:color="auto" w:fill="5B9BD5" w:themeFill="accent1"/>
+          </w:tcPr>
+          <w:p/>
+        </w:tc>
+      </w:tr>
+    </w:tbl>
+    <w:p/>
+    <w:p/>
+    <w:p>
+      <w:bookmarkStart w:id="63" w:name="_GoBack"/>
       <w:bookmarkEnd w:id="63"/>
-    </w:p>
-    <w:p>
-      <w:r>
-        <w:rPr>
-          <w:noProof/>
-        </w:rPr>
-        <w:drawing>
-          <wp:inline distT="0" distB="0" distL="0" distR="0" wp14:anchorId="70174089" wp14:editId="4713C37A">
-            <wp:extent cx="5943600" cy="5284520"/>
-            <wp:effectExtent l="0" t="0" r="0" b="11430"/>
-            <wp:docPr id="18" name="Chart 18">
-              <a:extLst xmlns:a="http://schemas.openxmlformats.org/drawingml/2006/main">
-                <a:ext uri="{FF2B5EF4-FFF2-40B4-BE49-F238E27FC236}">
-                  <a16:creationId xmlns:a16="http://schemas.microsoft.com/office/drawing/2014/main" id="{A7E30C3D-59EC-A11E-7BCC-3AA8C9638BE6}"/>
-                </a:ext>
-              </a:extLst>
-            </wp:docPr>
-            <wp:cNvGraphicFramePr/>
-            <a:graphic xmlns:a="http://schemas.openxmlformats.org/drawingml/2006/main">
-              <a:graphicData uri="http://schemas.openxmlformats.org/drawingml/2006/chart">
-                <c:chart xmlns:c="http://schemas.openxmlformats.org/drawingml/2006/chart" xmlns:r="http://schemas.openxmlformats.org/officeDocument/2006/relationships" r:id="rId21"/>
-              </a:graphicData>
-            </a:graphic>
-          </wp:inline>
-        </w:drawing>
-      </w:r>
     </w:p>
     <w:p>
       <w:pPr>
@@ -18473,7 +19676,6 @@
       </w:pPr>
       <w:bookmarkStart w:id="65" w:name="_Toc221641711"/>
       <w:r>
-        <w:lastRenderedPageBreak/>
         <w:t>Appe</w:t>
       </w:r>
       <w:r>
@@ -18525,7 +19727,7 @@
                     </pic:cNvPicPr>
                   </pic:nvPicPr>
                   <pic:blipFill>
-                    <a:blip r:embed="rId22">
+                    <a:blip r:embed="rId21">
                       <a:extLst>
                         <a:ext uri="{28A0092B-C50C-407E-A947-70E740481C1C}">
                           <a14:useLocalDpi xmlns:a14="http://schemas.microsoft.com/office/drawing/2010/main" val="0"/>
@@ -18605,7 +19807,7 @@
           <w:szCs w:val="32"/>
         </w:rPr>
       </w:pPr>
-      <w:hyperlink r:id="rId23" w:history="1">
+      <w:hyperlink r:id="rId22" w:history="1">
         <w:r>
           <w:rPr>
             <w:rStyle w:val="Hyperlink"/>
@@ -18636,59 +19838,6 @@
         <w:keepNext/>
         <w:spacing w:before="100" w:beforeAutospacing="1" w:after="100" w:afterAutospacing="1"/>
       </w:pPr>
-      <w:r>
-        <w:rPr>
-          <w:noProof/>
-        </w:rPr>
-        <w:drawing>
-          <wp:inline distT="0" distB="0" distL="0" distR="0" wp14:anchorId="059C2D1E" wp14:editId="537B9663">
-            <wp:extent cx="5343525" cy="6555179"/>
-            <wp:effectExtent l="0" t="0" r="0" b="0"/>
-            <wp:docPr id="1" name="Picture 1" descr="C:\Users\Joshua\Desktop\iot_air_quality\images\FLOW CHART.png"/>
-            <wp:cNvGraphicFramePr>
-              <a:graphicFrameLocks xmlns:a="http://schemas.openxmlformats.org/drawingml/2006/main" noChangeAspect="1"/>
-            </wp:cNvGraphicFramePr>
-            <a:graphic xmlns:a="http://schemas.openxmlformats.org/drawingml/2006/main">
-              <a:graphicData uri="http://schemas.openxmlformats.org/drawingml/2006/picture">
-                <pic:pic xmlns:pic="http://schemas.openxmlformats.org/drawingml/2006/picture">
-                  <pic:nvPicPr>
-                    <pic:cNvPr id="0" name="Picture 1" descr="C:\Users\Joshua\Desktop\iot_air_quality\images\FLOW CHART.png"/>
-                    <pic:cNvPicPr>
-                      <a:picLocks noChangeAspect="1" noChangeArrowheads="1"/>
-                    </pic:cNvPicPr>
-                  </pic:nvPicPr>
-                  <pic:blipFill>
-                    <a:blip r:embed="rId24">
-                      <a:extLst>
-                        <a:ext uri="{28A0092B-C50C-407E-A947-70E740481C1C}">
-                          <a14:useLocalDpi xmlns:a14="http://schemas.microsoft.com/office/drawing/2010/main" val="0"/>
-                        </a:ext>
-                      </a:extLst>
-                    </a:blip>
-                    <a:srcRect/>
-                    <a:stretch>
-                      <a:fillRect/>
-                    </a:stretch>
-                  </pic:blipFill>
-                  <pic:spPr bwMode="auto">
-                    <a:xfrm>
-                      <a:off x="0" y="0"/>
-                      <a:ext cx="5360320" cy="6575782"/>
-                    </a:xfrm>
-                    <a:prstGeom prst="rect">
-                      <a:avLst/>
-                    </a:prstGeom>
-                    <a:noFill/>
-                    <a:ln>
-                      <a:noFill/>
-                    </a:ln>
-                  </pic:spPr>
-                </pic:pic>
-              </a:graphicData>
-            </a:graphic>
-          </wp:inline>
-        </w:drawing>
-      </w:r>
     </w:p>
     <w:p>
       <w:pPr>
@@ -18918,7 +20067,7 @@
                                 <w:rPr>
                                   <w:noProof/>
                                 </w:rPr>
-                                <w:t>vi</w:t>
+                                <w:t>24</w:t>
                               </w:r>
                               <w:r>
                                 <w:rPr>
@@ -18984,7 +20133,7 @@
                           <w:rPr>
                             <w:noProof/>
                           </w:rPr>
-                          <w:t>vi</w:t>
+                          <w:t>24</w:t>
                         </w:r>
                         <w:r>
                           <w:rPr>
@@ -25338,985 +26487,32 @@
     <w:unhideWhenUsed/>
     <w:rsid w:val="00D7023E"/>
   </w:style>
+  <w:style w:type="table" w:styleId="TableGrid">
+    <w:name w:val="Table Grid"/>
+    <w:basedOn w:val="TableNormal"/>
+    <w:uiPriority w:val="39"/>
+    <w:rsid w:val="00820EDA"/>
+    <w:pPr>
+      <w:spacing w:after="0" w:line="240" w:lineRule="auto"/>
+    </w:pPr>
+    <w:rPr>
+      <w:kern w:val="2"/>
+      <w:sz w:val="24"/>
+      <w:szCs w:val="24"/>
+      <w14:ligatures w14:val="standardContextual"/>
+    </w:rPr>
+    <w:tblPr>
+      <w:tblBorders>
+        <w:top w:val="single" w:sz="4" w:space="0" w:color="auto"/>
+        <w:left w:val="single" w:sz="4" w:space="0" w:color="auto"/>
+        <w:bottom w:val="single" w:sz="4" w:space="0" w:color="auto"/>
+        <w:right w:val="single" w:sz="4" w:space="0" w:color="auto"/>
+        <w:insideH w:val="single" w:sz="4" w:space="0" w:color="auto"/>
+        <w:insideV w:val="single" w:sz="4" w:space="0" w:color="auto"/>
+      </w:tblBorders>
+    </w:tblPr>
+  </w:style>
 </w:styles>
-</file>
-
-<file path=word/charts/chart1.xml><?xml version="1.0" encoding="utf-8"?>
-<c:chartSpace xmlns:c="http://schemas.openxmlformats.org/drawingml/2006/chart" xmlns:a="http://schemas.openxmlformats.org/drawingml/2006/main" xmlns:r="http://schemas.openxmlformats.org/officeDocument/2006/relationships" xmlns:c16r2="http://schemas.microsoft.com/office/drawing/2015/06/chart">
-  <c:date1904 val="0"/>
-  <c:lang val="en-US"/>
-  <c:roundedCorners val="0"/>
-  <mc:AlternateContent xmlns:mc="http://schemas.openxmlformats.org/markup-compatibility/2006">
-    <mc:Choice xmlns:c14="http://schemas.microsoft.com/office/drawing/2007/8/2/chart" Requires="c14">
-      <c14:style val="102"/>
-    </mc:Choice>
-    <mc:Fallback>
-      <c:style val="2"/>
-    </mc:Fallback>
-  </mc:AlternateContent>
-  <c:chart>
-    <c:autoTitleDeleted val="0"/>
-    <c:plotArea>
-      <c:layout/>
-      <c:barChart>
-        <c:barDir val="bar"/>
-        <c:grouping val="stacked"/>
-        <c:varyColors val="0"/>
-        <c:ser>
-          <c:idx val="1"/>
-          <c:order val="0"/>
-          <c:tx>
-            <c:v>s</c:v>
-          </c:tx>
-          <c:spPr>
-            <a:noFill/>
-            <a:ln>
-              <a:noFill/>
-            </a:ln>
-            <a:effectLst/>
-          </c:spPr>
-          <c:invertIfNegative val="0"/>
-          <c:val>
-            <c:numRef>
-              <c:f>Gantt_Data!$G$2:$G$17</c:f>
-              <c:numCache>
-                <c:formatCode>[$-409]d\-mmm\-yyyy;@</c:formatCode>
-                <c:ptCount val="16"/>
-                <c:pt idx="0">
-                  <c:v>45901</c:v>
-                </c:pt>
-                <c:pt idx="1">
-                  <c:v>45915</c:v>
-                </c:pt>
-                <c:pt idx="2">
-                  <c:v>45936</c:v>
-                </c:pt>
-                <c:pt idx="3">
-                  <c:v>45971</c:v>
-                </c:pt>
-                <c:pt idx="4">
-                  <c:v>45978</c:v>
-                </c:pt>
-                <c:pt idx="5">
-                  <c:v>45985</c:v>
-                </c:pt>
-                <c:pt idx="6">
-                  <c:v>45992</c:v>
-                </c:pt>
-                <c:pt idx="7">
-                  <c:v>46006</c:v>
-                </c:pt>
-                <c:pt idx="8">
-                  <c:v>46027</c:v>
-                </c:pt>
-                <c:pt idx="9">
-                  <c:v>46048</c:v>
-                </c:pt>
-                <c:pt idx="10">
-                  <c:v>46063</c:v>
-                </c:pt>
-                <c:pt idx="11">
-                  <c:v>46082</c:v>
-                </c:pt>
-                <c:pt idx="12">
-                  <c:v>46091</c:v>
-                </c:pt>
-                <c:pt idx="13">
-                  <c:v>46104</c:v>
-                </c:pt>
-                <c:pt idx="14">
-                  <c:v>46118</c:v>
-                </c:pt>
-                <c:pt idx="15">
-                  <c:v>46138</c:v>
-                </c:pt>
-              </c:numCache>
-            </c:numRef>
-          </c:val>
-          <c:extLst>
-            <c:ext xmlns:c16="http://schemas.microsoft.com/office/drawing/2014/chart" uri="{C3380CC4-5D6E-409C-BE32-E72D297353CC}">
-              <c16:uniqueId val="{00000000-9B0F-425E-82D2-9BC33941696B}"/>
-            </c:ext>
-          </c:extLst>
-        </c:ser>
-        <c:ser>
-          <c:idx val="0"/>
-          <c:order val="1"/>
-          <c:tx>
-            <c:strRef>
-              <c:f>Gantt_Data!$H$1</c:f>
-              <c:strCache>
-                <c:ptCount val="1"/>
-                <c:pt idx="0">
-                  <c:v>Duration for Gantt (Days)</c:v>
-                </c:pt>
-              </c:strCache>
-            </c:strRef>
-          </c:tx>
-          <c:spPr>
-            <a:solidFill>
-              <a:schemeClr val="accent1"/>
-            </a:solidFill>
-            <a:ln>
-              <a:noFill/>
-            </a:ln>
-            <a:effectLst/>
-          </c:spPr>
-          <c:invertIfNegative val="0"/>
-          <c:cat>
-            <c:strRef>
-              <c:f>Gantt_Data!$A$2:$A$17</c:f>
-              <c:strCache>
-                <c:ptCount val="16"/>
-                <c:pt idx="0">
-                  <c:v>Project Incubation &amp; Topic Refinement</c:v>
-                </c:pt>
-                <c:pt idx="1">
-                  <c:v>Introduction and Background Study</c:v>
-                </c:pt>
-                <c:pt idx="2">
-                  <c:v>Literature Review</c:v>
-                </c:pt>
-                <c:pt idx="3">
-                  <c:v>Problem Definition</c:v>
-                </c:pt>
-                <c:pt idx="4">
-                  <c:v>Objectives Finalization</c:v>
-                </c:pt>
-                <c:pt idx="5">
-                  <c:v>Methodology Development</c:v>
-                </c:pt>
-                <c:pt idx="6">
-                  <c:v>Proposal Writing and Submission</c:v>
-                </c:pt>
-                <c:pt idx="7">
-                  <c:v>Proposal Presentation</c:v>
-                </c:pt>
-                <c:pt idx="8">
-                  <c:v>System Architecture &amp; Design</c:v>
-                </c:pt>
-                <c:pt idx="9">
-                  <c:v>Hardware Design &amp; Integration</c:v>
-                </c:pt>
-                <c:pt idx="10">
-                  <c:v>Firmware Development</c:v>
-                </c:pt>
-                <c:pt idx="11">
-                  <c:v>Cloud and Database Integration</c:v>
-                </c:pt>
-                <c:pt idx="12">
-                  <c:v>Web Application Development</c:v>
-                </c:pt>
-                <c:pt idx="13">
-                  <c:v>Machine Learning Integration</c:v>
-                </c:pt>
-                <c:pt idx="14">
-                  <c:v>Testing &amp; Documentation</c:v>
-                </c:pt>
-                <c:pt idx="15">
-                  <c:v>Presentation &amp; Submission</c:v>
-                </c:pt>
-              </c:strCache>
-            </c:strRef>
-          </c:cat>
-          <c:val>
-            <c:numRef>
-              <c:f>Gantt_Data!$H$2:$H$17</c:f>
-              <c:numCache>
-                <c:formatCode>General</c:formatCode>
-                <c:ptCount val="16"/>
-                <c:pt idx="0">
-                  <c:v>13</c:v>
-                </c:pt>
-                <c:pt idx="1">
-                  <c:v>20</c:v>
-                </c:pt>
-                <c:pt idx="2">
-                  <c:v>34</c:v>
-                </c:pt>
-                <c:pt idx="3">
-                  <c:v>7</c:v>
-                </c:pt>
-                <c:pt idx="4">
-                  <c:v>7</c:v>
-                </c:pt>
-                <c:pt idx="5">
-                  <c:v>7</c:v>
-                </c:pt>
-                <c:pt idx="6">
-                  <c:v>14</c:v>
-                </c:pt>
-                <c:pt idx="7">
-                  <c:v>6</c:v>
-                </c:pt>
-                <c:pt idx="8">
-                  <c:v>20</c:v>
-                </c:pt>
-                <c:pt idx="9">
-                  <c:v>21</c:v>
-                </c:pt>
-                <c:pt idx="10">
-                  <c:v>28</c:v>
-                </c:pt>
-                <c:pt idx="11">
-                  <c:v>21</c:v>
-                </c:pt>
-                <c:pt idx="12">
-                  <c:v>26</c:v>
-                </c:pt>
-                <c:pt idx="13">
-                  <c:v>14</c:v>
-                </c:pt>
-                <c:pt idx="14">
-                  <c:v>19</c:v>
-                </c:pt>
-                <c:pt idx="15">
-                  <c:v>4</c:v>
-                </c:pt>
-              </c:numCache>
-            </c:numRef>
-          </c:val>
-          <c:extLst>
-            <c:ext xmlns:c16="http://schemas.microsoft.com/office/drawing/2014/chart" uri="{C3380CC4-5D6E-409C-BE32-E72D297353CC}">
-              <c16:uniqueId val="{00000001-9B0F-425E-82D2-9BC33941696B}"/>
-            </c:ext>
-          </c:extLst>
-        </c:ser>
-        <c:dLbls>
-          <c:showLegendKey val="0"/>
-          <c:showVal val="0"/>
-          <c:showCatName val="0"/>
-          <c:showSerName val="0"/>
-          <c:showPercent val="0"/>
-          <c:showBubbleSize val="0"/>
-        </c:dLbls>
-        <c:gapWidth val="100"/>
-        <c:overlap val="100"/>
-        <c:axId val="817393664"/>
-        <c:axId val="817411904"/>
-      </c:barChart>
-      <c:catAx>
-        <c:axId val="817393664"/>
-        <c:scaling>
-          <c:orientation val="maxMin"/>
-        </c:scaling>
-        <c:delete val="0"/>
-        <c:axPos val="l"/>
-        <c:numFmt formatCode="General" sourceLinked="1"/>
-        <c:majorTickMark val="none"/>
-        <c:minorTickMark val="none"/>
-        <c:tickLblPos val="nextTo"/>
-        <c:spPr>
-          <a:noFill/>
-          <a:ln w="9525" cap="flat" cmpd="sng" algn="ctr">
-            <a:solidFill>
-              <a:schemeClr val="tx1">
-                <a:lumMod val="15000"/>
-                <a:lumOff val="85000"/>
-              </a:schemeClr>
-            </a:solidFill>
-            <a:round/>
-          </a:ln>
-          <a:effectLst/>
-        </c:spPr>
-        <c:txPr>
-          <a:bodyPr rot="-60000000" spcFirstLastPara="1" vertOverflow="ellipsis" vert="horz" wrap="square" anchor="ctr" anchorCtr="1"/>
-          <a:lstStyle/>
-          <a:p>
-            <a:pPr>
-              <a:defRPr sz="1200" b="0" i="0" u="none" strike="noStrike" kern="1200" cap="none" spc="0" baseline="0">
-                <a:ln w="0"/>
-                <a:solidFill>
-                  <a:schemeClr val="tx1"/>
-                </a:solidFill>
-                <a:effectLst>
-                  <a:outerShdw blurRad="38100" dist="19050" dir="2700000" algn="tl" rotWithShape="0">
-                    <a:schemeClr val="dk1">
-                      <a:alpha val="40000"/>
-                    </a:schemeClr>
-                  </a:outerShdw>
-                </a:effectLst>
-                <a:latin typeface="Times New Roman" panose="02020603050405020304" pitchFamily="18" charset="0"/>
-                <a:ea typeface="+mn-ea"/>
-                <a:cs typeface="Times New Roman" panose="02020603050405020304" pitchFamily="18" charset="0"/>
-              </a:defRPr>
-            </a:pPr>
-            <a:endParaRPr lang="en-US"/>
-          </a:p>
-        </c:txPr>
-        <c:crossAx val="817411904"/>
-        <c:crosses val="autoZero"/>
-        <c:auto val="1"/>
-        <c:lblAlgn val="ctr"/>
-        <c:lblOffset val="100"/>
-        <c:noMultiLvlLbl val="0"/>
-      </c:catAx>
-      <c:valAx>
-        <c:axId val="817411904"/>
-        <c:scaling>
-          <c:orientation val="minMax"/>
-          <c:min val="45901"/>
-        </c:scaling>
-        <c:delete val="0"/>
-        <c:axPos val="t"/>
-        <c:majorGridlines>
-          <c:spPr>
-            <a:ln w="9525" cap="flat" cmpd="sng" algn="ctr">
-              <a:solidFill>
-                <a:schemeClr val="tx1">
-                  <a:lumMod val="15000"/>
-                  <a:lumOff val="85000"/>
-                </a:schemeClr>
-              </a:solidFill>
-              <a:round/>
-            </a:ln>
-            <a:effectLst/>
-          </c:spPr>
-        </c:majorGridlines>
-        <c:numFmt formatCode="mmm\ dd" sourceLinked="0"/>
-        <c:majorTickMark val="none"/>
-        <c:minorTickMark val="none"/>
-        <c:tickLblPos val="nextTo"/>
-        <c:spPr>
-          <a:noFill/>
-          <a:ln>
-            <a:noFill/>
-          </a:ln>
-          <a:effectLst/>
-        </c:spPr>
-        <c:txPr>
-          <a:bodyPr rot="-60000000" spcFirstLastPara="1" vertOverflow="ellipsis" vert="horz" wrap="square" anchor="ctr" anchorCtr="1"/>
-          <a:lstStyle/>
-          <a:p>
-            <a:pPr>
-              <a:defRPr sz="1200" b="0" i="0" u="none" strike="noStrike" kern="1200" cap="none" spc="0" baseline="0">
-                <a:ln w="0"/>
-                <a:solidFill>
-                  <a:schemeClr val="tx1"/>
-                </a:solidFill>
-                <a:effectLst>
-                  <a:outerShdw blurRad="38100" dist="19050" dir="2700000" algn="tl" rotWithShape="0">
-                    <a:schemeClr val="dk1">
-                      <a:alpha val="40000"/>
-                    </a:schemeClr>
-                  </a:outerShdw>
-                </a:effectLst>
-                <a:latin typeface="Times New Roman" panose="02020603050405020304" pitchFamily="18" charset="0"/>
-                <a:ea typeface="+mn-ea"/>
-                <a:cs typeface="Times New Roman" panose="02020603050405020304" pitchFamily="18" charset="0"/>
-              </a:defRPr>
-            </a:pPr>
-            <a:endParaRPr lang="en-US"/>
-          </a:p>
-        </c:txPr>
-        <c:crossAx val="817393664"/>
-        <c:crosses val="autoZero"/>
-        <c:crossBetween val="between"/>
-      </c:valAx>
-      <c:spPr>
-        <a:noFill/>
-        <a:ln>
-          <a:noFill/>
-        </a:ln>
-        <a:effectLst/>
-      </c:spPr>
-    </c:plotArea>
-    <c:plotVisOnly val="1"/>
-    <c:dispBlanksAs val="gap"/>
-    <c:showDLblsOverMax val="0"/>
-    <c:extLst>
-      <c:ext xmlns:c16r3="http://schemas.microsoft.com/office/drawing/2017/03/chart" uri="{56B9EC1D-385E-4148-901F-78D8002777C0}">
-        <c16r3:dataDisplayOptions16>
-          <c16r3:dispNaAsBlank val="1"/>
-        </c16r3:dataDisplayOptions16>
-      </c:ext>
-    </c:extLst>
-  </c:chart>
-  <c:spPr>
-    <a:solidFill>
-      <a:schemeClr val="bg2"/>
-    </a:solidFill>
-    <a:ln w="9525" cap="flat" cmpd="sng" algn="ctr">
-      <a:solidFill>
-        <a:srgbClr val="00B050"/>
-      </a:solidFill>
-      <a:round/>
-    </a:ln>
-    <a:effectLst/>
-  </c:spPr>
-  <c:txPr>
-    <a:bodyPr/>
-    <a:lstStyle/>
-    <a:p>
-      <a:pPr>
-        <a:defRPr sz="1200" b="0" cap="none" spc="0">
-          <a:ln w="0"/>
-          <a:solidFill>
-            <a:schemeClr val="tx1"/>
-          </a:solidFill>
-          <a:effectLst>
-            <a:outerShdw blurRad="38100" dist="19050" dir="2700000" algn="tl" rotWithShape="0">
-              <a:schemeClr val="dk1">
-                <a:alpha val="40000"/>
-              </a:schemeClr>
-            </a:outerShdw>
-          </a:effectLst>
-          <a:latin typeface="Times New Roman" panose="02020603050405020304" pitchFamily="18" charset="0"/>
-          <a:cs typeface="Times New Roman" panose="02020603050405020304" pitchFamily="18" charset="0"/>
-        </a:defRPr>
-      </a:pPr>
-      <a:endParaRPr lang="en-US"/>
-    </a:p>
-  </c:txPr>
-  <c:externalData r:id="rId3">
-    <c:autoUpdate val="0"/>
-  </c:externalData>
-</c:chartSpace>
-</file>
-
-<file path=word/charts/colors1.xml><?xml version="1.0" encoding="utf-8"?>
-<cs:colorStyle xmlns:cs="http://schemas.microsoft.com/office/drawing/2012/chartStyle" xmlns:a="http://schemas.openxmlformats.org/drawingml/2006/main" meth="cycle" id="10">
-  <a:schemeClr val="accent1"/>
-  <a:schemeClr val="accent2"/>
-  <a:schemeClr val="accent3"/>
-  <a:schemeClr val="accent4"/>
-  <a:schemeClr val="accent5"/>
-  <a:schemeClr val="accent6"/>
-  <cs:variation/>
-  <cs:variation>
-    <a:lumMod val="60000"/>
-  </cs:variation>
-  <cs:variation>
-    <a:lumMod val="80000"/>
-    <a:lumOff val="20000"/>
-  </cs:variation>
-  <cs:variation>
-    <a:lumMod val="80000"/>
-  </cs:variation>
-  <cs:variation>
-    <a:lumMod val="60000"/>
-    <a:lumOff val="40000"/>
-  </cs:variation>
-  <cs:variation>
-    <a:lumMod val="50000"/>
-  </cs:variation>
-  <cs:variation>
-    <a:lumMod val="70000"/>
-    <a:lumOff val="30000"/>
-  </cs:variation>
-  <cs:variation>
-    <a:lumMod val="70000"/>
-  </cs:variation>
-  <cs:variation>
-    <a:lumMod val="50000"/>
-    <a:lumOff val="50000"/>
-  </cs:variation>
-</cs:colorStyle>
-</file>
-
-<file path=word/charts/style1.xml><?xml version="1.0" encoding="utf-8"?>
-<cs:chartStyle xmlns:cs="http://schemas.microsoft.com/office/drawing/2012/chartStyle" xmlns:a="http://schemas.openxmlformats.org/drawingml/2006/main" id="297">
-  <cs:axisTitle>
-    <cs:lnRef idx="0"/>
-    <cs:fillRef idx="0"/>
-    <cs:effectRef idx="0"/>
-    <cs:fontRef idx="minor">
-      <a:schemeClr val="tx1">
-        <a:lumMod val="65000"/>
-        <a:lumOff val="35000"/>
-      </a:schemeClr>
-    </cs:fontRef>
-    <cs:defRPr sz="1000" kern="1200"/>
-  </cs:axisTitle>
-  <cs:categoryAxis>
-    <cs:lnRef idx="0"/>
-    <cs:fillRef idx="0"/>
-    <cs:effectRef idx="0"/>
-    <cs:fontRef idx="minor">
-      <a:schemeClr val="tx1">
-        <a:lumMod val="65000"/>
-        <a:lumOff val="35000"/>
-      </a:schemeClr>
-    </cs:fontRef>
-    <cs:spPr>
-      <a:ln w="9525" cap="flat" cmpd="sng" algn="ctr">
-        <a:solidFill>
-          <a:schemeClr val="tx1">
-            <a:lumMod val="15000"/>
-            <a:lumOff val="85000"/>
-          </a:schemeClr>
-        </a:solidFill>
-        <a:round/>
-      </a:ln>
-    </cs:spPr>
-    <cs:defRPr sz="900" kern="1200"/>
-  </cs:categoryAxis>
-  <cs:chartArea mods="allowNoFillOverride allowNoLineOverride">
-    <cs:lnRef idx="0"/>
-    <cs:fillRef idx="0"/>
-    <cs:effectRef idx="0"/>
-    <cs:fontRef idx="minor">
-      <a:schemeClr val="tx1"/>
-    </cs:fontRef>
-    <cs:spPr>
-      <a:solidFill>
-        <a:schemeClr val="bg1"/>
-      </a:solidFill>
-      <a:ln w="9525" cap="flat" cmpd="sng" algn="ctr">
-        <a:solidFill>
-          <a:schemeClr val="tx1">
-            <a:lumMod val="15000"/>
-            <a:lumOff val="85000"/>
-          </a:schemeClr>
-        </a:solidFill>
-        <a:round/>
-      </a:ln>
-    </cs:spPr>
-    <cs:defRPr sz="1000" kern="1200"/>
-  </cs:chartArea>
-  <cs:dataLabel>
-    <cs:lnRef idx="0"/>
-    <cs:fillRef idx="0"/>
-    <cs:effectRef idx="0"/>
-    <cs:fontRef idx="minor">
-      <a:schemeClr val="tx1">
-        <a:lumMod val="75000"/>
-        <a:lumOff val="25000"/>
-      </a:schemeClr>
-    </cs:fontRef>
-    <cs:defRPr sz="900" kern="1200"/>
-  </cs:dataLabel>
-  <cs:dataLabelCallout>
-    <cs:lnRef idx="0"/>
-    <cs:fillRef idx="0"/>
-    <cs:effectRef idx="0"/>
-    <cs:fontRef idx="minor">
-      <a:schemeClr val="dk1">
-        <a:lumMod val="65000"/>
-        <a:lumOff val="35000"/>
-      </a:schemeClr>
-    </cs:fontRef>
-    <cs:spPr>
-      <a:solidFill>
-        <a:schemeClr val="lt1"/>
-      </a:solidFill>
-      <a:ln>
-        <a:solidFill>
-          <a:schemeClr val="dk1">
-            <a:lumMod val="25000"/>
-            <a:lumOff val="75000"/>
-          </a:schemeClr>
-        </a:solidFill>
-      </a:ln>
-    </cs:spPr>
-    <cs:defRPr sz="900" kern="1200"/>
-    <cs:bodyPr rot="0" spcFirstLastPara="1" vertOverflow="clip" horzOverflow="clip" vert="horz" wrap="square" lIns="36576" tIns="18288" rIns="36576" bIns="18288" anchor="ctr" anchorCtr="1">
-      <a:spAutoFit/>
-    </cs:bodyPr>
-  </cs:dataLabelCallout>
-  <cs:dataPoint>
-    <cs:lnRef idx="0"/>
-    <cs:fillRef idx="1">
-      <cs:styleClr val="auto"/>
-    </cs:fillRef>
-    <cs:effectRef idx="0"/>
-    <cs:fontRef idx="minor">
-      <a:schemeClr val="tx1"/>
-    </cs:fontRef>
-  </cs:dataPoint>
-  <cs:dataPoint3D>
-    <cs:lnRef idx="0"/>
-    <cs:fillRef idx="1">
-      <cs:styleClr val="auto"/>
-    </cs:fillRef>
-    <cs:effectRef idx="0"/>
-    <cs:fontRef idx="minor">
-      <a:schemeClr val="tx1"/>
-    </cs:fontRef>
-  </cs:dataPoint3D>
-  <cs:dataPointLine>
-    <cs:lnRef idx="0">
-      <cs:styleClr val="auto"/>
-    </cs:lnRef>
-    <cs:fillRef idx="1"/>
-    <cs:effectRef idx="0"/>
-    <cs:fontRef idx="minor">
-      <a:schemeClr val="tx1"/>
-    </cs:fontRef>
-    <cs:spPr>
-      <a:ln w="28575" cap="rnd">
-        <a:solidFill>
-          <a:schemeClr val="phClr"/>
-        </a:solidFill>
-        <a:round/>
-      </a:ln>
-    </cs:spPr>
-  </cs:dataPointLine>
-  <cs:dataPointMarker>
-    <cs:lnRef idx="0">
-      <cs:styleClr val="auto"/>
-    </cs:lnRef>
-    <cs:fillRef idx="1">
-      <cs:styleClr val="auto"/>
-    </cs:fillRef>
-    <cs:effectRef idx="0"/>
-    <cs:fontRef idx="minor">
-      <a:schemeClr val="tx1"/>
-    </cs:fontRef>
-    <cs:spPr>
-      <a:ln w="9525">
-        <a:solidFill>
-          <a:schemeClr val="phClr"/>
-        </a:solidFill>
-      </a:ln>
-    </cs:spPr>
-  </cs:dataPointMarker>
-  <cs:dataPointMarkerLayout symbol="circle" size="5"/>
-  <cs:dataPointWireframe>
-    <cs:lnRef idx="0">
-      <cs:styleClr val="auto"/>
-    </cs:lnRef>
-    <cs:fillRef idx="1"/>
-    <cs:effectRef idx="0"/>
-    <cs:fontRef idx="minor">
-      <a:schemeClr val="tx1"/>
-    </cs:fontRef>
-    <cs:spPr>
-      <a:ln w="9525" cap="rnd">
-        <a:solidFill>
-          <a:schemeClr val="phClr"/>
-        </a:solidFill>
-        <a:round/>
-      </a:ln>
-    </cs:spPr>
-  </cs:dataPointWireframe>
-  <cs:dataTable>
-    <cs:lnRef idx="0"/>
-    <cs:fillRef idx="0"/>
-    <cs:effectRef idx="0"/>
-    <cs:fontRef idx="minor">
-      <a:schemeClr val="tx1">
-        <a:lumMod val="65000"/>
-        <a:lumOff val="35000"/>
-      </a:schemeClr>
-    </cs:fontRef>
-    <cs:spPr>
-      <a:noFill/>
-      <a:ln w="9525" cap="flat" cmpd="sng" algn="ctr">
-        <a:solidFill>
-          <a:schemeClr val="tx1">
-            <a:lumMod val="15000"/>
-            <a:lumOff val="85000"/>
-          </a:schemeClr>
-        </a:solidFill>
-        <a:round/>
-      </a:ln>
-    </cs:spPr>
-    <cs:defRPr sz="900" kern="1200"/>
-  </cs:dataTable>
-  <cs:downBar>
-    <cs:lnRef idx="0"/>
-    <cs:fillRef idx="0"/>
-    <cs:effectRef idx="0"/>
-    <cs:fontRef idx="minor">
-      <a:schemeClr val="tx1"/>
-    </cs:fontRef>
-    <cs:spPr>
-      <a:solidFill>
-        <a:schemeClr val="dk1">
-          <a:lumMod val="75000"/>
-          <a:lumOff val="25000"/>
-        </a:schemeClr>
-      </a:solidFill>
-      <a:ln w="9525" cap="flat" cmpd="sng" algn="ctr">
-        <a:solidFill>
-          <a:schemeClr val="tx1">
-            <a:lumMod val="65000"/>
-            <a:lumOff val="35000"/>
-          </a:schemeClr>
-        </a:solidFill>
-        <a:round/>
-      </a:ln>
-    </cs:spPr>
-  </cs:downBar>
-  <cs:dropLine>
-    <cs:lnRef idx="0"/>
-    <cs:fillRef idx="0"/>
-    <cs:effectRef idx="0"/>
-    <cs:fontRef idx="minor">
-      <a:schemeClr val="tx1"/>
-    </cs:fontRef>
-    <cs:spPr>
-      <a:ln w="9525" cap="flat" cmpd="sng" algn="ctr">
-        <a:solidFill>
-          <a:schemeClr val="tx1">
-            <a:lumMod val="35000"/>
-            <a:lumOff val="65000"/>
-          </a:schemeClr>
-        </a:solidFill>
-        <a:round/>
-      </a:ln>
-    </cs:spPr>
-  </cs:dropLine>
-  <cs:errorBar>
-    <cs:lnRef idx="0"/>
-    <cs:fillRef idx="0"/>
-    <cs:effectRef idx="0"/>
-    <cs:fontRef idx="minor">
-      <a:schemeClr val="tx1"/>
-    </cs:fontRef>
-    <cs:spPr>
-      <a:ln w="9525" cap="flat" cmpd="sng" algn="ctr">
-        <a:solidFill>
-          <a:schemeClr val="tx1">
-            <a:lumMod val="65000"/>
-            <a:lumOff val="35000"/>
-          </a:schemeClr>
-        </a:solidFill>
-        <a:round/>
-      </a:ln>
-    </cs:spPr>
-  </cs:errorBar>
-  <cs:floor>
-    <cs:lnRef idx="0"/>
-    <cs:fillRef idx="0"/>
-    <cs:effectRef idx="0"/>
-    <cs:fontRef idx="minor">
-      <a:schemeClr val="tx1"/>
-    </cs:fontRef>
-    <cs:spPr>
-      <a:noFill/>
-      <a:ln>
-        <a:noFill/>
-      </a:ln>
-    </cs:spPr>
-  </cs:floor>
-  <cs:gridlineMajor>
-    <cs:lnRef idx="0"/>
-    <cs:fillRef idx="0"/>
-    <cs:effectRef idx="0"/>
-    <cs:fontRef idx="minor">
-      <a:schemeClr val="tx1"/>
-    </cs:fontRef>
-    <cs:spPr>
-      <a:ln w="9525" cap="flat" cmpd="sng" algn="ctr">
-        <a:solidFill>
-          <a:schemeClr val="tx1">
-            <a:lumMod val="15000"/>
-            <a:lumOff val="85000"/>
-          </a:schemeClr>
-        </a:solidFill>
-        <a:round/>
-      </a:ln>
-    </cs:spPr>
-  </cs:gridlineMajor>
-  <cs:gridlineMinor>
-    <cs:lnRef idx="0"/>
-    <cs:fillRef idx="0"/>
-    <cs:effectRef idx="0"/>
-    <cs:fontRef idx="minor">
-      <a:schemeClr val="tx1"/>
-    </cs:fontRef>
-    <cs:spPr>
-      <a:ln w="9525" cap="flat" cmpd="sng" algn="ctr">
-        <a:solidFill>
-          <a:schemeClr val="tx1">
-            <a:lumMod val="5000"/>
-            <a:lumOff val="95000"/>
-          </a:schemeClr>
-        </a:solidFill>
-        <a:round/>
-      </a:ln>
-    </cs:spPr>
-  </cs:gridlineMinor>
-  <cs:hiLoLine>
-    <cs:lnRef idx="0"/>
-    <cs:fillRef idx="0"/>
-    <cs:effectRef idx="0"/>
-    <cs:fontRef idx="minor">
-      <a:schemeClr val="tx1"/>
-    </cs:fontRef>
-    <cs:spPr>
-      <a:ln w="9525" cap="flat" cmpd="sng" algn="ctr">
-        <a:solidFill>
-          <a:schemeClr val="tx1">
-            <a:lumMod val="50000"/>
-            <a:lumOff val="50000"/>
-          </a:schemeClr>
-        </a:solidFill>
-        <a:round/>
-      </a:ln>
-    </cs:spPr>
-  </cs:hiLoLine>
-  <cs:leaderLine>
-    <cs:lnRef idx="0"/>
-    <cs:fillRef idx="0"/>
-    <cs:effectRef idx="0"/>
-    <cs:fontRef idx="minor">
-      <a:schemeClr val="tx1"/>
-    </cs:fontRef>
-    <cs:spPr>
-      <a:ln w="9525" cap="flat" cmpd="sng" algn="ctr">
-        <a:solidFill>
-          <a:schemeClr val="tx1">
-            <a:lumMod val="35000"/>
-            <a:lumOff val="65000"/>
-          </a:schemeClr>
-        </a:solidFill>
-        <a:round/>
-      </a:ln>
-    </cs:spPr>
-  </cs:leaderLine>
-  <cs:legend>
-    <cs:lnRef idx="0"/>
-    <cs:fillRef idx="0"/>
-    <cs:effectRef idx="0"/>
-    <cs:fontRef idx="minor">
-      <a:schemeClr val="tx1">
-        <a:lumMod val="65000"/>
-        <a:lumOff val="35000"/>
-      </a:schemeClr>
-    </cs:fontRef>
-    <cs:defRPr sz="900" kern="1200"/>
-  </cs:legend>
-  <cs:plotArea mods="allowNoFillOverride allowNoLineOverride">
-    <cs:lnRef idx="0"/>
-    <cs:fillRef idx="0"/>
-    <cs:effectRef idx="0"/>
-    <cs:fontRef idx="minor">
-      <a:schemeClr val="tx1"/>
-    </cs:fontRef>
-  </cs:plotArea>
-  <cs:plotArea3D mods="allowNoFillOverride allowNoLineOverride">
-    <cs:lnRef idx="0"/>
-    <cs:fillRef idx="0"/>
-    <cs:effectRef idx="0"/>
-    <cs:fontRef idx="minor">
-      <a:schemeClr val="tx1"/>
-    </cs:fontRef>
-  </cs:plotArea3D>
-  <cs:seriesAxis>
-    <cs:lnRef idx="0"/>
-    <cs:fillRef idx="0"/>
-    <cs:effectRef idx="0"/>
-    <cs:fontRef idx="minor">
-      <a:schemeClr val="tx1">
-        <a:lumMod val="65000"/>
-        <a:lumOff val="35000"/>
-      </a:schemeClr>
-    </cs:fontRef>
-    <cs:defRPr sz="900" kern="1200"/>
-  </cs:seriesAxis>
-  <cs:seriesLine>
-    <cs:lnRef idx="0"/>
-    <cs:fillRef idx="0"/>
-    <cs:effectRef idx="0"/>
-    <cs:fontRef idx="minor">
-      <a:schemeClr val="tx1"/>
-    </cs:fontRef>
-    <cs:spPr>
-      <a:ln w="9525" cap="flat" cmpd="sng" algn="ctr">
-        <a:solidFill>
-          <a:schemeClr val="tx1">
-            <a:lumMod val="35000"/>
-            <a:lumOff val="65000"/>
-          </a:schemeClr>
-        </a:solidFill>
-        <a:round/>
-      </a:ln>
-    </cs:spPr>
-  </cs:seriesLine>
-  <cs:title>
-    <cs:lnRef idx="0"/>
-    <cs:fillRef idx="0"/>
-    <cs:effectRef idx="0"/>
-    <cs:fontRef idx="minor">
-      <a:schemeClr val="tx1">
-        <a:lumMod val="65000"/>
-        <a:lumOff val="35000"/>
-      </a:schemeClr>
-    </cs:fontRef>
-    <cs:defRPr sz="1400" b="0" kern="1200" spc="0" baseline="0"/>
-  </cs:title>
-  <cs:trendline>
-    <cs:lnRef idx="0">
-      <cs:styleClr val="auto"/>
-    </cs:lnRef>
-    <cs:fillRef idx="0"/>
-    <cs:effectRef idx="0"/>
-    <cs:fontRef idx="minor">
-      <a:schemeClr val="tx1"/>
-    </cs:fontRef>
-    <cs:spPr>
-      <a:ln w="19050" cap="rnd">
-        <a:solidFill>
-          <a:schemeClr val="phClr"/>
-        </a:solidFill>
-        <a:prstDash val="sysDot"/>
-      </a:ln>
-    </cs:spPr>
-  </cs:trendline>
-  <cs:trendlineLabel>
-    <cs:lnRef idx="0"/>
-    <cs:fillRef idx="0"/>
-    <cs:effectRef idx="0"/>
-    <cs:fontRef idx="minor">
-      <a:schemeClr val="tx1">
-        <a:lumMod val="65000"/>
-        <a:lumOff val="35000"/>
-      </a:schemeClr>
-    </cs:fontRef>
-    <cs:defRPr sz="900" kern="1200"/>
-  </cs:trendlineLabel>
-  <cs:upBar>
-    <cs:lnRef idx="0"/>
-    <cs:fillRef idx="0"/>
-    <cs:effectRef idx="0"/>
-    <cs:fontRef idx="minor">
-      <a:schemeClr val="tx1"/>
-    </cs:fontRef>
-    <cs:spPr>
-      <a:solidFill>
-        <a:schemeClr val="lt1"/>
-      </a:solidFill>
-      <a:ln w="9525" cap="flat" cmpd="sng" algn="ctr">
-        <a:solidFill>
-          <a:schemeClr val="tx1">
-            <a:lumMod val="65000"/>
-            <a:lumOff val="35000"/>
-          </a:schemeClr>
-        </a:solidFill>
-        <a:round/>
-      </a:ln>
-    </cs:spPr>
-  </cs:upBar>
-  <cs:valueAxis>
-    <cs:lnRef idx="0"/>
-    <cs:fillRef idx="0"/>
-    <cs:effectRef idx="0"/>
-    <cs:fontRef idx="minor">
-      <a:schemeClr val="tx1">
-        <a:lumMod val="65000"/>
-        <a:lumOff val="35000"/>
-      </a:schemeClr>
-    </cs:fontRef>
-    <cs:defRPr sz="900" kern="1200"/>
-  </cs:valueAxis>
-  <cs:wall>
-    <cs:lnRef idx="0"/>
-    <cs:fillRef idx="0"/>
-    <cs:effectRef idx="0"/>
-    <cs:fontRef idx="minor">
-      <a:schemeClr val="tx1"/>
-    </cs:fontRef>
-    <cs:spPr>
-      <a:noFill/>
-      <a:ln>
-        <a:noFill/>
-      </a:ln>
-    </cs:spPr>
-  </cs:wall>
-</cs:chartStyle>
 </file>
 
 <file path=word/theme/theme1.xml><?xml version="1.0" encoding="utf-8"?>
@@ -27140,7 +27336,7 @@
 </file>
 
 <file path=customXml/itemProps1.xml><?xml version="1.0" encoding="utf-8"?>
-<ds:datastoreItem xmlns:ds="http://schemas.openxmlformats.org/officeDocument/2006/customXml" ds:itemID="{461F203D-C0BC-4E27-8D30-FF9C47221370}">
+<ds:datastoreItem xmlns:ds="http://schemas.openxmlformats.org/officeDocument/2006/customXml" ds:itemID="{79EC4751-8E6C-40B4-97D1-C5E457A49E21}">
   <ds:schemaRefs>
     <ds:schemaRef ds:uri="http://schemas.openxmlformats.org/officeDocument/2006/bibliography"/>
   </ds:schemaRefs>
